--- a/internal_doc/03.开发设计/Story-操作统计信息查询.docx
+++ b/internal_doc/03.开发设计/Story-操作统计信息查询.docx
@@ -21,8 +21,8 @@
         <w:tblLook w:val="04A0" w:firstRow="1" w:lastRow="0" w:firstColumn="1" w:lastColumn="0" w:noHBand="0" w:noVBand="1"/>
       </w:tblPr>
       <w:tblGrid>
-        <w:gridCol w:w="2728"/>
-        <w:gridCol w:w="5437"/>
+        <w:gridCol w:w="2662"/>
+        <w:gridCol w:w="5277"/>
       </w:tblGrid>
       <w:tr>
         <w:tc>
@@ -369,11 +369,6 @@
       </w:r>
     </w:p>
     <w:p>
-      <w:pPr>
-        <w:rPr>
-          <w:rFonts w:hint="eastAsia"/>
-        </w:rPr>
-      </w:pPr>
       <w:r>
         <w:rPr>
           <w:rFonts w:hint="eastAsia"/>
@@ -417,8 +412,8 @@
       <w:tblGrid>
         <w:gridCol w:w="2361"/>
         <w:gridCol w:w="1133"/>
-        <w:gridCol w:w="753"/>
-        <w:gridCol w:w="4275"/>
+        <w:gridCol w:w="754"/>
+        <w:gridCol w:w="4274"/>
       </w:tblGrid>
       <w:tr>
         <w:tc>
@@ -523,7 +518,6 @@
           <w:p>
             <w:pPr>
               <w:rPr>
-                <w:rFonts w:hint="eastAsia"/>
                 <w:sz w:val="18"/>
                 <w:szCs w:val="18"/>
               </w:rPr>
@@ -545,7 +539,6 @@
           <w:p>
             <w:pPr>
               <w:rPr>
-                <w:rFonts w:hint="eastAsia"/>
                 <w:sz w:val="18"/>
                 <w:szCs w:val="18"/>
               </w:rPr>
@@ -566,7 +559,6 @@
           <w:p>
             <w:pPr>
               <w:rPr>
-                <w:rFonts w:hint="eastAsia"/>
                 <w:sz w:val="18"/>
                 <w:szCs w:val="18"/>
               </w:rPr>
@@ -678,7 +670,6 @@
           <w:p>
             <w:pPr>
               <w:rPr>
-                <w:rFonts w:hint="eastAsia"/>
                 <w:sz w:val="18"/>
                 <w:szCs w:val="18"/>
               </w:rPr>
@@ -1098,7 +1089,13 @@
         <w:rPr>
           <w:rFonts w:hint="eastAsia"/>
         </w:rPr>
-        <w:t>操作包括：</w:t>
+        <w:t>操作包括增删改各接口</w:t>
+      </w:r>
+      <w:r>
+        <w:rPr>
+          <w:rFonts w:hint="eastAsia"/>
+        </w:rPr>
+        <w:t>，在不涉及到事务的场景下：</w:t>
       </w:r>
     </w:p>
     <w:p>
@@ -1111,7 +1108,28 @@
         <w:ind w:firstLineChars="0"/>
       </w:pPr>
       <w:r>
-        <w:t>insert</w:t>
+        <w:t>I</w:t>
+      </w:r>
+      <w:r>
+        <w:t>nsert</w:t>
+      </w:r>
+      <w:r>
+        <w:rPr>
+          <w:rFonts w:hint="eastAsia"/>
+        </w:rPr>
+        <w:t>：只更改</w:t>
+      </w:r>
+      <w:r>
+        <w:rPr>
+          <w:rFonts w:hint="eastAsia"/>
+        </w:rPr>
+        <w:t xml:space="preserve"> nInserted </w:t>
+      </w:r>
+      <w:r>
+        <w:rPr>
+          <w:rFonts w:hint="eastAsia"/>
+        </w:rPr>
+        <w:t>的值，其值为成功插入的记录数</w:t>
       </w:r>
     </w:p>
     <w:p>
@@ -1126,6 +1144,30 @@
       <w:r>
         <w:t>bulk insert</w:t>
       </w:r>
+      <w:r>
+        <w:rPr>
+          <w:rFonts w:hint="eastAsia"/>
+        </w:rPr>
+        <w:t>：</w:t>
+      </w:r>
+      <w:r>
+        <w:rPr>
+          <w:rFonts w:hint="eastAsia"/>
+        </w:rPr>
+        <w:t>只更改</w:t>
+      </w:r>
+      <w:r>
+        <w:rPr>
+          <w:rFonts w:hint="eastAsia"/>
+        </w:rPr>
+        <w:t xml:space="preserve"> nInserted </w:t>
+      </w:r>
+      <w:r>
+        <w:rPr>
+          <w:rFonts w:hint="eastAsia"/>
+        </w:rPr>
+        <w:t>的值，其值为成功插入的记录数</w:t>
+      </w:r>
     </w:p>
     <w:p>
       <w:pPr>
@@ -1139,6 +1181,58 @@
       <w:r>
         <w:t>update</w:t>
       </w:r>
+      <w:r>
+        <w:rPr>
+          <w:rFonts w:hint="eastAsia"/>
+        </w:rPr>
+        <w:t>：更改</w:t>
+      </w:r>
+      <w:r>
+        <w:rPr>
+          <w:rFonts w:hint="eastAsia"/>
+        </w:rPr>
+        <w:t xml:space="preserve"> </w:t>
+      </w:r>
+      <w:r>
+        <w:t>n</w:t>
+      </w:r>
+      <w:r>
+        <w:rPr>
+          <w:rFonts w:hint="eastAsia"/>
+        </w:rPr>
+        <w:t>Matched</w:t>
+      </w:r>
+      <w:r>
+        <w:rPr>
+          <w:rFonts w:hint="eastAsia"/>
+        </w:rPr>
+        <w:t>，</w:t>
+      </w:r>
+      <w:r>
+        <w:rPr>
+          <w:rFonts w:hint="eastAsia"/>
+        </w:rPr>
+        <w:t xml:space="preserve">nModified </w:t>
+      </w:r>
+      <w:r>
+        <w:rPr>
+          <w:rFonts w:hint="eastAsia"/>
+        </w:rPr>
+        <w:t>两个字段</w:t>
+      </w:r>
+      <w:r>
+        <w:rPr>
+          <w:rFonts w:hint="eastAsia"/>
+        </w:rPr>
+        <w:t>，正常情况下其值均等于被更新</w:t>
+      </w:r>
+      <w:r>
+        <w:rPr>
+          <w:rFonts w:hint="eastAsia"/>
+        </w:rPr>
+        <w:lastRenderedPageBreak/>
+        <w:t>的记录数</w:t>
+      </w:r>
     </w:p>
     <w:p>
       <w:pPr>
@@ -1150,8 +1244,64 @@
         <w:ind w:firstLineChars="0"/>
       </w:pPr>
       <w:r>
-        <w:lastRenderedPageBreak/>
         <w:t>upsert</w:t>
+      </w:r>
+      <w:r>
+        <w:rPr>
+          <w:rFonts w:hint="eastAsia"/>
+        </w:rPr>
+        <w:t>：更改</w:t>
+      </w:r>
+      <w:r>
+        <w:rPr>
+          <w:rFonts w:hint="eastAsia"/>
+        </w:rPr>
+        <w:t xml:space="preserve"> </w:t>
+      </w:r>
+      <w:r>
+        <w:t>n</w:t>
+      </w:r>
+      <w:r>
+        <w:rPr>
+          <w:rFonts w:hint="eastAsia"/>
+        </w:rPr>
+        <w:t>Matched</w:t>
+      </w:r>
+      <w:r>
+        <w:rPr>
+          <w:rFonts w:hint="eastAsia"/>
+        </w:rPr>
+        <w:t>，</w:t>
+      </w:r>
+      <w:r>
+        <w:rPr>
+          <w:rFonts w:hint="eastAsia"/>
+        </w:rPr>
+        <w:t>nModified</w:t>
+      </w:r>
+      <w:r>
+        <w:rPr>
+          <w:rFonts w:hint="eastAsia"/>
+        </w:rPr>
+        <w:t>，</w:t>
+      </w:r>
+      <w:r>
+        <w:rPr>
+          <w:rFonts w:hint="eastAsia"/>
+        </w:rPr>
+        <w:t xml:space="preserve">nInserted </w:t>
+      </w:r>
+      <w:r>
+        <w:rPr>
+          <w:rFonts w:hint="eastAsia"/>
+        </w:rPr>
+        <w:t>三个字段</w:t>
+      </w:r>
+      <w:r>
+        <w:rPr>
+          <w:rFonts w:hint="eastAsia"/>
+        </w:rPr>
+        <w:t>，正常情况下，其值应分别等待更新或插入的记录数，或其总数</w:t>
       </w:r>
     </w:p>
     <w:p>
@@ -1166,6 +1316,24 @@
       <w:r>
         <w:t>delete</w:t>
       </w:r>
+      <w:r>
+        <w:rPr>
+          <w:rFonts w:hint="eastAsia"/>
+        </w:rPr>
+        <w:t>：更新</w:t>
+      </w:r>
+      <w:r>
+        <w:rPr>
+          <w:rFonts w:hint="eastAsia"/>
+        </w:rPr>
+        <w:t>nRemoved</w:t>
+      </w:r>
+      <w:r>
+        <w:rPr>
+          <w:rFonts w:hint="eastAsia"/>
+        </w:rPr>
+        <w:t>，其值等于实际被删除的记录数</w:t>
+      </w:r>
     </w:p>
     <w:p>
       <w:pPr>
@@ -1187,13 +1355,7 @@
         <w:rPr>
           <w:rFonts w:hint="eastAsia"/>
         </w:rPr>
-        <w:t>驱动提供</w:t>
-      </w:r>
-      <w:r>
-        <w:rPr>
-          <w:rFonts w:hint="eastAsia"/>
-        </w:rPr>
-        <w:t>接口</w:t>
+        <w:t>驱动提供接口</w:t>
       </w:r>
       <w:r>
         <w:rPr>
@@ -1298,9 +1460,6 @@
     <w:p>
       <w:pPr>
         <w:ind w:left="420"/>
-        <w:rPr>
-          <w:rFonts w:hint="eastAsia"/>
-        </w:rPr>
       </w:pPr>
       <w:r>
         <w:rPr>
@@ -1362,11 +1521,6 @@
       </w:r>
     </w:p>
     <w:p>
-      <w:pPr>
-        <w:rPr>
-          <w:rFonts w:hint="eastAsia"/>
-        </w:rPr>
-      </w:pPr>
       <w:r>
         <w:tab/>
         <w:t>getLastStatistic()</w:t>
@@ -1431,9 +1585,6 @@
           <w:numId w:val="25"/>
         </w:numPr>
         <w:ind w:firstLineChars="0"/>
-        <w:rPr>
-          <w:rFonts w:hint="eastAsia"/>
-        </w:rPr>
       </w:pPr>
       <w:r>
         <w:rPr>
@@ -1525,11 +1676,6 @@
       </w:r>
     </w:p>
     <w:p>
-      <w:pPr>
-        <w:rPr>
-          <w:rFonts w:hint="eastAsia"/>
-        </w:rPr>
-      </w:pPr>
       <w:r>
         <w:rPr>
           <w:rFonts w:hint="eastAsia"/>
@@ -1561,6 +1707,7 @@
         <w:rPr>
           <w:rFonts w:hint="eastAsia"/>
         </w:rPr>
+        <w:lastRenderedPageBreak/>
         <w:t>关键设计</w:t>
       </w:r>
     </w:p>
@@ -1636,7 +1783,6 @@
         <w:rPr>
           <w:rFonts w:hint="eastAsia"/>
         </w:rPr>
-        <w:lastRenderedPageBreak/>
         <w:t>除应答消息头外，还包含除加的数据（</w:t>
       </w:r>
       <w:r>
@@ -1839,9 +1985,6 @@
     <w:p>
       <w:pPr>
         <w:jc w:val="center"/>
-        <w:rPr>
-          <w:rFonts w:hint="eastAsia"/>
-        </w:rPr>
       </w:pPr>
       <w:r>
         <w:rPr>
@@ -1897,13 +2040,7 @@
         <w:t>：</w:t>
       </w:r>
     </w:p>
-    <w:p>
-      <w:pPr>
-        <w:rPr>
-          <w:rFonts w:hint="eastAsia"/>
-        </w:rPr>
-      </w:pPr>
-    </w:p>
+    <w:p/>
     <w:p>
       <w:pPr>
         <w:jc w:val="center"/>
@@ -1996,9 +2133,6 @@
     <w:p>
       <w:pPr>
         <w:pStyle w:val="5"/>
-        <w:rPr>
-          <w:rFonts w:hint="eastAsia"/>
-        </w:rPr>
       </w:pPr>
       <w:r>
         <w:rPr>
@@ -2012,136 +2146,226 @@
         <w:rPr>
           <w:rFonts w:hint="eastAsia"/>
         </w:rPr>
-        <w:t>数据节点上对于记录的写操作，成功的情况下，</w:t>
-      </w:r>
-      <w:r>
-        <w:rPr>
-          <w:rFonts w:hint="eastAsia"/>
-        </w:rPr>
-        <w:t>除应答消息头外，额外信息，在出错的情况下一般也是如此。</w:t>
+        <w:t>当前在数据节点上，已经有若干个级别的统计信息监控，包括</w:t>
+      </w:r>
+      <w:r>
+        <w:rPr>
+          <w:rFonts w:hint="eastAsia"/>
+        </w:rPr>
+        <w:t xml:space="preserve"> DB </w:t>
+      </w:r>
+      <w:r>
+        <w:rPr>
+          <w:rFonts w:hint="eastAsia"/>
+        </w:rPr>
+        <w:t>级（</w:t>
+      </w:r>
+      <w:r>
+        <w:rPr>
+          <w:rFonts w:hint="eastAsia"/>
+        </w:rPr>
+        <w:t>monDBCB</w:t>
+      </w:r>
+      <w:r>
+        <w:rPr>
+          <w:rFonts w:hint="eastAsia"/>
+        </w:rPr>
+        <w:t>）、会话级（</w:t>
+      </w:r>
+      <w:r>
+        <w:rPr>
+          <w:rFonts w:hint="eastAsia"/>
+        </w:rPr>
+        <w:t>monAppCB</w:t>
+      </w:r>
+      <w:r>
+        <w:rPr>
+          <w:rFonts w:hint="eastAsia"/>
+        </w:rPr>
+        <w:t>）、上下文级（</w:t>
+      </w:r>
+      <w:r>
+        <w:rPr>
+          <w:rFonts w:hint="eastAsia"/>
+        </w:rPr>
+        <w:t>monContextCB</w:t>
+      </w:r>
+      <w:r>
+        <w:rPr>
+          <w:rFonts w:hint="eastAsia"/>
+        </w:rPr>
+        <w:t>）等。</w:t>
+      </w:r>
+      <w:r>
+        <w:rPr>
+          <w:rFonts w:hint="eastAsia"/>
+        </w:rPr>
+        <w:t>为了能返回操作统计信息，</w:t>
+      </w:r>
+      <w:r>
+        <w:rPr>
+          <w:rFonts w:hint="eastAsia"/>
+        </w:rPr>
+        <w:t>在数据节点上</w:t>
+      </w:r>
+      <w:r>
+        <w:rPr>
+          <w:rFonts w:hint="eastAsia"/>
+        </w:rPr>
+        <w:t>需要增加一个操作级别的监控，用来统计记录变更信息。</w:t>
+      </w:r>
+      <w:r>
+        <w:rPr>
+          <w:rFonts w:hint="eastAsia"/>
+        </w:rPr>
+        <w:t>由于涉及到的写操作均可能作用于多条记录，而对多条记录的处理逻辑是在</w:t>
+      </w:r>
+      <w:r>
+        <w:rPr>
+          <w:rFonts w:hint="eastAsia"/>
+        </w:rPr>
+        <w:t xml:space="preserve"> rtn </w:t>
+      </w:r>
+      <w:r>
+        <w:rPr>
+          <w:rFonts w:hint="eastAsia"/>
+        </w:rPr>
+        <w:t>层对各记录逐个调用</w:t>
+      </w:r>
+      <w:r>
+        <w:rPr>
+          <w:rFonts w:hint="eastAsia"/>
+        </w:rPr>
+        <w:t xml:space="preserve"> dms </w:t>
+      </w:r>
+      <w:r>
+        <w:rPr>
+          <w:rFonts w:hint="eastAsia"/>
+        </w:rPr>
+        <w:t>层的</w:t>
+      </w:r>
+      <w:r>
+        <w:rPr>
+          <w:rFonts w:hint="eastAsia"/>
+        </w:rPr>
+        <w:t>接口来完成的，因此，直接在</w:t>
+      </w:r>
+      <w:r>
+        <w:rPr>
+          <w:rFonts w:hint="eastAsia"/>
+        </w:rPr>
+        <w:t xml:space="preserve"> rtn </w:t>
+      </w:r>
+      <w:r>
+        <w:rPr>
+          <w:rFonts w:hint="eastAsia"/>
+        </w:rPr>
+        <w:t>层的这部分逻辑中，根据</w:t>
+      </w:r>
+      <w:r>
+        <w:rPr>
+          <w:rFonts w:hint="eastAsia"/>
+        </w:rPr>
+        <w:t xml:space="preserve"> dms </w:t>
+      </w:r>
+      <w:r>
+        <w:rPr>
+          <w:rFonts w:hint="eastAsia"/>
+        </w:rPr>
+        <w:t>层的操作结果进行统计。</w:t>
       </w:r>
     </w:p>
     <w:p>
-      <w:r>
-        <w:rPr>
-          <w:rFonts w:hint="eastAsia"/>
-        </w:rPr>
-        <w:t>为了能返回操作统计信息，</w:t>
-      </w:r>
-      <w:r>
-        <w:rPr>
-          <w:rFonts w:hint="eastAsia"/>
-        </w:rPr>
-        <w:t>在数据节点上</w:t>
-      </w:r>
-      <w:r>
-        <w:rPr>
-          <w:rFonts w:hint="eastAsia"/>
-        </w:rPr>
-        <w:t>需要增加一个操作级别的监控，用来统计记录变更信息。</w:t>
+      <w:pPr>
+        <w:pStyle w:val="aa"/>
+        <w:numPr>
+          <w:ilvl w:val="0"/>
+          <w:numId w:val="26"/>
+        </w:numPr>
+        <w:ind w:firstLineChars="0"/>
+      </w:pPr>
+      <w:r>
+        <w:rPr>
+          <w:rFonts w:hint="eastAsia"/>
+        </w:rPr>
+        <w:t>当</w:t>
+      </w:r>
+      <w:r>
+        <w:rPr>
+          <w:rFonts w:hint="eastAsia"/>
+        </w:rPr>
+        <w:t xml:space="preserve"> dms </w:t>
+      </w:r>
+      <w:r>
+        <w:rPr>
+          <w:rFonts w:hint="eastAsia"/>
+        </w:rPr>
+        <w:t>层的接口返回成功时，递增对应的统计值</w:t>
       </w:r>
     </w:p>
     <w:p>
-      <w:r>
-        <w:rPr>
-          <w:rFonts w:hint="eastAsia"/>
-        </w:rPr>
-        <w:t>当前在数据节点上，已经有若干个级别的</w:t>
-      </w:r>
-      <w:r>
-        <w:rPr>
-          <w:rFonts w:hint="eastAsia"/>
-        </w:rPr>
-        <w:t>统计信息监控，包括</w:t>
-      </w:r>
-      <w:r>
-        <w:rPr>
-          <w:rFonts w:hint="eastAsia"/>
-        </w:rPr>
-        <w:t xml:space="preserve"> DB </w:t>
-      </w:r>
-      <w:r>
-        <w:rPr>
-          <w:rFonts w:hint="eastAsia"/>
-        </w:rPr>
-        <w:t>级</w:t>
-      </w:r>
-      <w:r>
-        <w:rPr>
-          <w:rFonts w:hint="eastAsia"/>
-        </w:rPr>
-        <w:t>（</w:t>
-      </w:r>
-      <w:r>
-        <w:rPr>
-          <w:rFonts w:hint="eastAsia"/>
-        </w:rPr>
-        <w:t>monDBCB</w:t>
-      </w:r>
-      <w:r>
-        <w:rPr>
-          <w:rFonts w:hint="eastAsia"/>
-        </w:rPr>
-        <w:t>）</w:t>
-      </w:r>
-      <w:r>
-        <w:rPr>
-          <w:rFonts w:hint="eastAsia"/>
-        </w:rPr>
-        <w:t>和会话级</w:t>
-      </w:r>
-      <w:r>
-        <w:rPr>
-          <w:rFonts w:hint="eastAsia"/>
-        </w:rPr>
-        <w:t>（</w:t>
-      </w:r>
-      <w:r>
-        <w:rPr>
-          <w:rFonts w:hint="eastAsia"/>
-        </w:rPr>
-        <w:t>monAppCB</w:t>
-      </w:r>
-      <w:r>
-        <w:rPr>
-          <w:rFonts w:hint="eastAsia"/>
-        </w:rPr>
-        <w:t>）</w:t>
-      </w:r>
-      <w:r>
-        <w:rPr>
-          <w:rFonts w:hint="eastAsia"/>
-        </w:rPr>
-        <w:t>的</w:t>
-      </w:r>
-      <w:r>
-        <w:rPr>
-          <w:rFonts w:hint="eastAsia"/>
-        </w:rPr>
-        <w:t>。</w:t>
+      <w:pPr>
+        <w:pStyle w:val="aa"/>
+        <w:numPr>
+          <w:ilvl w:val="0"/>
+          <w:numId w:val="26"/>
+        </w:numPr>
+        <w:ind w:firstLineChars="0"/>
+        <w:rPr>
+          <w:rFonts w:hint="eastAsia"/>
+        </w:rPr>
+      </w:pPr>
+      <w:r>
+        <w:rPr>
+          <w:rFonts w:hint="eastAsia"/>
+        </w:rPr>
+        <w:t>当</w:t>
+      </w:r>
+      <w:r>
+        <w:rPr>
+          <w:rFonts w:hint="eastAsia"/>
+        </w:rPr>
+        <w:t xml:space="preserve"> </w:t>
+      </w:r>
+      <w:r>
+        <w:t xml:space="preserve">dms </w:t>
+      </w:r>
+      <w:r>
+        <w:rPr>
+          <w:rFonts w:hint="eastAsia"/>
+        </w:rPr>
+        <w:t>层的接口返回失败时，统计值不变</w:t>
       </w:r>
     </w:p>
     <w:p>
-      <w:r>
-        <w:t>monAppCB</w:t>
-      </w:r>
-      <w:r>
-        <w:rPr>
-          <w:rFonts w:hint="eastAsia"/>
-        </w:rPr>
-        <w:t>当前是挂在</w:t>
-      </w:r>
-      <w:r>
-        <w:rPr>
-          <w:rFonts w:hint="eastAsia"/>
-        </w:rPr>
-        <w:t xml:space="preserve"> eduCB</w:t>
-      </w:r>
-      <w:r>
-        <w:rPr>
-          <w:rFonts w:hint="eastAsia"/>
-        </w:rPr>
-        <w:t>上</w:t>
+      <w:pPr>
+        <w:rPr>
+          <w:rFonts w:hint="eastAsia"/>
+        </w:rPr>
+      </w:pPr>
+      <w:r>
+        <w:rPr>
+          <w:rFonts w:hint="eastAsia"/>
+        </w:rPr>
+        <w:t>需要指出的是，</w:t>
+      </w:r>
+      <w:r>
+        <w:rPr>
+          <w:rFonts w:hint="eastAsia"/>
+        </w:rPr>
+        <w:t>在</w:t>
+      </w:r>
+      <w:r>
+        <w:rPr>
+          <w:rFonts w:hint="eastAsia"/>
+        </w:rPr>
+        <w:t>有事务</w:t>
+      </w:r>
+      <w:r>
+        <w:rPr>
+          <w:rFonts w:hint="eastAsia"/>
+        </w:rPr>
+        <w:t>的情况下</w:t>
       </w:r>
       <w:r>
         <w:rPr>
@@ -2153,25 +2377,56 @@
         <w:rPr>
           <w:rFonts w:hint="eastAsia"/>
         </w:rPr>
-        <w:t>为了获取一次操作的数据变更信息，只需要使用操作前后的会话级监控信息作差值即可。</w:t>
-      </w:r>
-      <w:r>
-        <w:rPr>
-          <w:rFonts w:hint="eastAsia"/>
-        </w:rPr>
-        <w:t>由于在出错的情况下也需要返回错误信息，在数据节点上需要增加一个操作状态，将统计信息及错误信息以两个独立</w:t>
-      </w:r>
-      <w:r>
-        <w:rPr>
-          <w:rFonts w:hint="eastAsia"/>
-        </w:rPr>
-        <w:t xml:space="preserve"> BSON </w:t>
-      </w:r>
-      <w:r>
-        <w:rPr>
-          <w:rFonts w:hint="eastAsia"/>
-        </w:rPr>
-        <w:t>结构整合到其中。</w:t>
+        <w:t>如果操作</w:t>
+      </w:r>
+      <w:r>
+        <w:rPr>
+          <w:rFonts w:hint="eastAsia"/>
+        </w:rPr>
+        <w:t>失败，</w:t>
+      </w:r>
+      <w:r>
+        <w:rPr>
+          <w:rFonts w:hint="eastAsia"/>
+        </w:rPr>
+        <w:t>将会</w:t>
+      </w:r>
+      <w:r>
+        <w:rPr>
+          <w:rFonts w:hint="eastAsia"/>
+        </w:rPr>
+        <w:t>导致事务回滚</w:t>
+      </w:r>
+      <w:r>
+        <w:rPr>
+          <w:rFonts w:hint="eastAsia"/>
+        </w:rPr>
+        <w:t>，回滚过程中可能涉及到非本次操作的数据变更</w:t>
+      </w:r>
+      <w:r>
+        <w:rPr>
+          <w:rFonts w:hint="eastAsia"/>
+        </w:rPr>
+        <w:t>，如将本事务中之前插入的数据删除</w:t>
+      </w:r>
+      <w:r>
+        <w:rPr>
+          <w:rFonts w:hint="eastAsia"/>
+        </w:rPr>
+        <w:t>。</w:t>
+      </w:r>
+      <w:r>
+        <w:rPr>
+          <w:rFonts w:hint="eastAsia"/>
+        </w:rPr>
+        <w:t>这些数据将会统</w:t>
+      </w:r>
+      <w:r>
+        <w:rPr>
+          <w:rFonts w:hint="eastAsia"/>
+        </w:rPr>
+        <w:lastRenderedPageBreak/>
+        <w:t>计到本次操作的统计信息中。</w:t>
       </w:r>
     </w:p>
     <w:p>
@@ -2202,13 +2457,43 @@
         <w:rPr>
           <w:rFonts w:hint="eastAsia"/>
         </w:rPr>
-        <w:t>在操作应答消息发送完成后，统计信息即可销毁。因此</w:t>
-      </w:r>
-      <w:r>
-        <w:rPr>
-          <w:rFonts w:hint="eastAsia"/>
-        </w:rPr>
-        <w:t>，将操作信息保存在会话结构上，每次操作之前对</w:t>
+        <w:t>在操作应答消息发送完成后，统计信息即可销毁。在各个会话线程中，它们是独立的。为了方便对统计信息的访问（写入值及框架发送时的读取），</w:t>
+      </w:r>
+      <w:r>
+        <w:rPr>
+          <w:rFonts w:hint="eastAsia"/>
+        </w:rPr>
+        <w:t>将操作信息</w:t>
+      </w:r>
+      <w:r>
+        <w:rPr>
+          <w:rFonts w:hint="eastAsia"/>
+        </w:rPr>
+        <w:t>对象</w:t>
+      </w:r>
+      <w:r>
+        <w:rPr>
+          <w:rFonts w:hint="eastAsia"/>
+        </w:rPr>
+        <w:t>保存在</w:t>
+      </w:r>
+      <w:r>
+        <w:rPr>
+          <w:rFonts w:hint="eastAsia"/>
+        </w:rPr>
+        <w:t>线程控制块</w:t>
+      </w:r>
+      <w:r>
+        <w:rPr>
+          <w:rFonts w:hint="eastAsia"/>
+        </w:rPr>
+        <w:t>上。</w:t>
+      </w:r>
+      <w:r>
+        <w:rPr>
+          <w:rFonts w:hint="eastAsia"/>
+        </w:rPr>
+        <w:t>每次操作之前对</w:t>
       </w:r>
       <w:r>
         <w:rPr>
@@ -2233,197 +2518,173 @@
           <w:rFonts w:hint="eastAsia"/>
         </w:rPr>
         <w:t>。</w:t>
+      </w:r>
+    </w:p>
+    <w:p/>
+    <w:p>
+      <w:pPr>
+        <w:pStyle w:val="5"/>
+      </w:pPr>
+      <w:r>
+        <w:rPr>
+          <w:rFonts w:hint="eastAsia"/>
+        </w:rPr>
+        <w:t>信息发送</w:t>
       </w:r>
     </w:p>
     <w:p>
-      <w:pPr>
-        <w:rPr>
-          <w:rFonts w:hint="eastAsia"/>
-        </w:rPr>
-      </w:pPr>
+      <w:r>
+        <w:rPr>
+          <w:rFonts w:hint="eastAsia"/>
+        </w:rPr>
+        <w:t>当前的消息应答框架中，已经具备了在应答中携带数据的能力，只需要操作给它提供应答数据即可。</w:t>
+      </w:r>
+      <w:r>
+        <w:rPr>
+          <w:rFonts w:hint="eastAsia"/>
+        </w:rPr>
+        <w:t>框架以一个</w:t>
+      </w:r>
+      <w:r>
+        <w:rPr>
+          <w:rFonts w:hint="eastAsia"/>
+        </w:rPr>
+        <w:t xml:space="preserve"> context buffer</w:t>
+      </w:r>
+      <w:r>
+        <w:rPr>
+          <w:rFonts w:hint="eastAsia"/>
+        </w:rPr>
+        <w:t>来引用数据，因此，将统计信息以</w:t>
+      </w:r>
+      <w:r>
+        <w:rPr>
+          <w:rFonts w:hint="eastAsia"/>
+        </w:rPr>
+        <w:t xml:space="preserve"> BSON </w:t>
+      </w:r>
+      <w:r>
+        <w:rPr>
+          <w:rFonts w:hint="eastAsia"/>
+        </w:rPr>
+        <w:t>对象的结构准备好，然后使用这个</w:t>
+      </w:r>
+      <w:r>
+        <w:rPr>
+          <w:rFonts w:hint="eastAsia"/>
+        </w:rPr>
+        <w:t xml:space="preserve"> context </w:t>
+      </w:r>
+      <w:r>
+        <w:t xml:space="preserve">buffer </w:t>
+      </w:r>
+      <w:r>
+        <w:rPr>
+          <w:rFonts w:hint="eastAsia"/>
+        </w:rPr>
+        <w:t>引用即可。</w:t>
+      </w:r>
     </w:p>
     <w:p>
       <w:pPr>
-        <w:pStyle w:val="5"/>
-        <w:rPr>
-          <w:rFonts w:hint="eastAsia"/>
-        </w:rPr>
-      </w:pPr>
-      <w:r>
-        <w:rPr>
-          <w:rFonts w:hint="eastAsia"/>
-        </w:rPr>
-        <w:t>信息发送</w:t>
+        <w:pStyle w:val="4"/>
+      </w:pPr>
+      <w:r>
+        <w:rPr>
+          <w:rFonts w:hint="eastAsia"/>
+        </w:rPr>
+        <w:t>协调节点上的信息</w:t>
+      </w:r>
+      <w:r>
+        <w:rPr>
+          <w:rFonts w:hint="eastAsia"/>
+        </w:rPr>
+        <w:t>聚合</w:t>
       </w:r>
     </w:p>
     <w:p>
-      <w:pPr>
-        <w:rPr>
-          <w:rFonts w:hint="eastAsia"/>
-        </w:rPr>
-      </w:pPr>
-      <w:r>
-        <w:rPr>
-          <w:rFonts w:hint="eastAsia"/>
-        </w:rPr>
-        <w:t>当前的消息应答框架中，已经具备了在应答中携带数据的能力，只需要操作给它提供应</w:t>
-      </w:r>
-      <w:r>
-        <w:rPr>
-          <w:rFonts w:hint="eastAsia"/>
-        </w:rPr>
-        <w:lastRenderedPageBreak/>
-        <w:t>答数据即可。</w:t>
-      </w:r>
-      <w:r>
-        <w:rPr>
-          <w:rFonts w:hint="eastAsia"/>
-        </w:rPr>
-        <w:t>框架以一个</w:t>
-      </w:r>
-      <w:r>
-        <w:rPr>
-          <w:rFonts w:hint="eastAsia"/>
-        </w:rPr>
-        <w:t xml:space="preserve"> context buffer</w:t>
-      </w:r>
-      <w:r>
-        <w:rPr>
-          <w:rFonts w:hint="eastAsia"/>
-        </w:rPr>
-        <w:t>来引用数据，因此，将统计信息以</w:t>
-      </w:r>
-      <w:r>
-        <w:rPr>
-          <w:rFonts w:hint="eastAsia"/>
-        </w:rPr>
-        <w:t xml:space="preserve"> BSON </w:t>
-      </w:r>
-      <w:r>
-        <w:rPr>
-          <w:rFonts w:hint="eastAsia"/>
-        </w:rPr>
-        <w:t>对象的结构准备好，然后使用这个</w:t>
-      </w:r>
-      <w:r>
-        <w:rPr>
-          <w:rFonts w:hint="eastAsia"/>
-        </w:rPr>
-        <w:t xml:space="preserve"> context </w:t>
-      </w:r>
-      <w:r>
-        <w:t xml:space="preserve">buffer </w:t>
-      </w:r>
-      <w:r>
-        <w:rPr>
-          <w:rFonts w:hint="eastAsia"/>
-        </w:rPr>
-        <w:t>引用即可。</w:t>
+      <w:r>
+        <w:rPr>
+          <w:rFonts w:hint="eastAsia"/>
+        </w:rPr>
+        <w:t>在分布式环境下，协调节点可能将一个写操作命令下发到多个数据组上执行，然后再对各组返回的结果进行聚合之后再返回给客户端。</w:t>
+      </w:r>
+      <w:r>
+        <w:rPr>
+          <w:rFonts w:hint="eastAsia"/>
+        </w:rPr>
+        <w:t>对于这里讨论的几种写操作，</w:t>
+      </w:r>
+      <w:r>
+        <w:rPr>
+          <w:rFonts w:hint="eastAsia"/>
+        </w:rPr>
+        <w:t>当前</w:t>
+      </w:r>
+      <w:r>
+        <w:rPr>
+          <w:rFonts w:hint="eastAsia"/>
+        </w:rPr>
+        <w:t>在操作成功的情况</w:t>
+      </w:r>
+      <w:r>
+        <w:rPr>
+          <w:rFonts w:hint="eastAsia"/>
+        </w:rPr>
+        <w:t>下，协调节点只关注其返回码。</w:t>
+      </w:r>
+      <w:r>
+        <w:rPr>
+          <w:rFonts w:hint="eastAsia"/>
+        </w:rPr>
+        <w:t>增加统计信息后，协调节点则需要聚合各相关数据组的应答数据，将其整合到一个应答消息中返回客户端。</w:t>
+      </w:r>
+      <w:r>
+        <w:rPr>
+          <w:rFonts w:hint="eastAsia"/>
+        </w:rPr>
+        <w:t>整合之后的消息也如图</w:t>
+      </w:r>
+      <w:r>
+        <w:rPr>
+          <w:rFonts w:hint="eastAsia"/>
+        </w:rPr>
+        <w:t xml:space="preserve"> </w:t>
+      </w:r>
+      <w:r>
+        <w:rPr>
+          <w:rFonts w:hint="eastAsia"/>
+        </w:rPr>
+        <w:t xml:space="preserve">1 </w:t>
+      </w:r>
+      <w:r>
+        <w:rPr>
+          <w:rFonts w:hint="eastAsia"/>
+        </w:rPr>
+        <w:t>及图</w:t>
+      </w:r>
+      <w:r>
+        <w:rPr>
+          <w:rFonts w:hint="eastAsia"/>
+        </w:rPr>
+        <w:t xml:space="preserve"> 2 </w:t>
+      </w:r>
+      <w:r>
+        <w:rPr>
+          <w:rFonts w:hint="eastAsia"/>
+        </w:rPr>
+        <w:t>所示。</w:t>
+      </w:r>
+      <w:r>
+        <w:rPr>
+          <w:rFonts w:hint="eastAsia"/>
+        </w:rPr>
+        <w:t>聚合过程中，将各组上的数据变理量累加起来放在统计信息对象中，而如果有出错的情况，则按现在的框架，错误信息会被整合到应答消息的错误对象中，这部分保持不变。</w:t>
       </w:r>
     </w:p>
     <w:p>
       <w:pPr>
-        <w:pStyle w:val="4"/>
-      </w:pPr>
-      <w:r>
-        <w:rPr>
-          <w:rFonts w:hint="eastAsia"/>
-        </w:rPr>
-        <w:t>协调节点上的信息</w:t>
-      </w:r>
-      <w:r>
-        <w:rPr>
-          <w:rFonts w:hint="eastAsia"/>
-        </w:rPr>
-        <w:t>聚合</w:t>
-      </w:r>
-    </w:p>
-    <w:p>
-      <w:r>
-        <w:rPr>
-          <w:rFonts w:hint="eastAsia"/>
-        </w:rPr>
-        <w:t>在分布式环境下，协调节点可能将一个写操作命令下发到多个数据组上执行，然后再对各组返回的结果进行聚合之后再返回给客户端。</w:t>
-      </w:r>
-      <w:r>
-        <w:rPr>
-          <w:rFonts w:hint="eastAsia"/>
-        </w:rPr>
-        <w:t>对于这里讨论的几种写操作，</w:t>
-      </w:r>
-      <w:r>
-        <w:rPr>
-          <w:rFonts w:hint="eastAsia"/>
-        </w:rPr>
-        <w:t>当前</w:t>
-      </w:r>
-      <w:r>
-        <w:rPr>
-          <w:rFonts w:hint="eastAsia"/>
-        </w:rPr>
-        <w:t>在操作成功的情况</w:t>
-      </w:r>
-      <w:r>
-        <w:rPr>
-          <w:rFonts w:hint="eastAsia"/>
-        </w:rPr>
-        <w:t>下，协调节点只关注其返回码。</w:t>
-      </w:r>
-      <w:r>
-        <w:rPr>
-          <w:rFonts w:hint="eastAsia"/>
-        </w:rPr>
-        <w:t>增加统计信息后，协调节点则需要聚合各相关数据组的应答数据，将其整合到一个应答消息中返回客户端。</w:t>
-      </w:r>
-      <w:r>
-        <w:rPr>
-          <w:rFonts w:hint="eastAsia"/>
-        </w:rPr>
-        <w:t>整合之后的消息也如图</w:t>
-      </w:r>
-      <w:r>
-        <w:rPr>
-          <w:rFonts w:hint="eastAsia"/>
-        </w:rPr>
-        <w:t xml:space="preserve"> </w:t>
-      </w:r>
-      <w:r>
-        <w:rPr>
-          <w:rFonts w:hint="eastAsia"/>
-        </w:rPr>
-        <w:t xml:space="preserve">1 </w:t>
-      </w:r>
-      <w:r>
-        <w:rPr>
-          <w:rFonts w:hint="eastAsia"/>
-        </w:rPr>
-        <w:t>及图</w:t>
-      </w:r>
-      <w:r>
-        <w:rPr>
-          <w:rFonts w:hint="eastAsia"/>
-        </w:rPr>
-        <w:t xml:space="preserve"> 2 </w:t>
-      </w:r>
-      <w:r>
-        <w:rPr>
-          <w:rFonts w:hint="eastAsia"/>
-        </w:rPr>
-        <w:t>所示。</w:t>
-      </w:r>
-      <w:r>
-        <w:rPr>
-          <w:rFonts w:hint="eastAsia"/>
-        </w:rPr>
-        <w:t>聚合过程中，将各组上的数据变理量累加起来放在统计信息对象中，而如果有出错的情况，则按现在的框架，错误信息会被整合到应答消息的错误对象中，这部分保持不变。</w:t>
-      </w:r>
-    </w:p>
-    <w:p>
-      <w:pPr>
         <w:jc w:val="center"/>
-        <w:rPr>
-          <w:rFonts w:hint="eastAsia"/>
-        </w:rPr>
       </w:pPr>
       <w:r>
         <w:rPr>
@@ -2602,9 +2863,6 @@
     <w:p>
       <w:pPr>
         <w:ind w:left="0"/>
-        <w:rPr>
-          <w:rFonts w:hint="eastAsia"/>
-        </w:rPr>
       </w:pPr>
       <w:r>
         <w:tab/>
@@ -2678,6 +2936,7 @@
         <w:rPr>
           <w:rFonts w:hint="eastAsia"/>
         </w:rPr>
+        <w:lastRenderedPageBreak/>
         <w:t>存储与查询</w:t>
       </w:r>
     </w:p>
@@ -2782,12 +3041,12 @@
         <w:tblLook w:val="04A0" w:firstRow="1" w:lastRow="0" w:firstColumn="1" w:lastColumn="0" w:noHBand="0" w:noVBand="1"/>
       </w:tblPr>
       <w:tblGrid>
-        <w:gridCol w:w="1452"/>
-        <w:gridCol w:w="588"/>
-        <w:gridCol w:w="2041"/>
-        <w:gridCol w:w="1057"/>
-        <w:gridCol w:w="985"/>
-        <w:gridCol w:w="2042"/>
+        <w:gridCol w:w="1425"/>
+        <w:gridCol w:w="562"/>
+        <w:gridCol w:w="1991"/>
+        <w:gridCol w:w="1023"/>
+        <w:gridCol w:w="946"/>
+        <w:gridCol w:w="1992"/>
       </w:tblGrid>
       <w:tr>
         <w:tc>
@@ -2837,7 +3096,6 @@
                 <w:sz w:val="18"/>
                 <w:szCs w:val="18"/>
               </w:rPr>
-              <w:lastRenderedPageBreak/>
               <w:t>总工作量（</w:t>
             </w:r>
             <w:r>
@@ -3168,7 +3426,6 @@
             <w:pPr>
               <w:ind w:left="0"/>
               <w:rPr>
-                <w:rFonts w:hint="eastAsia"/>
                 <w:i/>
                 <w:color w:val="8DB3E2" w:themeColor="text2" w:themeTint="66"/>
                 <w:sz w:val="18"/>
@@ -3308,9 +3565,9 @@
         <w:tblLook w:val="04A0" w:firstRow="1" w:lastRow="0" w:firstColumn="1" w:lastColumn="0" w:noHBand="0" w:noVBand="1"/>
       </w:tblPr>
       <w:tblGrid>
-        <w:gridCol w:w="885"/>
-        <w:gridCol w:w="2552"/>
-        <w:gridCol w:w="4728"/>
+        <w:gridCol w:w="870"/>
+        <w:gridCol w:w="2482"/>
+        <w:gridCol w:w="4587"/>
       </w:tblGrid>
       <w:tr>
         <w:tc>
@@ -3439,15 +3696,15 @@
         <w:tblLook w:val="04A0" w:firstRow="1" w:lastRow="0" w:firstColumn="1" w:lastColumn="0" w:noHBand="0" w:noVBand="1"/>
       </w:tblPr>
       <w:tblGrid>
-        <w:gridCol w:w="2527"/>
-        <w:gridCol w:w="1511"/>
-        <w:gridCol w:w="2376"/>
-        <w:gridCol w:w="1751"/>
+        <w:gridCol w:w="726"/>
+        <w:gridCol w:w="2714"/>
+        <w:gridCol w:w="2785"/>
+        <w:gridCol w:w="1714"/>
       </w:tblGrid>
       <w:tr>
         <w:tc>
           <w:tcPr>
-            <w:tcW w:w="2527" w:type="dxa"/>
+            <w:tcW w:w="744" w:type="dxa"/>
             <w:shd w:val="clear" w:color="auto" w:fill="BFBFBF" w:themeFill="background1" w:themeFillShade="BF"/>
           </w:tcPr>
           <w:p>
@@ -3468,7 +3725,7 @@
         </w:tc>
         <w:tc>
           <w:tcPr>
-            <w:tcW w:w="1511" w:type="dxa"/>
+            <w:tcW w:w="2835" w:type="dxa"/>
             <w:shd w:val="clear" w:color="auto" w:fill="BFBFBF" w:themeFill="background1" w:themeFillShade="BF"/>
           </w:tcPr>
           <w:p>
@@ -3489,7 +3746,7 @@
         </w:tc>
         <w:tc>
           <w:tcPr>
-            <w:tcW w:w="2376" w:type="dxa"/>
+            <w:tcW w:w="2835" w:type="dxa"/>
             <w:shd w:val="clear" w:color="auto" w:fill="BFBFBF" w:themeFill="background1" w:themeFillShade="BF"/>
           </w:tcPr>
           <w:p>
@@ -3533,74 +3790,574 @@
       <w:tr>
         <w:tc>
           <w:tcPr>
-            <w:tcW w:w="2527" w:type="dxa"/>
+            <w:tcW w:w="744" w:type="dxa"/>
           </w:tcPr>
           <w:p>
             <w:pPr>
               <w:ind w:left="0"/>
             </w:pPr>
-          </w:p>
-        </w:tc>
-        <w:tc>
-          <w:tcPr>
-            <w:tcW w:w="1511" w:type="dxa"/>
+            <w:r>
+              <w:t>1</w:t>
+            </w:r>
+          </w:p>
+        </w:tc>
+        <w:tc>
+          <w:tcPr>
+            <w:tcW w:w="2835" w:type="dxa"/>
           </w:tcPr>
           <w:p>
             <w:pPr>
               <w:ind w:left="0"/>
             </w:pPr>
-          </w:p>
-        </w:tc>
-        <w:tc>
-          <w:tcPr>
-            <w:tcW w:w="2376" w:type="dxa"/>
+            <w:r>
+              <w:rPr>
+                <w:rFonts w:hint="eastAsia"/>
+              </w:rPr>
+              <w:t>插入</w:t>
+            </w:r>
+            <w:r>
+              <w:rPr>
+                <w:rFonts w:hint="eastAsia"/>
+              </w:rPr>
+              <w:t>操作</w:t>
+            </w:r>
+            <w:r>
+              <w:rPr>
+                <w:rFonts w:hint="eastAsia"/>
+              </w:rPr>
+              <w:t>统计信息查询</w:t>
+            </w:r>
+            <w:r>
+              <w:rPr>
+                <w:rFonts w:hint="eastAsia"/>
+              </w:rPr>
+              <w:t>（分别测试经各驱动及</w:t>
+            </w:r>
+            <w:r>
+              <w:rPr>
+                <w:rFonts w:hint="eastAsia"/>
+              </w:rPr>
+              <w:t xml:space="preserve"> sdb</w:t>
+            </w:r>
+            <w:r>
+              <w:rPr>
+                <w:rFonts w:hint="eastAsia"/>
+              </w:rPr>
+              <w:t>）</w:t>
+            </w:r>
+          </w:p>
+        </w:tc>
+        <w:tc>
+          <w:tcPr>
+            <w:tcW w:w="2835" w:type="dxa"/>
+          </w:tcPr>
+          <w:p>
+            <w:pPr>
+              <w:pStyle w:val="aa"/>
+              <w:numPr>
+                <w:ilvl w:val="0"/>
+                <w:numId w:val="27"/>
+              </w:numPr>
+              <w:ind w:firstLineChars="0"/>
+            </w:pPr>
+            <w:r>
+              <w:rPr>
+                <w:rFonts w:hint="eastAsia"/>
+              </w:rPr>
+              <w:t>准备测试集合</w:t>
+            </w:r>
+          </w:p>
+          <w:p>
+            <w:pPr>
+              <w:pStyle w:val="aa"/>
+              <w:numPr>
+                <w:ilvl w:val="0"/>
+                <w:numId w:val="27"/>
+              </w:numPr>
+              <w:ind w:firstLineChars="0"/>
+            </w:pPr>
+            <w:r>
+              <w:rPr>
+                <w:rFonts w:hint="eastAsia"/>
+              </w:rPr>
+              <w:t>使用</w:t>
+            </w:r>
+            <w:r>
+              <w:rPr>
+                <w:rFonts w:hint="eastAsia"/>
+              </w:rPr>
+              <w:t>驱动</w:t>
+            </w:r>
+            <w:r>
+              <w:rPr>
+                <w:rFonts w:hint="eastAsia"/>
+              </w:rPr>
+              <w:t>/sdb</w:t>
+            </w:r>
+            <w:r>
+              <w:rPr>
+                <w:rFonts w:hint="eastAsia"/>
+              </w:rPr>
+              <w:t>的单条插入接口正常插入一条记录</w:t>
+            </w:r>
+          </w:p>
+          <w:p>
+            <w:pPr>
+              <w:pStyle w:val="aa"/>
+              <w:numPr>
+                <w:ilvl w:val="0"/>
+                <w:numId w:val="27"/>
+              </w:numPr>
+              <w:ind w:firstLineChars="0"/>
+              <w:jc w:val="left"/>
+              <w:rPr>
+                <w:rFonts w:hint="eastAsia"/>
+              </w:rPr>
+            </w:pPr>
+            <w:r>
+              <w:rPr>
+                <w:rFonts w:hint="eastAsia"/>
+              </w:rPr>
+              <w:t>使用</w:t>
+            </w:r>
+            <w:r>
+              <w:rPr>
+                <w:rFonts w:hint="eastAsia"/>
+              </w:rPr>
+              <w:t xml:space="preserve">getLastStatistic() </w:t>
+            </w:r>
+            <w:r>
+              <w:rPr>
+                <w:rFonts w:hint="eastAsia"/>
+              </w:rPr>
+              <w:t>接口查询统计信息</w:t>
+            </w:r>
+          </w:p>
+        </w:tc>
+        <w:tc>
+          <w:tcPr>
+            <w:tcW w:w="1751" w:type="dxa"/>
           </w:tcPr>
           <w:p>
             <w:pPr>
               <w:ind w:left="0"/>
             </w:pPr>
-          </w:p>
-        </w:tc>
-        <w:tc>
-          <w:tcPr>
-            <w:tcW w:w="1751" w:type="dxa"/>
-          </w:tcPr>
-          <w:p>
-            <w:pPr>
-              <w:ind w:left="0"/>
-            </w:pPr>
+            <w:r>
+              <w:rPr>
+                <w:rFonts w:hint="eastAsia"/>
+              </w:rPr>
+              <w:t>能正常查询到统计信息，</w:t>
+            </w:r>
+            <w:r>
+              <w:rPr>
+                <w:rFonts w:hint="eastAsia"/>
+              </w:rPr>
+              <w:t>查询结果中，</w:t>
+            </w:r>
+            <w:r>
+              <w:rPr>
+                <w:rFonts w:hint="eastAsia"/>
+              </w:rPr>
+              <w:t>nInserted</w:t>
+            </w:r>
+            <w:r>
+              <w:rPr>
+                <w:rFonts w:hint="eastAsia"/>
+              </w:rPr>
+              <w:t>值为１，其余字段值为０</w:t>
+            </w:r>
           </w:p>
         </w:tc>
       </w:tr>
       <w:tr>
         <w:tc>
           <w:tcPr>
-            <w:tcW w:w="2527" w:type="dxa"/>
+            <w:tcW w:w="744" w:type="dxa"/>
           </w:tcPr>
           <w:p>
             <w:pPr>
               <w:ind w:left="0"/>
             </w:pPr>
-          </w:p>
-        </w:tc>
-        <w:tc>
-          <w:tcPr>
-            <w:tcW w:w="1511" w:type="dxa"/>
+            <w:r>
+              <w:t>2</w:t>
+            </w:r>
+          </w:p>
+        </w:tc>
+        <w:tc>
+          <w:tcPr>
+            <w:tcW w:w="2835" w:type="dxa"/>
           </w:tcPr>
           <w:p>
             <w:pPr>
               <w:ind w:left="0"/>
             </w:pPr>
-          </w:p>
-        </w:tc>
-        <w:tc>
-          <w:tcPr>
-            <w:tcW w:w="2376" w:type="dxa"/>
+            <w:r>
+              <w:rPr>
+                <w:rFonts w:hint="eastAsia"/>
+              </w:rPr>
+              <w:t>批量</w:t>
+            </w:r>
+            <w:r>
+              <w:rPr>
+                <w:rFonts w:hint="eastAsia"/>
+              </w:rPr>
+              <w:t>插入</w:t>
+            </w:r>
+            <w:r>
+              <w:rPr>
+                <w:rFonts w:hint="eastAsia"/>
+              </w:rPr>
+              <w:t>操作</w:t>
+            </w:r>
+            <w:r>
+              <w:rPr>
+                <w:rFonts w:hint="eastAsia"/>
+              </w:rPr>
+              <w:t>统计信息查询</w:t>
+            </w:r>
+            <w:r>
+              <w:rPr>
+                <w:rFonts w:hint="eastAsia"/>
+              </w:rPr>
+              <w:t>（分别测试经各驱动及</w:t>
+            </w:r>
+            <w:r>
+              <w:rPr>
+                <w:rFonts w:hint="eastAsia"/>
+              </w:rPr>
+              <w:t xml:space="preserve"> sdb</w:t>
+            </w:r>
+            <w:r>
+              <w:rPr>
+                <w:rFonts w:hint="eastAsia"/>
+              </w:rPr>
+              <w:t>）</w:t>
+            </w:r>
+          </w:p>
+        </w:tc>
+        <w:tc>
+          <w:tcPr>
+            <w:tcW w:w="2835" w:type="dxa"/>
+          </w:tcPr>
+          <w:p>
+            <w:pPr>
+              <w:pStyle w:val="aa"/>
+              <w:numPr>
+                <w:ilvl w:val="0"/>
+                <w:numId w:val="28"/>
+              </w:numPr>
+              <w:ind w:firstLineChars="0"/>
+            </w:pPr>
+            <w:r>
+              <w:rPr>
+                <w:rFonts w:hint="eastAsia"/>
+              </w:rPr>
+              <w:t>准备测试集合</w:t>
+            </w:r>
+          </w:p>
+          <w:p>
+            <w:pPr>
+              <w:pStyle w:val="aa"/>
+              <w:numPr>
+                <w:ilvl w:val="0"/>
+                <w:numId w:val="28"/>
+              </w:numPr>
+              <w:ind w:firstLineChars="0"/>
+            </w:pPr>
+            <w:r>
+              <w:rPr>
+                <w:rFonts w:hint="eastAsia"/>
+              </w:rPr>
+              <w:t>使用驱动</w:t>
+            </w:r>
+            <w:r>
+              <w:rPr>
+                <w:rFonts w:hint="eastAsia"/>
+              </w:rPr>
+              <w:t>/sdb</w:t>
+            </w:r>
+            <w:r>
+              <w:rPr>
+                <w:rFonts w:hint="eastAsia"/>
+              </w:rPr>
+              <w:t>的批量</w:t>
+            </w:r>
+            <w:r>
+              <w:rPr>
+                <w:rFonts w:hint="eastAsia"/>
+              </w:rPr>
+              <w:t>插入接口正常插入</w:t>
+            </w:r>
+            <w:r>
+              <w:rPr>
+                <w:rFonts w:hint="eastAsia"/>
+              </w:rPr>
+              <w:t>x</w:t>
+            </w:r>
+            <w:r>
+              <w:rPr>
+                <w:rFonts w:hint="eastAsia"/>
+              </w:rPr>
+              <w:t>条记录</w:t>
+            </w:r>
+          </w:p>
+          <w:p>
+            <w:pPr>
+              <w:pStyle w:val="aa"/>
+              <w:numPr>
+                <w:ilvl w:val="0"/>
+                <w:numId w:val="28"/>
+              </w:numPr>
+              <w:ind w:firstLineChars="0"/>
+            </w:pPr>
+            <w:r>
+              <w:rPr>
+                <w:rFonts w:hint="eastAsia"/>
+              </w:rPr>
+              <w:t>使用</w:t>
+            </w:r>
+            <w:r>
+              <w:rPr>
+                <w:rFonts w:hint="eastAsia"/>
+              </w:rPr>
+              <w:t xml:space="preserve">getLastStatistic() </w:t>
+            </w:r>
+            <w:r>
+              <w:rPr>
+                <w:rFonts w:hint="eastAsia"/>
+              </w:rPr>
+              <w:t>接口查询统计信息</w:t>
+            </w:r>
+          </w:p>
+        </w:tc>
+        <w:tc>
+          <w:tcPr>
+            <w:tcW w:w="1751" w:type="dxa"/>
           </w:tcPr>
           <w:p>
             <w:pPr>
               <w:ind w:left="0"/>
             </w:pPr>
+            <w:r>
+              <w:rPr>
+                <w:rFonts w:hint="eastAsia"/>
+              </w:rPr>
+              <w:t>能正常查询到统计信息，查询结果中，</w:t>
+            </w:r>
+            <w:r>
+              <w:rPr>
+                <w:rFonts w:hint="eastAsia"/>
+              </w:rPr>
+              <w:t>nInserted</w:t>
+            </w:r>
+            <w:r>
+              <w:rPr>
+                <w:rFonts w:hint="eastAsia"/>
+              </w:rPr>
+              <w:t>值为</w:t>
+            </w:r>
+            <w:r>
+              <w:rPr>
+                <w:rFonts w:hint="eastAsia"/>
+              </w:rPr>
+              <w:t>x</w:t>
+            </w:r>
+            <w:r>
+              <w:rPr>
+                <w:rFonts w:hint="eastAsia"/>
+              </w:rPr>
+              <w:t>，其余字段值为０</w:t>
+            </w:r>
+          </w:p>
+        </w:tc>
+      </w:tr>
+      <w:tr>
+        <w:tc>
+          <w:tcPr>
+            <w:tcW w:w="744" w:type="dxa"/>
+          </w:tcPr>
+          <w:p>
+            <w:pPr>
+              <w:ind w:left="0"/>
+            </w:pPr>
+            <w:r>
+              <w:lastRenderedPageBreak/>
+              <w:t>3</w:t>
+            </w:r>
+          </w:p>
+        </w:tc>
+        <w:tc>
+          <w:tcPr>
+            <w:tcW w:w="2835" w:type="dxa"/>
+          </w:tcPr>
+          <w:p>
+            <w:pPr>
+              <w:ind w:left="0"/>
+              <w:rPr>
+                <w:rFonts w:hint="eastAsia"/>
+              </w:rPr>
+            </w:pPr>
+            <w:r>
+              <w:rPr>
+                <w:rFonts w:hint="eastAsia"/>
+              </w:rPr>
+              <w:t>更新操作</w:t>
+            </w:r>
+            <w:r>
+              <w:rPr>
+                <w:rFonts w:hint="eastAsia"/>
+              </w:rPr>
+              <w:t>统计信息查询</w:t>
+            </w:r>
+            <w:r>
+              <w:rPr>
+                <w:rFonts w:hint="eastAsia"/>
+              </w:rPr>
+              <w:t>（分别测试经各驱动及</w:t>
+            </w:r>
+            <w:r>
+              <w:rPr>
+                <w:rFonts w:hint="eastAsia"/>
+              </w:rPr>
+              <w:t xml:space="preserve"> sdb</w:t>
+            </w:r>
+            <w:r>
+              <w:rPr>
+                <w:rFonts w:hint="eastAsia"/>
+              </w:rPr>
+              <w:t>）</w:t>
+            </w:r>
+          </w:p>
+        </w:tc>
+        <w:tc>
+          <w:tcPr>
+            <w:tcW w:w="2835" w:type="dxa"/>
+          </w:tcPr>
+          <w:p>
+            <w:pPr>
+              <w:pStyle w:val="aa"/>
+              <w:numPr>
+                <w:ilvl w:val="0"/>
+                <w:numId w:val="29"/>
+              </w:numPr>
+              <w:ind w:firstLineChars="0"/>
+            </w:pPr>
+            <w:r>
+              <w:rPr>
+                <w:rFonts w:hint="eastAsia"/>
+              </w:rPr>
+              <w:t>准备测试集合</w:t>
+            </w:r>
+            <w:r>
+              <w:rPr>
+                <w:rFonts w:hint="eastAsia"/>
+              </w:rPr>
+              <w:t>及基础数据</w:t>
+            </w:r>
+          </w:p>
+          <w:p>
+            <w:pPr>
+              <w:pStyle w:val="aa"/>
+              <w:numPr>
+                <w:ilvl w:val="0"/>
+                <w:numId w:val="29"/>
+              </w:numPr>
+              <w:ind w:firstLineChars="0"/>
+              <w:rPr>
+                <w:rFonts w:hint="eastAsia"/>
+              </w:rPr>
+            </w:pPr>
+            <w:r>
+              <w:rPr>
+                <w:rFonts w:hint="eastAsia"/>
+              </w:rPr>
+              <w:t>使用驱动</w:t>
+            </w:r>
+            <w:r>
+              <w:rPr>
+                <w:rFonts w:hint="eastAsia"/>
+              </w:rPr>
+              <w:t>/sdb</w:t>
+            </w:r>
+            <w:r>
+              <w:rPr>
+                <w:rFonts w:hint="eastAsia"/>
+              </w:rPr>
+              <w:t>的更新接口更新</w:t>
+            </w:r>
+            <w:r>
+              <w:rPr>
+                <w:rFonts w:hint="eastAsia"/>
+              </w:rPr>
+              <w:t xml:space="preserve"> x </w:t>
+            </w:r>
+            <w:r>
+              <w:rPr>
+                <w:rFonts w:hint="eastAsia"/>
+              </w:rPr>
+              <w:t>条记录（</w:t>
+            </w:r>
+            <w:r>
+              <w:rPr>
+                <w:rFonts w:hint="eastAsia"/>
+              </w:rPr>
+              <w:t xml:space="preserve">x </w:t>
+            </w:r>
+            <w:r>
+              <w:rPr>
+                <w:rFonts w:hint="eastAsia"/>
+              </w:rPr>
+              <w:t>取值范围</w:t>
+            </w:r>
+            <w:r>
+              <w:rPr>
+                <w:rFonts w:hint="eastAsia"/>
+              </w:rPr>
+              <w:t>为</w:t>
+            </w:r>
+            <w:r>
+              <w:rPr>
+                <w:rFonts w:hint="eastAsia"/>
+              </w:rPr>
+              <w:t xml:space="preserve"> 0 ~</w:t>
+            </w:r>
+            <w:r>
+              <w:rPr>
+                <w:rFonts w:hint="eastAsia"/>
+              </w:rPr>
+              <w:t>集合记录数）</w:t>
+            </w:r>
+          </w:p>
+          <w:p>
+            <w:pPr>
+              <w:pStyle w:val="aa"/>
+              <w:numPr>
+                <w:ilvl w:val="0"/>
+                <w:numId w:val="29"/>
+              </w:numPr>
+              <w:ind w:firstLineChars="0"/>
+              <w:rPr>
+                <w:rFonts w:hint="eastAsia"/>
+              </w:rPr>
+            </w:pPr>
+            <w:r>
+              <w:rPr>
+                <w:rFonts w:hint="eastAsia"/>
+              </w:rPr>
+              <w:t>使用</w:t>
+            </w:r>
+            <w:r>
+              <w:rPr>
+                <w:rFonts w:hint="eastAsia"/>
+              </w:rPr>
+              <w:t xml:space="preserve">getLastStatistic() </w:t>
+            </w:r>
+            <w:r>
+              <w:rPr>
+                <w:rFonts w:hint="eastAsia"/>
+              </w:rPr>
+              <w:t>接口查询统计信息</w:t>
+            </w:r>
           </w:p>
         </w:tc>
         <w:tc>
@@ -3610,12 +4367,618 @@
           <w:p>
             <w:pPr>
               <w:ind w:left="0"/>
-            </w:pPr>
+              <w:rPr>
+                <w:rFonts w:hint="eastAsia"/>
+              </w:rPr>
+            </w:pPr>
+            <w:r>
+              <w:rPr>
+                <w:rFonts w:hint="eastAsia"/>
+              </w:rPr>
+              <w:t>能正常查询到统计信息，查询结果中，</w:t>
+            </w:r>
+            <w:r>
+              <w:rPr>
+                <w:rFonts w:hint="eastAsia"/>
+              </w:rPr>
+              <w:t xml:space="preserve">nMatched </w:t>
+            </w:r>
+            <w:r>
+              <w:rPr>
+                <w:rFonts w:hint="eastAsia"/>
+              </w:rPr>
+              <w:t>及</w:t>
+            </w:r>
+            <w:r>
+              <w:rPr>
+                <w:rFonts w:hint="eastAsia"/>
+              </w:rPr>
+              <w:t>n</w:t>
+            </w:r>
+            <w:r>
+              <w:t>Modified</w:t>
+            </w:r>
+            <w:r>
+              <w:rPr>
+                <w:rFonts w:hint="eastAsia"/>
+              </w:rPr>
+              <w:t>值为</w:t>
+            </w:r>
+            <w:r>
+              <w:rPr>
+                <w:rFonts w:hint="eastAsia"/>
+              </w:rPr>
+              <w:t>x</w:t>
+            </w:r>
+            <w:r>
+              <w:rPr>
+                <w:rFonts w:hint="eastAsia"/>
+              </w:rPr>
+              <w:t>，其余字段值为０</w:t>
+            </w:r>
+          </w:p>
+        </w:tc>
+      </w:tr>
+      <w:tr>
+        <w:tc>
+          <w:tcPr>
+            <w:tcW w:w="744" w:type="dxa"/>
+          </w:tcPr>
+          <w:p>
+            <w:pPr>
+              <w:ind w:left="0"/>
+            </w:pPr>
+            <w:r>
+              <w:t>4</w:t>
+            </w:r>
+          </w:p>
+        </w:tc>
+        <w:tc>
+          <w:tcPr>
+            <w:tcW w:w="2835" w:type="dxa"/>
+          </w:tcPr>
+          <w:p>
+            <w:pPr>
+              <w:ind w:left="0"/>
+              <w:rPr>
+                <w:rFonts w:hint="eastAsia"/>
+              </w:rPr>
+            </w:pPr>
+            <w:r>
+              <w:t xml:space="preserve">upsert </w:t>
+            </w:r>
+            <w:r>
+              <w:rPr>
+                <w:rFonts w:hint="eastAsia"/>
+              </w:rPr>
+              <w:t>操作</w:t>
+            </w:r>
+            <w:r>
+              <w:rPr>
+                <w:rFonts w:hint="eastAsia"/>
+              </w:rPr>
+              <w:t>统计信息查询（</w:t>
+            </w:r>
+            <w:r>
+              <w:rPr>
+                <w:rFonts w:hint="eastAsia"/>
+              </w:rPr>
+              <w:t>分别测试经各驱动及</w:t>
+            </w:r>
+            <w:r>
+              <w:rPr>
+                <w:rFonts w:hint="eastAsia"/>
+              </w:rPr>
+              <w:t xml:space="preserve"> sdb</w:t>
+            </w:r>
+            <w:r>
+              <w:rPr>
+                <w:rFonts w:hint="eastAsia"/>
+              </w:rPr>
+              <w:t>）</w:t>
+            </w:r>
+          </w:p>
+        </w:tc>
+        <w:tc>
+          <w:tcPr>
+            <w:tcW w:w="2835" w:type="dxa"/>
+          </w:tcPr>
+          <w:p>
+            <w:pPr>
+              <w:pStyle w:val="aa"/>
+              <w:numPr>
+                <w:ilvl w:val="0"/>
+                <w:numId w:val="31"/>
+              </w:numPr>
+              <w:ind w:firstLineChars="0"/>
+            </w:pPr>
+            <w:r>
+              <w:rPr>
+                <w:rFonts w:hint="eastAsia"/>
+              </w:rPr>
+              <w:t>准备测试集合及基础数据</w:t>
+            </w:r>
+          </w:p>
+          <w:p>
+            <w:pPr>
+              <w:pStyle w:val="aa"/>
+              <w:numPr>
+                <w:ilvl w:val="0"/>
+                <w:numId w:val="31"/>
+              </w:numPr>
+              <w:ind w:firstLineChars="0"/>
+              <w:rPr>
+                <w:rFonts w:hint="eastAsia"/>
+              </w:rPr>
+            </w:pPr>
+            <w:r>
+              <w:rPr>
+                <w:rFonts w:hint="eastAsia"/>
+              </w:rPr>
+              <w:t>使用驱动</w:t>
+            </w:r>
+            <w:r>
+              <w:rPr>
+                <w:rFonts w:hint="eastAsia"/>
+              </w:rPr>
+              <w:t>/sdb</w:t>
+            </w:r>
+            <w:r>
+              <w:rPr>
+                <w:rFonts w:hint="eastAsia"/>
+              </w:rPr>
+              <w:t>的</w:t>
+            </w:r>
+            <w:r>
+              <w:rPr>
+                <w:rFonts w:hint="eastAsia"/>
+              </w:rPr>
+              <w:t>upsert</w:t>
+            </w:r>
+            <w:r>
+              <w:rPr>
+                <w:rFonts w:hint="eastAsia"/>
+              </w:rPr>
+              <w:t>接口</w:t>
+            </w:r>
+            <w:r>
+              <w:rPr>
+                <w:rFonts w:hint="eastAsia"/>
+              </w:rPr>
+              <w:t>进行数据的更新（分别测试全部数据更新、全部数据插入、部分插入部分更新）</w:t>
+            </w:r>
+          </w:p>
+          <w:p>
+            <w:pPr>
+              <w:pStyle w:val="aa"/>
+              <w:numPr>
+                <w:ilvl w:val="0"/>
+                <w:numId w:val="31"/>
+              </w:numPr>
+              <w:ind w:firstLineChars="0"/>
+              <w:rPr>
+                <w:rFonts w:hint="eastAsia"/>
+              </w:rPr>
+            </w:pPr>
+            <w:r>
+              <w:rPr>
+                <w:rFonts w:hint="eastAsia"/>
+              </w:rPr>
+              <w:t>使用</w:t>
+            </w:r>
+            <w:r>
+              <w:rPr>
+                <w:rFonts w:hint="eastAsia"/>
+              </w:rPr>
+              <w:t xml:space="preserve">getLastStatistic() </w:t>
+            </w:r>
+            <w:r>
+              <w:rPr>
+                <w:rFonts w:hint="eastAsia"/>
+              </w:rPr>
+              <w:t>接口查询统计信息</w:t>
+            </w:r>
+          </w:p>
+        </w:tc>
+        <w:tc>
+          <w:tcPr>
+            <w:tcW w:w="1751" w:type="dxa"/>
+          </w:tcPr>
+          <w:p>
+            <w:pPr>
+              <w:ind w:left="0"/>
+              <w:rPr>
+                <w:rFonts w:hint="eastAsia"/>
+              </w:rPr>
+            </w:pPr>
+            <w:r>
+              <w:rPr>
+                <w:rFonts w:hint="eastAsia"/>
+              </w:rPr>
+              <w:t>能正常查询到统计信息，查询结果中，</w:t>
+            </w:r>
+            <w:r>
+              <w:rPr>
+                <w:rFonts w:hint="eastAsia"/>
+              </w:rPr>
+              <w:t xml:space="preserve">nMatched </w:t>
+            </w:r>
+            <w:r>
+              <w:rPr>
+                <w:rFonts w:hint="eastAsia"/>
+              </w:rPr>
+              <w:t>及</w:t>
+            </w:r>
+            <w:r>
+              <w:rPr>
+                <w:rFonts w:hint="eastAsia"/>
+              </w:rPr>
+              <w:t>n</w:t>
+            </w:r>
+            <w:r>
+              <w:t>Modified</w:t>
+            </w:r>
+            <w:r>
+              <w:rPr>
+                <w:rFonts w:hint="eastAsia"/>
+              </w:rPr>
+              <w:t>与</w:t>
+            </w:r>
+            <w:r>
+              <w:rPr>
+                <w:rFonts w:hint="eastAsia"/>
+              </w:rPr>
+              <w:t xml:space="preserve"> nInserted </w:t>
+            </w:r>
+            <w:r>
+              <w:rPr>
+                <w:rFonts w:hint="eastAsia"/>
+              </w:rPr>
+              <w:t>值与具体测试值对应</w:t>
+            </w:r>
+            <w:r>
+              <w:rPr>
+                <w:rFonts w:hint="eastAsia"/>
+              </w:rPr>
+              <w:t>，其余字段值为</w:t>
+            </w:r>
+            <w:r>
+              <w:rPr>
+                <w:rFonts w:hint="eastAsia"/>
+              </w:rPr>
+              <w:t>0</w:t>
+            </w:r>
+          </w:p>
+        </w:tc>
+      </w:tr>
+      <w:tr>
+        <w:tc>
+          <w:tcPr>
+            <w:tcW w:w="744" w:type="dxa"/>
+          </w:tcPr>
+          <w:p>
+            <w:pPr>
+              <w:ind w:left="0"/>
+            </w:pPr>
+            <w:r>
+              <w:t>5</w:t>
+            </w:r>
+          </w:p>
+        </w:tc>
+        <w:tc>
+          <w:tcPr>
+            <w:tcW w:w="2835" w:type="dxa"/>
+          </w:tcPr>
+          <w:p>
+            <w:pPr>
+              <w:ind w:left="0"/>
+              <w:rPr>
+                <w:rFonts w:hint="eastAsia"/>
+              </w:rPr>
+            </w:pPr>
+            <w:r>
+              <w:rPr>
+                <w:rFonts w:hint="eastAsia"/>
+              </w:rPr>
+              <w:t>删除</w:t>
+            </w:r>
+            <w:r>
+              <w:rPr>
+                <w:rFonts w:hint="eastAsia"/>
+              </w:rPr>
+              <w:t>操作统计信息查询（分别测试经各驱动及</w:t>
+            </w:r>
+            <w:r>
+              <w:rPr>
+                <w:rFonts w:hint="eastAsia"/>
+              </w:rPr>
+              <w:t xml:space="preserve"> sdb</w:t>
+            </w:r>
+            <w:r>
+              <w:rPr>
+                <w:rFonts w:hint="eastAsia"/>
+              </w:rPr>
+              <w:t>）</w:t>
+            </w:r>
+          </w:p>
+        </w:tc>
+        <w:tc>
+          <w:tcPr>
+            <w:tcW w:w="2835" w:type="dxa"/>
+          </w:tcPr>
+          <w:p>
+            <w:pPr>
+              <w:pStyle w:val="aa"/>
+              <w:numPr>
+                <w:ilvl w:val="0"/>
+                <w:numId w:val="30"/>
+              </w:numPr>
+              <w:ind w:firstLineChars="0"/>
+            </w:pPr>
+            <w:r>
+              <w:rPr>
+                <w:rFonts w:hint="eastAsia"/>
+              </w:rPr>
+              <w:t>准备测试集合及基础数据</w:t>
+            </w:r>
+          </w:p>
+          <w:p>
+            <w:pPr>
+              <w:pStyle w:val="aa"/>
+              <w:numPr>
+                <w:ilvl w:val="0"/>
+                <w:numId w:val="30"/>
+              </w:numPr>
+              <w:ind w:firstLineChars="0"/>
+              <w:rPr>
+                <w:rFonts w:hint="eastAsia"/>
+              </w:rPr>
+            </w:pPr>
+            <w:r>
+              <w:rPr>
+                <w:rFonts w:hint="eastAsia"/>
+              </w:rPr>
+              <w:t>使用驱动</w:t>
+            </w:r>
+            <w:r>
+              <w:rPr>
+                <w:rFonts w:hint="eastAsia"/>
+              </w:rPr>
+              <w:t>/sdb</w:t>
+            </w:r>
+            <w:r>
+              <w:rPr>
+                <w:rFonts w:hint="eastAsia"/>
+              </w:rPr>
+              <w:t>的删除</w:t>
+            </w:r>
+            <w:r>
+              <w:rPr>
+                <w:rFonts w:hint="eastAsia"/>
+              </w:rPr>
+              <w:t>接口删除</w:t>
+            </w:r>
+            <w:r>
+              <w:rPr>
+                <w:rFonts w:hint="eastAsia"/>
+              </w:rPr>
+              <w:t xml:space="preserve"> x </w:t>
+            </w:r>
+            <w:r>
+              <w:rPr>
+                <w:rFonts w:hint="eastAsia"/>
+              </w:rPr>
+              <w:t>条记录（</w:t>
+            </w:r>
+            <w:r>
+              <w:rPr>
+                <w:rFonts w:hint="eastAsia"/>
+              </w:rPr>
+              <w:t xml:space="preserve">x </w:t>
+            </w:r>
+            <w:r>
+              <w:rPr>
+                <w:rFonts w:hint="eastAsia"/>
+              </w:rPr>
+              <w:t>取值范围</w:t>
+            </w:r>
+            <w:r>
+              <w:rPr>
+                <w:rFonts w:hint="eastAsia"/>
+              </w:rPr>
+              <w:t>为</w:t>
+            </w:r>
+            <w:r>
+              <w:rPr>
+                <w:rFonts w:hint="eastAsia"/>
+              </w:rPr>
+              <w:t xml:space="preserve"> 0 ~</w:t>
+            </w:r>
+            <w:r>
+              <w:rPr>
+                <w:rFonts w:hint="eastAsia"/>
+              </w:rPr>
+              <w:t>集合记录数）</w:t>
+            </w:r>
+          </w:p>
+          <w:p>
+            <w:pPr>
+              <w:pStyle w:val="aa"/>
+              <w:numPr>
+                <w:ilvl w:val="0"/>
+                <w:numId w:val="30"/>
+              </w:numPr>
+              <w:ind w:firstLineChars="0"/>
+              <w:rPr>
+                <w:rFonts w:hint="eastAsia"/>
+              </w:rPr>
+            </w:pPr>
+            <w:r>
+              <w:rPr>
+                <w:rFonts w:hint="eastAsia"/>
+              </w:rPr>
+              <w:t>使用</w:t>
+            </w:r>
+            <w:r>
+              <w:rPr>
+                <w:rFonts w:hint="eastAsia"/>
+              </w:rPr>
+              <w:t xml:space="preserve">getLastStatistic() </w:t>
+            </w:r>
+            <w:r>
+              <w:rPr>
+                <w:rFonts w:hint="eastAsia"/>
+              </w:rPr>
+              <w:t>接口查询统计信息</w:t>
+            </w:r>
+          </w:p>
+        </w:tc>
+        <w:tc>
+          <w:tcPr>
+            <w:tcW w:w="1751" w:type="dxa"/>
+          </w:tcPr>
+          <w:p>
+            <w:pPr>
+              <w:ind w:left="0"/>
+              <w:jc w:val="left"/>
+              <w:rPr>
+                <w:rFonts w:hint="eastAsia"/>
+              </w:rPr>
+            </w:pPr>
+            <w:r>
+              <w:rPr>
+                <w:rFonts w:hint="eastAsia"/>
+              </w:rPr>
+              <w:t>能正常查询到统计信息，查询结果中，</w:t>
+            </w:r>
+            <w:r>
+              <w:rPr>
+                <w:rFonts w:hint="eastAsia"/>
+              </w:rPr>
+              <w:t>n</w:t>
+            </w:r>
+            <w:r>
+              <w:t>Removed</w:t>
+            </w:r>
+            <w:r>
+              <w:rPr>
+                <w:rFonts w:hint="eastAsia"/>
+              </w:rPr>
+              <w:t>值为</w:t>
+            </w:r>
+            <w:r>
+              <w:rPr>
+                <w:rFonts w:hint="eastAsia"/>
+              </w:rPr>
+              <w:t>x</w:t>
+            </w:r>
+            <w:r>
+              <w:rPr>
+                <w:rFonts w:hint="eastAsia"/>
+              </w:rPr>
+              <w:t>，其余字段值为０</w:t>
+            </w:r>
+          </w:p>
+        </w:tc>
+      </w:tr>
+      <w:tr>
+        <w:tc>
+          <w:tcPr>
+            <w:tcW w:w="744" w:type="dxa"/>
+          </w:tcPr>
+          <w:p>
+            <w:pPr>
+              <w:ind w:left="0"/>
+            </w:pPr>
+            <w:r>
+              <w:t>6</w:t>
+            </w:r>
+          </w:p>
+        </w:tc>
+        <w:tc>
+          <w:tcPr>
+            <w:tcW w:w="2835" w:type="dxa"/>
+          </w:tcPr>
+          <w:p>
+            <w:pPr>
+              <w:ind w:left="0"/>
+              <w:rPr>
+                <w:rFonts w:hint="eastAsia"/>
+              </w:rPr>
+            </w:pPr>
+            <w:r>
+              <w:rPr>
+                <w:rFonts w:hint="eastAsia"/>
+              </w:rPr>
+              <w:t>在开启事务的情况下操作统计信息查询</w:t>
+            </w:r>
+          </w:p>
+        </w:tc>
+        <w:tc>
+          <w:tcPr>
+            <w:tcW w:w="2835" w:type="dxa"/>
+          </w:tcPr>
+          <w:p>
+            <w:pPr>
+              <w:ind w:left="0"/>
+              <w:rPr>
+                <w:rFonts w:hint="eastAsia"/>
+              </w:rPr>
+            </w:pPr>
+            <w:r>
+              <w:rPr>
+                <w:rFonts w:hint="eastAsia"/>
+              </w:rPr>
+              <w:t>在开启事务的情况下，测试上述各场景</w:t>
+            </w:r>
+          </w:p>
+        </w:tc>
+        <w:tc>
+          <w:tcPr>
+            <w:tcW w:w="1751" w:type="dxa"/>
+          </w:tcPr>
+          <w:p>
+            <w:pPr>
+              <w:pStyle w:val="aa"/>
+              <w:numPr>
+                <w:ilvl w:val="0"/>
+                <w:numId w:val="33"/>
+              </w:numPr>
+              <w:ind w:firstLineChars="0"/>
+              <w:jc w:val="left"/>
+            </w:pPr>
+            <w:bookmarkStart w:id="2" w:name="_GoBack"/>
+            <w:bookmarkEnd w:id="2"/>
+            <w:r>
+              <w:rPr>
+                <w:rFonts w:hint="eastAsia"/>
+              </w:rPr>
+              <w:t>无错误的情况下，查询结果一样</w:t>
+            </w:r>
+          </w:p>
+          <w:p>
+            <w:pPr>
+              <w:pStyle w:val="aa"/>
+              <w:numPr>
+                <w:ilvl w:val="0"/>
+                <w:numId w:val="33"/>
+              </w:numPr>
+              <w:ind w:firstLineChars="0"/>
+              <w:jc w:val="left"/>
+              <w:rPr>
+                <w:rFonts w:hint="eastAsia"/>
+              </w:rPr>
+            </w:pPr>
+            <w:r>
+              <w:rPr>
+                <w:rFonts w:hint="eastAsia"/>
+              </w:rPr>
+              <w:t>在出错的情况下，则出错操作的统计信息中，要将本事务中之前操作的回滚动作的数据变更计算在内</w:t>
+            </w:r>
           </w:p>
         </w:tc>
       </w:tr>
     </w:tbl>
-    <w:p/>
     <w:p>
       <w:pPr>
         <w:pStyle w:val="2"/>
@@ -3635,9 +4998,9 @@
         <w:tblLook w:val="04A0" w:firstRow="1" w:lastRow="0" w:firstColumn="1" w:lastColumn="0" w:noHBand="0" w:noVBand="1"/>
       </w:tblPr>
       <w:tblGrid>
-        <w:gridCol w:w="4004"/>
-        <w:gridCol w:w="1439"/>
-        <w:gridCol w:w="2722"/>
+        <w:gridCol w:w="3876"/>
+        <w:gridCol w:w="1433"/>
+        <w:gridCol w:w="2630"/>
       </w:tblGrid>
       <w:tr>
         <w:tc>
@@ -3779,6 +5142,7 @@
               <w:rPr>
                 <w:rFonts w:hint="eastAsia"/>
               </w:rPr>
+              <w:lastRenderedPageBreak/>
               <w:t>原有用例是否全部通过</w:t>
             </w:r>
           </w:p>
@@ -4087,8 +5451,6 @@
       <w:pPr>
         <w:ind w:left="0"/>
       </w:pPr>
-      <w:bookmarkStart w:id="2" w:name="_GoBack"/>
-      <w:bookmarkEnd w:id="2"/>
     </w:p>
     <w:sectPr>
       <w:pgSz w:w="11906" w:h="16838"/>
@@ -4774,6 +6136,95 @@
     </w:lvl>
   </w:abstractNum>
   <w:abstractNum w:abstractNumId="6" w15:restartNumberingAfterBreak="0">
+    <w:nsid w:val="18576F1B"/>
+    <w:multiLevelType w:val="hybridMultilevel"/>
+    <w:tmpl w:val="AC8886F2"/>
+    <w:lvl w:ilvl="0" w:tplc="0409000F">
+      <w:start w:val="1"/>
+      <w:numFmt w:val="decimal"/>
+      <w:lvlText w:val="%1."/>
+      <w:lvlJc w:val="left"/>
+      <w:pPr>
+        <w:ind w:left="360" w:hanging="360"/>
+      </w:pPr>
+      <w:rPr>
+        <w:rFonts w:hint="default"/>
+      </w:rPr>
+    </w:lvl>
+    <w:lvl w:ilvl="1" w:tplc="04090019" w:tentative="1">
+      <w:start w:val="1"/>
+      <w:numFmt w:val="lowerLetter"/>
+      <w:lvlText w:val="%2."/>
+      <w:lvlJc w:val="left"/>
+      <w:pPr>
+        <w:ind w:left="1080" w:hanging="360"/>
+      </w:pPr>
+    </w:lvl>
+    <w:lvl w:ilvl="2" w:tplc="0409001B" w:tentative="1">
+      <w:start w:val="1"/>
+      <w:numFmt w:val="lowerRoman"/>
+      <w:lvlText w:val="%3."/>
+      <w:lvlJc w:val="right"/>
+      <w:pPr>
+        <w:ind w:left="1800" w:hanging="180"/>
+      </w:pPr>
+    </w:lvl>
+    <w:lvl w:ilvl="3" w:tplc="0409000F" w:tentative="1">
+      <w:start w:val="1"/>
+      <w:numFmt w:val="decimal"/>
+      <w:lvlText w:val="%4."/>
+      <w:lvlJc w:val="left"/>
+      <w:pPr>
+        <w:ind w:left="2520" w:hanging="360"/>
+      </w:pPr>
+    </w:lvl>
+    <w:lvl w:ilvl="4" w:tplc="04090019" w:tentative="1">
+      <w:start w:val="1"/>
+      <w:numFmt w:val="lowerLetter"/>
+      <w:lvlText w:val="%5."/>
+      <w:lvlJc w:val="left"/>
+      <w:pPr>
+        <w:ind w:left="3240" w:hanging="360"/>
+      </w:pPr>
+    </w:lvl>
+    <w:lvl w:ilvl="5" w:tplc="0409001B" w:tentative="1">
+      <w:start w:val="1"/>
+      <w:numFmt w:val="lowerRoman"/>
+      <w:lvlText w:val="%6."/>
+      <w:lvlJc w:val="right"/>
+      <w:pPr>
+        <w:ind w:left="3960" w:hanging="180"/>
+      </w:pPr>
+    </w:lvl>
+    <w:lvl w:ilvl="6" w:tplc="0409000F" w:tentative="1">
+      <w:start w:val="1"/>
+      <w:numFmt w:val="decimal"/>
+      <w:lvlText w:val="%7."/>
+      <w:lvlJc w:val="left"/>
+      <w:pPr>
+        <w:ind w:left="4680" w:hanging="360"/>
+      </w:pPr>
+    </w:lvl>
+    <w:lvl w:ilvl="7" w:tplc="04090019" w:tentative="1">
+      <w:start w:val="1"/>
+      <w:numFmt w:val="lowerLetter"/>
+      <w:lvlText w:val="%8."/>
+      <w:lvlJc w:val="left"/>
+      <w:pPr>
+        <w:ind w:left="5400" w:hanging="360"/>
+      </w:pPr>
+    </w:lvl>
+    <w:lvl w:ilvl="8" w:tplc="0409001B" w:tentative="1">
+      <w:start w:val="1"/>
+      <w:numFmt w:val="lowerRoman"/>
+      <w:lvlText w:val="%9."/>
+      <w:lvlJc w:val="right"/>
+      <w:pPr>
+        <w:ind w:left="6120" w:hanging="180"/>
+      </w:pPr>
+    </w:lvl>
+  </w:abstractNum>
+  <w:abstractNum w:abstractNumId="7" w15:restartNumberingAfterBreak="0">
     <w:nsid w:val="214D3631"/>
     <w:multiLevelType w:val="hybridMultilevel"/>
     <w:tmpl w:val="5FFCA21C"/>
@@ -4886,7 +6337,7 @@
       </w:rPr>
     </w:lvl>
   </w:abstractNum>
-  <w:abstractNum w:abstractNumId="7" w15:restartNumberingAfterBreak="0">
+  <w:abstractNum w:abstractNumId="8" w15:restartNumberingAfterBreak="0">
     <w:nsid w:val="22501AA3"/>
     <w:multiLevelType w:val="hybridMultilevel"/>
     <w:tmpl w:val="1B2A9E7A"/>
@@ -4973,7 +6424,7 @@
       </w:pPr>
     </w:lvl>
   </w:abstractNum>
-  <w:abstractNum w:abstractNumId="8" w15:restartNumberingAfterBreak="0">
+  <w:abstractNum w:abstractNumId="9" w15:restartNumberingAfterBreak="0">
     <w:nsid w:val="23EC5C36"/>
     <w:multiLevelType w:val="hybridMultilevel"/>
     <w:tmpl w:val="3338448C"/>
@@ -5062,7 +6513,7 @@
       </w:pPr>
     </w:lvl>
   </w:abstractNum>
-  <w:abstractNum w:abstractNumId="9" w15:restartNumberingAfterBreak="0">
+  <w:abstractNum w:abstractNumId="10" w15:restartNumberingAfterBreak="0">
     <w:nsid w:val="28A57A02"/>
     <w:multiLevelType w:val="hybridMultilevel"/>
     <w:tmpl w:val="5708374E"/>
@@ -5151,7 +6602,96 @@
       </w:pPr>
     </w:lvl>
   </w:abstractNum>
-  <w:abstractNum w:abstractNumId="10" w15:restartNumberingAfterBreak="0">
+  <w:abstractNum w:abstractNumId="11" w15:restartNumberingAfterBreak="0">
+    <w:nsid w:val="2E7A4D30"/>
+    <w:multiLevelType w:val="hybridMultilevel"/>
+    <w:tmpl w:val="AC8886F2"/>
+    <w:lvl w:ilvl="0" w:tplc="0409000F">
+      <w:start w:val="1"/>
+      <w:numFmt w:val="decimal"/>
+      <w:lvlText w:val="%1."/>
+      <w:lvlJc w:val="left"/>
+      <w:pPr>
+        <w:ind w:left="360" w:hanging="360"/>
+      </w:pPr>
+      <w:rPr>
+        <w:rFonts w:hint="default"/>
+      </w:rPr>
+    </w:lvl>
+    <w:lvl w:ilvl="1" w:tplc="04090019" w:tentative="1">
+      <w:start w:val="1"/>
+      <w:numFmt w:val="lowerLetter"/>
+      <w:lvlText w:val="%2."/>
+      <w:lvlJc w:val="left"/>
+      <w:pPr>
+        <w:ind w:left="1080" w:hanging="360"/>
+      </w:pPr>
+    </w:lvl>
+    <w:lvl w:ilvl="2" w:tplc="0409001B" w:tentative="1">
+      <w:start w:val="1"/>
+      <w:numFmt w:val="lowerRoman"/>
+      <w:lvlText w:val="%3."/>
+      <w:lvlJc w:val="right"/>
+      <w:pPr>
+        <w:ind w:left="1800" w:hanging="180"/>
+      </w:pPr>
+    </w:lvl>
+    <w:lvl w:ilvl="3" w:tplc="0409000F" w:tentative="1">
+      <w:start w:val="1"/>
+      <w:numFmt w:val="decimal"/>
+      <w:lvlText w:val="%4."/>
+      <w:lvlJc w:val="left"/>
+      <w:pPr>
+        <w:ind w:left="2520" w:hanging="360"/>
+      </w:pPr>
+    </w:lvl>
+    <w:lvl w:ilvl="4" w:tplc="04090019" w:tentative="1">
+      <w:start w:val="1"/>
+      <w:numFmt w:val="lowerLetter"/>
+      <w:lvlText w:val="%5."/>
+      <w:lvlJc w:val="left"/>
+      <w:pPr>
+        <w:ind w:left="3240" w:hanging="360"/>
+      </w:pPr>
+    </w:lvl>
+    <w:lvl w:ilvl="5" w:tplc="0409001B" w:tentative="1">
+      <w:start w:val="1"/>
+      <w:numFmt w:val="lowerRoman"/>
+      <w:lvlText w:val="%6."/>
+      <w:lvlJc w:val="right"/>
+      <w:pPr>
+        <w:ind w:left="3960" w:hanging="180"/>
+      </w:pPr>
+    </w:lvl>
+    <w:lvl w:ilvl="6" w:tplc="0409000F" w:tentative="1">
+      <w:start w:val="1"/>
+      <w:numFmt w:val="decimal"/>
+      <w:lvlText w:val="%7."/>
+      <w:lvlJc w:val="left"/>
+      <w:pPr>
+        <w:ind w:left="4680" w:hanging="360"/>
+      </w:pPr>
+    </w:lvl>
+    <w:lvl w:ilvl="7" w:tplc="04090019" w:tentative="1">
+      <w:start w:val="1"/>
+      <w:numFmt w:val="lowerLetter"/>
+      <w:lvlText w:val="%8."/>
+      <w:lvlJc w:val="left"/>
+      <w:pPr>
+        <w:ind w:left="5400" w:hanging="360"/>
+      </w:pPr>
+    </w:lvl>
+    <w:lvl w:ilvl="8" w:tplc="0409001B" w:tentative="1">
+      <w:start w:val="1"/>
+      <w:numFmt w:val="lowerRoman"/>
+      <w:lvlText w:val="%9."/>
+      <w:lvlJc w:val="right"/>
+      <w:pPr>
+        <w:ind w:left="6120" w:hanging="180"/>
+      </w:pPr>
+    </w:lvl>
+  </w:abstractNum>
+  <w:abstractNum w:abstractNumId="12" w15:restartNumberingAfterBreak="0">
     <w:nsid w:val="370E5801"/>
     <w:multiLevelType w:val="multilevel"/>
     <w:tmpl w:val="AC76C6DE"/>
@@ -5300,7 +6840,96 @@
       </w:rPr>
     </w:lvl>
   </w:abstractNum>
-  <w:abstractNum w:abstractNumId="11" w15:restartNumberingAfterBreak="0">
+  <w:abstractNum w:abstractNumId="13" w15:restartNumberingAfterBreak="0">
+    <w:nsid w:val="377C60EA"/>
+    <w:multiLevelType w:val="hybridMultilevel"/>
+    <w:tmpl w:val="AC8886F2"/>
+    <w:lvl w:ilvl="0" w:tplc="0409000F">
+      <w:start w:val="1"/>
+      <w:numFmt w:val="decimal"/>
+      <w:lvlText w:val="%1."/>
+      <w:lvlJc w:val="left"/>
+      <w:pPr>
+        <w:ind w:left="360" w:hanging="360"/>
+      </w:pPr>
+      <w:rPr>
+        <w:rFonts w:hint="default"/>
+      </w:rPr>
+    </w:lvl>
+    <w:lvl w:ilvl="1" w:tplc="04090019" w:tentative="1">
+      <w:start w:val="1"/>
+      <w:numFmt w:val="lowerLetter"/>
+      <w:lvlText w:val="%2."/>
+      <w:lvlJc w:val="left"/>
+      <w:pPr>
+        <w:ind w:left="1080" w:hanging="360"/>
+      </w:pPr>
+    </w:lvl>
+    <w:lvl w:ilvl="2" w:tplc="0409001B" w:tentative="1">
+      <w:start w:val="1"/>
+      <w:numFmt w:val="lowerRoman"/>
+      <w:lvlText w:val="%3."/>
+      <w:lvlJc w:val="right"/>
+      <w:pPr>
+        <w:ind w:left="1800" w:hanging="180"/>
+      </w:pPr>
+    </w:lvl>
+    <w:lvl w:ilvl="3" w:tplc="0409000F" w:tentative="1">
+      <w:start w:val="1"/>
+      <w:numFmt w:val="decimal"/>
+      <w:lvlText w:val="%4."/>
+      <w:lvlJc w:val="left"/>
+      <w:pPr>
+        <w:ind w:left="2520" w:hanging="360"/>
+      </w:pPr>
+    </w:lvl>
+    <w:lvl w:ilvl="4" w:tplc="04090019" w:tentative="1">
+      <w:start w:val="1"/>
+      <w:numFmt w:val="lowerLetter"/>
+      <w:lvlText w:val="%5."/>
+      <w:lvlJc w:val="left"/>
+      <w:pPr>
+        <w:ind w:left="3240" w:hanging="360"/>
+      </w:pPr>
+    </w:lvl>
+    <w:lvl w:ilvl="5" w:tplc="0409001B" w:tentative="1">
+      <w:start w:val="1"/>
+      <w:numFmt w:val="lowerRoman"/>
+      <w:lvlText w:val="%6."/>
+      <w:lvlJc w:val="right"/>
+      <w:pPr>
+        <w:ind w:left="3960" w:hanging="180"/>
+      </w:pPr>
+    </w:lvl>
+    <w:lvl w:ilvl="6" w:tplc="0409000F" w:tentative="1">
+      <w:start w:val="1"/>
+      <w:numFmt w:val="decimal"/>
+      <w:lvlText w:val="%7."/>
+      <w:lvlJc w:val="left"/>
+      <w:pPr>
+        <w:ind w:left="4680" w:hanging="360"/>
+      </w:pPr>
+    </w:lvl>
+    <w:lvl w:ilvl="7" w:tplc="04090019" w:tentative="1">
+      <w:start w:val="1"/>
+      <w:numFmt w:val="lowerLetter"/>
+      <w:lvlText w:val="%8."/>
+      <w:lvlJc w:val="left"/>
+      <w:pPr>
+        <w:ind w:left="5400" w:hanging="360"/>
+      </w:pPr>
+    </w:lvl>
+    <w:lvl w:ilvl="8" w:tplc="0409001B" w:tentative="1">
+      <w:start w:val="1"/>
+      <w:numFmt w:val="lowerRoman"/>
+      <w:lvlText w:val="%9."/>
+      <w:lvlJc w:val="right"/>
+      <w:pPr>
+        <w:ind w:left="6120" w:hanging="180"/>
+      </w:pPr>
+    </w:lvl>
+  </w:abstractNum>
+  <w:abstractNum w:abstractNumId="14" w15:restartNumberingAfterBreak="0">
     <w:nsid w:val="3A5A578D"/>
     <w:multiLevelType w:val="hybridMultilevel"/>
     <w:tmpl w:val="20386D0C"/>
@@ -5413,7 +7042,7 @@
       </w:rPr>
     </w:lvl>
   </w:abstractNum>
-  <w:abstractNum w:abstractNumId="12" w15:restartNumberingAfterBreak="0">
+  <w:abstractNum w:abstractNumId="15" w15:restartNumberingAfterBreak="0">
     <w:nsid w:val="403A2B26"/>
     <w:multiLevelType w:val="hybridMultilevel"/>
     <w:tmpl w:val="FC306668"/>
@@ -5526,7 +7155,120 @@
       </w:rPr>
     </w:lvl>
   </w:abstractNum>
-  <w:abstractNum w:abstractNumId="13" w15:restartNumberingAfterBreak="0">
+  <w:abstractNum w:abstractNumId="16" w15:restartNumberingAfterBreak="0">
+    <w:nsid w:val="48A17B59"/>
+    <w:multiLevelType w:val="hybridMultilevel"/>
+    <w:tmpl w:val="2F8EC3EC"/>
+    <w:lvl w:ilvl="0" w:tplc="04090001">
+      <w:start w:val="1"/>
+      <w:numFmt w:val="bullet"/>
+      <w:lvlText w:val=""/>
+      <w:lvlJc w:val="left"/>
+      <w:pPr>
+        <w:ind w:left="1077" w:hanging="360"/>
+      </w:pPr>
+      <w:rPr>
+        <w:rFonts w:ascii="Symbol" w:hAnsi="Symbol" w:hint="default"/>
+      </w:rPr>
+    </w:lvl>
+    <w:lvl w:ilvl="1" w:tplc="04090003" w:tentative="1">
+      <w:start w:val="1"/>
+      <w:numFmt w:val="bullet"/>
+      <w:lvlText w:val="o"/>
+      <w:lvlJc w:val="left"/>
+      <w:pPr>
+        <w:ind w:left="1797" w:hanging="360"/>
+      </w:pPr>
+      <w:rPr>
+        <w:rFonts w:ascii="Courier New" w:hAnsi="Courier New" w:cs="Courier New" w:hint="default"/>
+      </w:rPr>
+    </w:lvl>
+    <w:lvl w:ilvl="2" w:tplc="04090005" w:tentative="1">
+      <w:start w:val="1"/>
+      <w:numFmt w:val="bullet"/>
+      <w:lvlText w:val=""/>
+      <w:lvlJc w:val="left"/>
+      <w:pPr>
+        <w:ind w:left="2517" w:hanging="360"/>
+      </w:pPr>
+      <w:rPr>
+        <w:rFonts w:ascii="Wingdings" w:hAnsi="Wingdings" w:hint="default"/>
+      </w:rPr>
+    </w:lvl>
+    <w:lvl w:ilvl="3" w:tplc="04090001" w:tentative="1">
+      <w:start w:val="1"/>
+      <w:numFmt w:val="bullet"/>
+      <w:lvlText w:val=""/>
+      <w:lvlJc w:val="left"/>
+      <w:pPr>
+        <w:ind w:left="3237" w:hanging="360"/>
+      </w:pPr>
+      <w:rPr>
+        <w:rFonts w:ascii="Symbol" w:hAnsi="Symbol" w:hint="default"/>
+      </w:rPr>
+    </w:lvl>
+    <w:lvl w:ilvl="4" w:tplc="04090003" w:tentative="1">
+      <w:start w:val="1"/>
+      <w:numFmt w:val="bullet"/>
+      <w:lvlText w:val="o"/>
+      <w:lvlJc w:val="left"/>
+      <w:pPr>
+        <w:ind w:left="3957" w:hanging="360"/>
+      </w:pPr>
+      <w:rPr>
+        <w:rFonts w:ascii="Courier New" w:hAnsi="Courier New" w:cs="Courier New" w:hint="default"/>
+      </w:rPr>
+    </w:lvl>
+    <w:lvl w:ilvl="5" w:tplc="04090005" w:tentative="1">
+      <w:start w:val="1"/>
+      <w:numFmt w:val="bullet"/>
+      <w:lvlText w:val=""/>
+      <w:lvlJc w:val="left"/>
+      <w:pPr>
+        <w:ind w:left="4677" w:hanging="360"/>
+      </w:pPr>
+      <w:rPr>
+        <w:rFonts w:ascii="Wingdings" w:hAnsi="Wingdings" w:hint="default"/>
+      </w:rPr>
+    </w:lvl>
+    <w:lvl w:ilvl="6" w:tplc="04090001" w:tentative="1">
+      <w:start w:val="1"/>
+      <w:numFmt w:val="bullet"/>
+      <w:lvlText w:val=""/>
+      <w:lvlJc w:val="left"/>
+      <w:pPr>
+        <w:ind w:left="5397" w:hanging="360"/>
+      </w:pPr>
+      <w:rPr>
+        <w:rFonts w:ascii="Symbol" w:hAnsi="Symbol" w:hint="default"/>
+      </w:rPr>
+    </w:lvl>
+    <w:lvl w:ilvl="7" w:tplc="04090003" w:tentative="1">
+      <w:start w:val="1"/>
+      <w:numFmt w:val="bullet"/>
+      <w:lvlText w:val="o"/>
+      <w:lvlJc w:val="left"/>
+      <w:pPr>
+        <w:ind w:left="6117" w:hanging="360"/>
+      </w:pPr>
+      <w:rPr>
+        <w:rFonts w:ascii="Courier New" w:hAnsi="Courier New" w:cs="Courier New" w:hint="default"/>
+      </w:rPr>
+    </w:lvl>
+    <w:lvl w:ilvl="8" w:tplc="04090005" w:tentative="1">
+      <w:start w:val="1"/>
+      <w:numFmt w:val="bullet"/>
+      <w:lvlText w:val=""/>
+      <w:lvlJc w:val="left"/>
+      <w:pPr>
+        <w:ind w:left="6837" w:hanging="360"/>
+      </w:pPr>
+      <w:rPr>
+        <w:rFonts w:ascii="Wingdings" w:hAnsi="Wingdings" w:hint="default"/>
+      </w:rPr>
+    </w:lvl>
+  </w:abstractNum>
+  <w:abstractNum w:abstractNumId="17" w15:restartNumberingAfterBreak="0">
     <w:nsid w:val="4B055171"/>
     <w:multiLevelType w:val="hybridMultilevel"/>
     <w:tmpl w:val="66DEE1F8"/>
@@ -5639,7 +7381,7 @@
       </w:rPr>
     </w:lvl>
   </w:abstractNum>
-  <w:abstractNum w:abstractNumId="14" w15:restartNumberingAfterBreak="0">
+  <w:abstractNum w:abstractNumId="18" w15:restartNumberingAfterBreak="0">
     <w:nsid w:val="4C6E4F89"/>
     <w:multiLevelType w:val="hybridMultilevel"/>
     <w:tmpl w:val="4A9A70AA"/>
@@ -5752,7 +7494,185 @@
       </w:rPr>
     </w:lvl>
   </w:abstractNum>
-  <w:abstractNum w:abstractNumId="15" w15:restartNumberingAfterBreak="0">
+  <w:abstractNum w:abstractNumId="19" w15:restartNumberingAfterBreak="0">
+    <w:nsid w:val="4F1D3E9E"/>
+    <w:multiLevelType w:val="hybridMultilevel"/>
+    <w:tmpl w:val="90160DCE"/>
+    <w:lvl w:ilvl="0" w:tplc="0409000F">
+      <w:start w:val="1"/>
+      <w:numFmt w:val="decimal"/>
+      <w:lvlText w:val="%1."/>
+      <w:lvlJc w:val="left"/>
+      <w:pPr>
+        <w:ind w:left="720" w:hanging="360"/>
+      </w:pPr>
+      <w:rPr>
+        <w:rFonts w:hint="default"/>
+      </w:rPr>
+    </w:lvl>
+    <w:lvl w:ilvl="1" w:tplc="04090019" w:tentative="1">
+      <w:start w:val="1"/>
+      <w:numFmt w:val="lowerLetter"/>
+      <w:lvlText w:val="%2."/>
+      <w:lvlJc w:val="left"/>
+      <w:pPr>
+        <w:ind w:left="1440" w:hanging="360"/>
+      </w:pPr>
+    </w:lvl>
+    <w:lvl w:ilvl="2" w:tplc="0409001B" w:tentative="1">
+      <w:start w:val="1"/>
+      <w:numFmt w:val="lowerRoman"/>
+      <w:lvlText w:val="%3."/>
+      <w:lvlJc w:val="right"/>
+      <w:pPr>
+        <w:ind w:left="2160" w:hanging="180"/>
+      </w:pPr>
+    </w:lvl>
+    <w:lvl w:ilvl="3" w:tplc="0409000F" w:tentative="1">
+      <w:start w:val="1"/>
+      <w:numFmt w:val="decimal"/>
+      <w:lvlText w:val="%4."/>
+      <w:lvlJc w:val="left"/>
+      <w:pPr>
+        <w:ind w:left="2880" w:hanging="360"/>
+      </w:pPr>
+    </w:lvl>
+    <w:lvl w:ilvl="4" w:tplc="04090019" w:tentative="1">
+      <w:start w:val="1"/>
+      <w:numFmt w:val="lowerLetter"/>
+      <w:lvlText w:val="%5."/>
+      <w:lvlJc w:val="left"/>
+      <w:pPr>
+        <w:ind w:left="3600" w:hanging="360"/>
+      </w:pPr>
+    </w:lvl>
+    <w:lvl w:ilvl="5" w:tplc="0409001B" w:tentative="1">
+      <w:start w:val="1"/>
+      <w:numFmt w:val="lowerRoman"/>
+      <w:lvlText w:val="%6."/>
+      <w:lvlJc w:val="right"/>
+      <w:pPr>
+        <w:ind w:left="4320" w:hanging="180"/>
+      </w:pPr>
+    </w:lvl>
+    <w:lvl w:ilvl="6" w:tplc="0409000F" w:tentative="1">
+      <w:start w:val="1"/>
+      <w:numFmt w:val="decimal"/>
+      <w:lvlText w:val="%7."/>
+      <w:lvlJc w:val="left"/>
+      <w:pPr>
+        <w:ind w:left="5040" w:hanging="360"/>
+      </w:pPr>
+    </w:lvl>
+    <w:lvl w:ilvl="7" w:tplc="04090019" w:tentative="1">
+      <w:start w:val="1"/>
+      <w:numFmt w:val="lowerLetter"/>
+      <w:lvlText w:val="%8."/>
+      <w:lvlJc w:val="left"/>
+      <w:pPr>
+        <w:ind w:left="5760" w:hanging="360"/>
+      </w:pPr>
+    </w:lvl>
+    <w:lvl w:ilvl="8" w:tplc="0409001B" w:tentative="1">
+      <w:start w:val="1"/>
+      <w:numFmt w:val="lowerRoman"/>
+      <w:lvlText w:val="%9."/>
+      <w:lvlJc w:val="right"/>
+      <w:pPr>
+        <w:ind w:left="6480" w:hanging="180"/>
+      </w:pPr>
+    </w:lvl>
+  </w:abstractNum>
+  <w:abstractNum w:abstractNumId="20" w15:restartNumberingAfterBreak="0">
+    <w:nsid w:val="4F79231E"/>
+    <w:multiLevelType w:val="hybridMultilevel"/>
+    <w:tmpl w:val="8ADA4B56"/>
+    <w:lvl w:ilvl="0" w:tplc="0409000F">
+      <w:start w:val="1"/>
+      <w:numFmt w:val="decimal"/>
+      <w:lvlText w:val="%1."/>
+      <w:lvlJc w:val="left"/>
+      <w:pPr>
+        <w:ind w:left="360" w:hanging="360"/>
+      </w:pPr>
+      <w:rPr>
+        <w:rFonts w:hint="default"/>
+      </w:rPr>
+    </w:lvl>
+    <w:lvl w:ilvl="1" w:tplc="04090019" w:tentative="1">
+      <w:start w:val="1"/>
+      <w:numFmt w:val="lowerLetter"/>
+      <w:lvlText w:val="%2."/>
+      <w:lvlJc w:val="left"/>
+      <w:pPr>
+        <w:ind w:left="1080" w:hanging="360"/>
+      </w:pPr>
+    </w:lvl>
+    <w:lvl w:ilvl="2" w:tplc="0409001B" w:tentative="1">
+      <w:start w:val="1"/>
+      <w:numFmt w:val="lowerRoman"/>
+      <w:lvlText w:val="%3."/>
+      <w:lvlJc w:val="right"/>
+      <w:pPr>
+        <w:ind w:left="1800" w:hanging="180"/>
+      </w:pPr>
+    </w:lvl>
+    <w:lvl w:ilvl="3" w:tplc="0409000F" w:tentative="1">
+      <w:start w:val="1"/>
+      <w:numFmt w:val="decimal"/>
+      <w:lvlText w:val="%4."/>
+      <w:lvlJc w:val="left"/>
+      <w:pPr>
+        <w:ind w:left="2520" w:hanging="360"/>
+      </w:pPr>
+    </w:lvl>
+    <w:lvl w:ilvl="4" w:tplc="04090019" w:tentative="1">
+      <w:start w:val="1"/>
+      <w:numFmt w:val="lowerLetter"/>
+      <w:lvlText w:val="%5."/>
+      <w:lvlJc w:val="left"/>
+      <w:pPr>
+        <w:ind w:left="3240" w:hanging="360"/>
+      </w:pPr>
+    </w:lvl>
+    <w:lvl w:ilvl="5" w:tplc="0409001B" w:tentative="1">
+      <w:start w:val="1"/>
+      <w:numFmt w:val="lowerRoman"/>
+      <w:lvlText w:val="%6."/>
+      <w:lvlJc w:val="right"/>
+      <w:pPr>
+        <w:ind w:left="3960" w:hanging="180"/>
+      </w:pPr>
+    </w:lvl>
+    <w:lvl w:ilvl="6" w:tplc="0409000F" w:tentative="1">
+      <w:start w:val="1"/>
+      <w:numFmt w:val="decimal"/>
+      <w:lvlText w:val="%7."/>
+      <w:lvlJc w:val="left"/>
+      <w:pPr>
+        <w:ind w:left="4680" w:hanging="360"/>
+      </w:pPr>
+    </w:lvl>
+    <w:lvl w:ilvl="7" w:tplc="04090019" w:tentative="1">
+      <w:start w:val="1"/>
+      <w:numFmt w:val="lowerLetter"/>
+      <w:lvlText w:val="%8."/>
+      <w:lvlJc w:val="left"/>
+      <w:pPr>
+        <w:ind w:left="5400" w:hanging="360"/>
+      </w:pPr>
+    </w:lvl>
+    <w:lvl w:ilvl="8" w:tplc="0409001B" w:tentative="1">
+      <w:start w:val="1"/>
+      <w:numFmt w:val="lowerRoman"/>
+      <w:lvlText w:val="%9."/>
+      <w:lvlJc w:val="right"/>
+      <w:pPr>
+        <w:ind w:left="6120" w:hanging="180"/>
+      </w:pPr>
+    </w:lvl>
+  </w:abstractNum>
+  <w:abstractNum w:abstractNumId="21" w15:restartNumberingAfterBreak="0">
     <w:nsid w:val="589E00D2"/>
     <w:multiLevelType w:val="hybridMultilevel"/>
     <w:tmpl w:val="6FB871CA"/>
@@ -5841,7 +7761,7 @@
       </w:pPr>
     </w:lvl>
   </w:abstractNum>
-  <w:abstractNum w:abstractNumId="16" w15:restartNumberingAfterBreak="0">
+  <w:abstractNum w:abstractNumId="22" w15:restartNumberingAfterBreak="0">
     <w:nsid w:val="5C1D0037"/>
     <w:multiLevelType w:val="hybridMultilevel"/>
     <w:tmpl w:val="4B6CF32E"/>
@@ -5954,7 +7874,7 @@
       </w:rPr>
     </w:lvl>
   </w:abstractNum>
-  <w:abstractNum w:abstractNumId="17" w15:restartNumberingAfterBreak="0">
+  <w:abstractNum w:abstractNumId="23" w15:restartNumberingAfterBreak="0">
     <w:nsid w:val="657B5F2E"/>
     <w:multiLevelType w:val="hybridMultilevel"/>
     <w:tmpl w:val="D25A581E"/>
@@ -6043,7 +7963,7 @@
       </w:pPr>
     </w:lvl>
   </w:abstractNum>
-  <w:abstractNum w:abstractNumId="18" w15:restartNumberingAfterBreak="0">
+  <w:abstractNum w:abstractNumId="24" w15:restartNumberingAfterBreak="0">
     <w:nsid w:val="6FC64444"/>
     <w:multiLevelType w:val="hybridMultilevel"/>
     <w:tmpl w:val="1FFECBF4"/>
@@ -6155,7 +8075,96 @@
       </w:rPr>
     </w:lvl>
   </w:abstractNum>
-  <w:abstractNum w:abstractNumId="19" w15:restartNumberingAfterBreak="0">
+  <w:abstractNum w:abstractNumId="25" w15:restartNumberingAfterBreak="0">
+    <w:nsid w:val="71807C53"/>
+    <w:multiLevelType w:val="hybridMultilevel"/>
+    <w:tmpl w:val="AC8886F2"/>
+    <w:lvl w:ilvl="0" w:tplc="0409000F">
+      <w:start w:val="1"/>
+      <w:numFmt w:val="decimal"/>
+      <w:lvlText w:val="%1."/>
+      <w:lvlJc w:val="left"/>
+      <w:pPr>
+        <w:ind w:left="360" w:hanging="360"/>
+      </w:pPr>
+      <w:rPr>
+        <w:rFonts w:hint="default"/>
+      </w:rPr>
+    </w:lvl>
+    <w:lvl w:ilvl="1" w:tplc="04090019" w:tentative="1">
+      <w:start w:val="1"/>
+      <w:numFmt w:val="lowerLetter"/>
+      <w:lvlText w:val="%2."/>
+      <w:lvlJc w:val="left"/>
+      <w:pPr>
+        <w:ind w:left="1080" w:hanging="360"/>
+      </w:pPr>
+    </w:lvl>
+    <w:lvl w:ilvl="2" w:tplc="0409001B" w:tentative="1">
+      <w:start w:val="1"/>
+      <w:numFmt w:val="lowerRoman"/>
+      <w:lvlText w:val="%3."/>
+      <w:lvlJc w:val="right"/>
+      <w:pPr>
+        <w:ind w:left="1800" w:hanging="180"/>
+      </w:pPr>
+    </w:lvl>
+    <w:lvl w:ilvl="3" w:tplc="0409000F" w:tentative="1">
+      <w:start w:val="1"/>
+      <w:numFmt w:val="decimal"/>
+      <w:lvlText w:val="%4."/>
+      <w:lvlJc w:val="left"/>
+      <w:pPr>
+        <w:ind w:left="2520" w:hanging="360"/>
+      </w:pPr>
+    </w:lvl>
+    <w:lvl w:ilvl="4" w:tplc="04090019" w:tentative="1">
+      <w:start w:val="1"/>
+      <w:numFmt w:val="lowerLetter"/>
+      <w:lvlText w:val="%5."/>
+      <w:lvlJc w:val="left"/>
+      <w:pPr>
+        <w:ind w:left="3240" w:hanging="360"/>
+      </w:pPr>
+    </w:lvl>
+    <w:lvl w:ilvl="5" w:tplc="0409001B" w:tentative="1">
+      <w:start w:val="1"/>
+      <w:numFmt w:val="lowerRoman"/>
+      <w:lvlText w:val="%6."/>
+      <w:lvlJc w:val="right"/>
+      <w:pPr>
+        <w:ind w:left="3960" w:hanging="180"/>
+      </w:pPr>
+    </w:lvl>
+    <w:lvl w:ilvl="6" w:tplc="0409000F" w:tentative="1">
+      <w:start w:val="1"/>
+      <w:numFmt w:val="decimal"/>
+      <w:lvlText w:val="%7."/>
+      <w:lvlJc w:val="left"/>
+      <w:pPr>
+        <w:ind w:left="4680" w:hanging="360"/>
+      </w:pPr>
+    </w:lvl>
+    <w:lvl w:ilvl="7" w:tplc="04090019" w:tentative="1">
+      <w:start w:val="1"/>
+      <w:numFmt w:val="lowerLetter"/>
+      <w:lvlText w:val="%8."/>
+      <w:lvlJc w:val="left"/>
+      <w:pPr>
+        <w:ind w:left="5400" w:hanging="360"/>
+      </w:pPr>
+    </w:lvl>
+    <w:lvl w:ilvl="8" w:tplc="0409001B" w:tentative="1">
+      <w:start w:val="1"/>
+      <w:numFmt w:val="lowerRoman"/>
+      <w:lvlText w:val="%9."/>
+      <w:lvlJc w:val="right"/>
+      <w:pPr>
+        <w:ind w:left="6120" w:hanging="180"/>
+      </w:pPr>
+    </w:lvl>
+  </w:abstractNum>
+  <w:abstractNum w:abstractNumId="26" w15:restartNumberingAfterBreak="0">
     <w:nsid w:val="7A4B5280"/>
     <w:multiLevelType w:val="hybridMultilevel"/>
     <w:tmpl w:val="8F9A8D66"/>
@@ -6244,29 +8253,118 @@
       </w:pPr>
     </w:lvl>
   </w:abstractNum>
+  <w:abstractNum w:abstractNumId="27" w15:restartNumberingAfterBreak="0">
+    <w:nsid w:val="7D9E7CE1"/>
+    <w:multiLevelType w:val="hybridMultilevel"/>
+    <w:tmpl w:val="AC8886F2"/>
+    <w:lvl w:ilvl="0" w:tplc="0409000F">
+      <w:start w:val="1"/>
+      <w:numFmt w:val="decimal"/>
+      <w:lvlText w:val="%1."/>
+      <w:lvlJc w:val="left"/>
+      <w:pPr>
+        <w:ind w:left="360" w:hanging="360"/>
+      </w:pPr>
+      <w:rPr>
+        <w:rFonts w:hint="default"/>
+      </w:rPr>
+    </w:lvl>
+    <w:lvl w:ilvl="1" w:tplc="04090019" w:tentative="1">
+      <w:start w:val="1"/>
+      <w:numFmt w:val="lowerLetter"/>
+      <w:lvlText w:val="%2."/>
+      <w:lvlJc w:val="left"/>
+      <w:pPr>
+        <w:ind w:left="1080" w:hanging="360"/>
+      </w:pPr>
+    </w:lvl>
+    <w:lvl w:ilvl="2" w:tplc="0409001B" w:tentative="1">
+      <w:start w:val="1"/>
+      <w:numFmt w:val="lowerRoman"/>
+      <w:lvlText w:val="%3."/>
+      <w:lvlJc w:val="right"/>
+      <w:pPr>
+        <w:ind w:left="1800" w:hanging="180"/>
+      </w:pPr>
+    </w:lvl>
+    <w:lvl w:ilvl="3" w:tplc="0409000F" w:tentative="1">
+      <w:start w:val="1"/>
+      <w:numFmt w:val="decimal"/>
+      <w:lvlText w:val="%4."/>
+      <w:lvlJc w:val="left"/>
+      <w:pPr>
+        <w:ind w:left="2520" w:hanging="360"/>
+      </w:pPr>
+    </w:lvl>
+    <w:lvl w:ilvl="4" w:tplc="04090019" w:tentative="1">
+      <w:start w:val="1"/>
+      <w:numFmt w:val="lowerLetter"/>
+      <w:lvlText w:val="%5."/>
+      <w:lvlJc w:val="left"/>
+      <w:pPr>
+        <w:ind w:left="3240" w:hanging="360"/>
+      </w:pPr>
+    </w:lvl>
+    <w:lvl w:ilvl="5" w:tplc="0409001B" w:tentative="1">
+      <w:start w:val="1"/>
+      <w:numFmt w:val="lowerRoman"/>
+      <w:lvlText w:val="%6."/>
+      <w:lvlJc w:val="right"/>
+      <w:pPr>
+        <w:ind w:left="3960" w:hanging="180"/>
+      </w:pPr>
+    </w:lvl>
+    <w:lvl w:ilvl="6" w:tplc="0409000F" w:tentative="1">
+      <w:start w:val="1"/>
+      <w:numFmt w:val="decimal"/>
+      <w:lvlText w:val="%7."/>
+      <w:lvlJc w:val="left"/>
+      <w:pPr>
+        <w:ind w:left="4680" w:hanging="360"/>
+      </w:pPr>
+    </w:lvl>
+    <w:lvl w:ilvl="7" w:tplc="04090019" w:tentative="1">
+      <w:start w:val="1"/>
+      <w:numFmt w:val="lowerLetter"/>
+      <w:lvlText w:val="%8."/>
+      <w:lvlJc w:val="left"/>
+      <w:pPr>
+        <w:ind w:left="5400" w:hanging="360"/>
+      </w:pPr>
+    </w:lvl>
+    <w:lvl w:ilvl="8" w:tplc="0409001B" w:tentative="1">
+      <w:start w:val="1"/>
+      <w:numFmt w:val="lowerRoman"/>
+      <w:lvlText w:val="%9."/>
+      <w:lvlJc w:val="right"/>
+      <w:pPr>
+        <w:ind w:left="6120" w:hanging="180"/>
+      </w:pPr>
+    </w:lvl>
+  </w:abstractNum>
   <w:num w:numId="1">
-    <w:abstractNumId w:val="7"/>
+    <w:abstractNumId w:val="8"/>
   </w:num>
   <w:num w:numId="2">
-    <w:abstractNumId w:val="15"/>
+    <w:abstractNumId w:val="21"/>
   </w:num>
   <w:num w:numId="3">
+    <w:abstractNumId w:val="9"/>
+  </w:num>
+  <w:num w:numId="4">
     <w:abstractNumId w:val="8"/>
   </w:num>
-  <w:num w:numId="4">
-    <w:abstractNumId w:val="7"/>
-  </w:num>
   <w:num w:numId="5">
-    <w:abstractNumId w:val="7"/>
+    <w:abstractNumId w:val="8"/>
   </w:num>
   <w:num w:numId="6">
-    <w:abstractNumId w:val="7"/>
+    <w:abstractNumId w:val="8"/>
   </w:num>
   <w:num w:numId="7">
-    <w:abstractNumId w:val="16"/>
+    <w:abstractNumId w:val="22"/>
   </w:num>
   <w:num w:numId="8">
-    <w:abstractNumId w:val="15"/>
+    <w:abstractNumId w:val="21"/>
     <w:lvlOverride w:ilvl="0">
       <w:startOverride w:val="1"/>
     </w:lvlOverride>
@@ -6275,7 +8373,7 @@
     <w:abstractNumId w:val="4"/>
   </w:num>
   <w:num w:numId="10">
-    <w:abstractNumId w:val="12"/>
+    <w:abstractNumId w:val="15"/>
   </w:num>
   <w:num w:numId="11">
     <w:abstractNumId w:val="5"/>
@@ -6284,13 +8382,13 @@
     <w:abstractNumId w:val="1"/>
   </w:num>
   <w:num w:numId="13">
-    <w:abstractNumId w:val="15"/>
+    <w:abstractNumId w:val="21"/>
   </w:num>
   <w:num w:numId="14">
-    <w:abstractNumId w:val="6"/>
+    <w:abstractNumId w:val="7"/>
   </w:num>
   <w:num w:numId="15">
-    <w:abstractNumId w:val="10"/>
+    <w:abstractNumId w:val="12"/>
   </w:num>
   <w:num w:numId="16">
     <w:abstractNumId w:val="0"/>
@@ -6302,25 +8400,49 @@
     <w:abstractNumId w:val="2"/>
   </w:num>
   <w:num w:numId="19">
+    <w:abstractNumId w:val="23"/>
+  </w:num>
+  <w:num w:numId="20">
+    <w:abstractNumId w:val="14"/>
+  </w:num>
+  <w:num w:numId="21">
+    <w:abstractNumId w:val="26"/>
+  </w:num>
+  <w:num w:numId="22">
+    <w:abstractNumId w:val="24"/>
+  </w:num>
+  <w:num w:numId="23">
     <w:abstractNumId w:val="17"/>
   </w:num>
-  <w:num w:numId="20">
+  <w:num w:numId="24">
+    <w:abstractNumId w:val="18"/>
+  </w:num>
+  <w:num w:numId="25">
+    <w:abstractNumId w:val="10"/>
+  </w:num>
+  <w:num w:numId="26">
+    <w:abstractNumId w:val="16"/>
+  </w:num>
+  <w:num w:numId="27">
+    <w:abstractNumId w:val="6"/>
+  </w:num>
+  <w:num w:numId="28">
+    <w:abstractNumId w:val="27"/>
+  </w:num>
+  <w:num w:numId="29">
+    <w:abstractNumId w:val="13"/>
+  </w:num>
+  <w:num w:numId="30">
     <w:abstractNumId w:val="11"/>
   </w:num>
-  <w:num w:numId="21">
+  <w:num w:numId="31">
+    <w:abstractNumId w:val="25"/>
+  </w:num>
+  <w:num w:numId="32">
     <w:abstractNumId w:val="19"/>
   </w:num>
-  <w:num w:numId="22">
-    <w:abstractNumId w:val="18"/>
-  </w:num>
-  <w:num w:numId="23">
-    <w:abstractNumId w:val="13"/>
-  </w:num>
-  <w:num w:numId="24">
-    <w:abstractNumId w:val="14"/>
-  </w:num>
-  <w:num w:numId="25">
-    <w:abstractNumId w:val="9"/>
+  <w:num w:numId="33">
+    <w:abstractNumId w:val="20"/>
   </w:num>
 </w:numbering>
 </file>

--- a/internal_doc/03.开发设计/Story-操作统计信息查询.docx
+++ b/internal_doc/03.开发设计/Story-操作统计信息查询.docx
@@ -21,8 +21,8 @@
         <w:tblLook w:val="04A0" w:firstRow="1" w:lastRow="0" w:firstColumn="1" w:lastColumn="0" w:noHBand="0" w:noVBand="1"/>
       </w:tblPr>
       <w:tblGrid>
-        <w:gridCol w:w="2662"/>
-        <w:gridCol w:w="5277"/>
+        <w:gridCol w:w="2728"/>
+        <w:gridCol w:w="5437"/>
       </w:tblGrid>
       <w:tr>
         <w:tc>
@@ -412,8 +412,8 @@
       <w:tblGrid>
         <w:gridCol w:w="2361"/>
         <w:gridCol w:w="1133"/>
-        <w:gridCol w:w="754"/>
-        <w:gridCol w:w="4274"/>
+        <w:gridCol w:w="753"/>
+        <w:gridCol w:w="4275"/>
       </w:tblGrid>
       <w:tr>
         <w:tc>
@@ -1148,13 +1148,7 @@
         <w:rPr>
           <w:rFonts w:hint="eastAsia"/>
         </w:rPr>
-        <w:t>：</w:t>
-      </w:r>
-      <w:r>
-        <w:rPr>
-          <w:rFonts w:hint="eastAsia"/>
-        </w:rPr>
-        <w:t>只更改</w:t>
+        <w:t>：只更改</w:t>
       </w:r>
       <w:r>
         <w:rPr>
@@ -2311,9 +2305,6 @@
           <w:numId w:val="26"/>
         </w:numPr>
         <w:ind w:firstLineChars="0"/>
-        <w:rPr>
-          <w:rFonts w:hint="eastAsia"/>
-        </w:rPr>
       </w:pPr>
       <w:r>
         <w:rPr>
@@ -2338,11 +2329,6 @@
       </w:r>
     </w:p>
     <w:p>
-      <w:pPr>
-        <w:rPr>
-          <w:rFonts w:hint="eastAsia"/>
-        </w:rPr>
-      </w:pPr>
       <w:r>
         <w:rPr>
           <w:rFonts w:hint="eastAsia"/>
@@ -2359,19 +2345,7 @@
         <w:rPr>
           <w:rFonts w:hint="eastAsia"/>
         </w:rPr>
-        <w:t>有事务</w:t>
-      </w:r>
-      <w:r>
-        <w:rPr>
-          <w:rFonts w:hint="eastAsia"/>
-        </w:rPr>
-        <w:t>的情况下</w:t>
-      </w:r>
-      <w:r>
-        <w:rPr>
-          <w:rFonts w:hint="eastAsia"/>
-        </w:rPr>
-        <w:t>，</w:t>
+        <w:t>有事务的情况下，</w:t>
       </w:r>
       <w:r>
         <w:rPr>
@@ -3041,12 +3015,12 @@
         <w:tblLook w:val="04A0" w:firstRow="1" w:lastRow="0" w:firstColumn="1" w:lastColumn="0" w:noHBand="0" w:noVBand="1"/>
       </w:tblPr>
       <w:tblGrid>
-        <w:gridCol w:w="1425"/>
-        <w:gridCol w:w="562"/>
-        <w:gridCol w:w="1991"/>
-        <w:gridCol w:w="1023"/>
-        <w:gridCol w:w="946"/>
-        <w:gridCol w:w="1992"/>
+        <w:gridCol w:w="1452"/>
+        <w:gridCol w:w="588"/>
+        <w:gridCol w:w="2041"/>
+        <w:gridCol w:w="1057"/>
+        <w:gridCol w:w="985"/>
+        <w:gridCol w:w="2042"/>
       </w:tblGrid>
       <w:tr>
         <w:tc>
@@ -3178,7 +3152,7 @@
                 <w:sz w:val="18"/>
                 <w:szCs w:val="18"/>
               </w:rPr>
-              <w:t>10</w:t>
+              <w:t>8</w:t>
             </w:r>
           </w:p>
         </w:tc>
@@ -3270,8 +3244,10 @@
                 <w:sz w:val="18"/>
                 <w:szCs w:val="18"/>
               </w:rPr>
-              <w:t>2018.12.30</w:t>
-            </w:r>
+              <w:t>2018.12.28</w:t>
+            </w:r>
+            <w:bookmarkStart w:id="2" w:name="_GoBack"/>
+            <w:bookmarkEnd w:id="2"/>
           </w:p>
         </w:tc>
       </w:tr>
@@ -3565,9 +3541,9 @@
         <w:tblLook w:val="04A0" w:firstRow="1" w:lastRow="0" w:firstColumn="1" w:lastColumn="0" w:noHBand="0" w:noVBand="1"/>
       </w:tblPr>
       <w:tblGrid>
-        <w:gridCol w:w="870"/>
-        <w:gridCol w:w="2482"/>
-        <w:gridCol w:w="4587"/>
+        <w:gridCol w:w="885"/>
+        <w:gridCol w:w="2552"/>
+        <w:gridCol w:w="4728"/>
       </w:tblGrid>
       <w:tr>
         <w:tc>
@@ -3696,10 +3672,10 @@
         <w:tblLook w:val="04A0" w:firstRow="1" w:lastRow="0" w:firstColumn="1" w:lastColumn="0" w:noHBand="0" w:noVBand="1"/>
       </w:tblPr>
       <w:tblGrid>
-        <w:gridCol w:w="726"/>
-        <w:gridCol w:w="2714"/>
-        <w:gridCol w:w="2785"/>
-        <w:gridCol w:w="1714"/>
+        <w:gridCol w:w="744"/>
+        <w:gridCol w:w="2835"/>
+        <w:gridCol w:w="2835"/>
+        <w:gridCol w:w="1751"/>
       </w:tblGrid>
       <w:tr>
         <w:tc>
@@ -3910,9 +3886,6 @@
               </w:numPr>
               <w:ind w:firstLineChars="0"/>
               <w:jc w:val="left"/>
-              <w:rPr>
-                <w:rFonts w:hint="eastAsia"/>
-              </w:rPr>
             </w:pPr>
             <w:r>
               <w:rPr>
@@ -4181,7 +4154,6 @@
               <w:ind w:left="0"/>
             </w:pPr>
             <w:r>
-              <w:lastRenderedPageBreak/>
               <w:t>3</w:t>
             </w:r>
           </w:p>
@@ -4193,9 +4165,6 @@
           <w:p>
             <w:pPr>
               <w:ind w:left="0"/>
-              <w:rPr>
-                <w:rFonts w:hint="eastAsia"/>
-              </w:rPr>
             </w:pPr>
             <w:r>
               <w:rPr>
@@ -4263,14 +4232,12 @@
                 <w:numId w:val="29"/>
               </w:numPr>
               <w:ind w:firstLineChars="0"/>
-              <w:rPr>
-                <w:rFonts w:hint="eastAsia"/>
-              </w:rPr>
-            </w:pPr>
-            <w:r>
-              <w:rPr>
-                <w:rFonts w:hint="eastAsia"/>
-              </w:rPr>
+            </w:pPr>
+            <w:r>
+              <w:rPr>
+                <w:rFonts w:hint="eastAsia"/>
+              </w:rPr>
+              <w:lastRenderedPageBreak/>
               <w:t>使用驱动</w:t>
             </w:r>
             <w:r>
@@ -4336,9 +4303,6 @@
                 <w:numId w:val="29"/>
               </w:numPr>
               <w:ind w:firstLineChars="0"/>
-              <w:rPr>
-                <w:rFonts w:hint="eastAsia"/>
-              </w:rPr>
             </w:pPr>
             <w:r>
               <w:rPr>
@@ -4367,15 +4331,20 @@
           <w:p>
             <w:pPr>
               <w:ind w:left="0"/>
-              <w:rPr>
-                <w:rFonts w:hint="eastAsia"/>
-              </w:rPr>
-            </w:pPr>
-            <w:r>
-              <w:rPr>
-                <w:rFonts w:hint="eastAsia"/>
-              </w:rPr>
-              <w:t>能正常查询到统计信息，查询结果中，</w:t>
+            </w:pPr>
+            <w:r>
+              <w:rPr>
+                <w:rFonts w:hint="eastAsia"/>
+              </w:rPr>
+              <w:lastRenderedPageBreak/>
+              <w:t>能正常查询到统计信息，查询结</w:t>
+            </w:r>
+            <w:r>
+              <w:rPr>
+                <w:rFonts w:hint="eastAsia"/>
+              </w:rPr>
+              <w:lastRenderedPageBreak/>
+              <w:t>果中，</w:t>
             </w:r>
             <w:r>
               <w:rPr>
@@ -4429,6 +4398,7 @@
               <w:ind w:left="0"/>
             </w:pPr>
             <w:r>
+              <w:lastRenderedPageBreak/>
               <w:t>4</w:t>
             </w:r>
           </w:p>
@@ -4440,9 +4410,6 @@
           <w:p>
             <w:pPr>
               <w:ind w:left="0"/>
-              <w:rPr>
-                <w:rFonts w:hint="eastAsia"/>
-              </w:rPr>
             </w:pPr>
             <w:r>
               <w:t xml:space="preserve">upsert </w:t>
@@ -4457,13 +4424,7 @@
               <w:rPr>
                 <w:rFonts w:hint="eastAsia"/>
               </w:rPr>
-              <w:t>统计信息查询（</w:t>
-            </w:r>
-            <w:r>
-              <w:rPr>
-                <w:rFonts w:hint="eastAsia"/>
-              </w:rPr>
-              <w:t>分别测试经各驱动及</w:t>
+              <w:t>统计信息查询（分别测试经各驱动及</w:t>
             </w:r>
             <w:r>
               <w:rPr>
@@ -4507,9 +4468,6 @@
                 <w:numId w:val="31"/>
               </w:numPr>
               <w:ind w:firstLineChars="0"/>
-              <w:rPr>
-                <w:rFonts w:hint="eastAsia"/>
-              </w:rPr>
             </w:pPr>
             <w:r>
               <w:rPr>
@@ -4556,9 +4514,6 @@
                 <w:numId w:val="31"/>
               </w:numPr>
               <w:ind w:firstLineChars="0"/>
-              <w:rPr>
-                <w:rFonts w:hint="eastAsia"/>
-              </w:rPr>
             </w:pPr>
             <w:r>
               <w:rPr>
@@ -4587,9 +4542,6 @@
           <w:p>
             <w:pPr>
               <w:ind w:left="0"/>
-              <w:rPr>
-                <w:rFonts w:hint="eastAsia"/>
-              </w:rPr>
             </w:pPr>
             <w:r>
               <w:rPr>
@@ -4672,21 +4624,12 @@
           <w:p>
             <w:pPr>
               <w:ind w:left="0"/>
-              <w:rPr>
-                <w:rFonts w:hint="eastAsia"/>
-              </w:rPr>
-            </w:pPr>
-            <w:r>
-              <w:rPr>
-                <w:rFonts w:hint="eastAsia"/>
-              </w:rPr>
-              <w:t>删除</w:t>
-            </w:r>
-            <w:r>
-              <w:rPr>
-                <w:rFonts w:hint="eastAsia"/>
-              </w:rPr>
-              <w:t>操作统计信息查询（分别测试经各驱动及</w:t>
+            </w:pPr>
+            <w:r>
+              <w:rPr>
+                <w:rFonts w:hint="eastAsia"/>
+              </w:rPr>
+              <w:t>删除操作统计信息查询（分别测试经各驱动及</w:t>
             </w:r>
             <w:r>
               <w:rPr>
@@ -4730,9 +4673,6 @@
                 <w:numId w:val="30"/>
               </w:numPr>
               <w:ind w:firstLineChars="0"/>
-              <w:rPr>
-                <w:rFonts w:hint="eastAsia"/>
-              </w:rPr>
             </w:pPr>
             <w:r>
               <w:rPr>
@@ -4809,9 +4749,6 @@
                 <w:numId w:val="30"/>
               </w:numPr>
               <w:ind w:firstLineChars="0"/>
-              <w:rPr>
-                <w:rFonts w:hint="eastAsia"/>
-              </w:rPr>
             </w:pPr>
             <w:r>
               <w:rPr>
@@ -4841,9 +4778,6 @@
             <w:pPr>
               <w:ind w:left="0"/>
               <w:jc w:val="left"/>
-              <w:rPr>
-                <w:rFonts w:hint="eastAsia"/>
-              </w:rPr>
             </w:pPr>
             <w:r>
               <w:rPr>
@@ -4902,9 +4836,6 @@
           <w:p>
             <w:pPr>
               <w:ind w:left="0"/>
-              <w:rPr>
-                <w:rFonts w:hint="eastAsia"/>
-              </w:rPr>
             </w:pPr>
             <w:r>
               <w:rPr>
@@ -4921,9 +4852,6 @@
           <w:p>
             <w:pPr>
               <w:ind w:left="0"/>
-              <w:rPr>
-                <w:rFonts w:hint="eastAsia"/>
-              </w:rPr>
             </w:pPr>
             <w:r>
               <w:rPr>
@@ -4947,8 +4875,6 @@
               <w:ind w:firstLineChars="0"/>
               <w:jc w:val="left"/>
             </w:pPr>
-            <w:bookmarkStart w:id="2" w:name="_GoBack"/>
-            <w:bookmarkEnd w:id="2"/>
             <w:r>
               <w:rPr>
                 <w:rFonts w:hint="eastAsia"/>
@@ -4965,9 +4891,6 @@
               </w:numPr>
               <w:ind w:firstLineChars="0"/>
               <w:jc w:val="left"/>
-              <w:rPr>
-                <w:rFonts w:hint="eastAsia"/>
-              </w:rPr>
             </w:pPr>
             <w:r>
               <w:rPr>
@@ -4998,9 +4921,9 @@
         <w:tblLook w:val="04A0" w:firstRow="1" w:lastRow="0" w:firstColumn="1" w:lastColumn="0" w:noHBand="0" w:noVBand="1"/>
       </w:tblPr>
       <w:tblGrid>
-        <w:gridCol w:w="3876"/>
-        <w:gridCol w:w="1433"/>
-        <w:gridCol w:w="2630"/>
+        <w:gridCol w:w="4004"/>
+        <w:gridCol w:w="1439"/>
+        <w:gridCol w:w="2722"/>
       </w:tblGrid>
       <w:tr>
         <w:tc>
@@ -5142,7 +5065,6 @@
               <w:rPr>
                 <w:rFonts w:hint="eastAsia"/>
               </w:rPr>
-              <w:lastRenderedPageBreak/>
               <w:t>原有用例是否全部通过</w:t>
             </w:r>
           </w:p>
@@ -5225,6 +5147,7 @@
               <w:rPr>
                 <w:rFonts w:hint="eastAsia"/>
               </w:rPr>
+              <w:lastRenderedPageBreak/>
               <w:t>验收用例是否全部通过</w:t>
             </w:r>
           </w:p>

--- a/internal_doc/03.开发设计/Story-操作统计信息查询.docx
+++ b/internal_doc/03.开发设计/Story-操作统计信息查询.docx
@@ -329,6 +329,29 @@
           <w:rFonts w:hint="eastAsia"/>
         </w:rPr>
         <w:t>。</w:t>
+      </w:r>
+    </w:p>
+    <w:p>
+      <w:pPr>
+        <w:ind w:left="717"/>
+      </w:pPr>
+      <w:r>
+        <w:rPr>
+          <w:rFonts w:hint="eastAsia"/>
+        </w:rPr>
+        <w:t>本</w:t>
+      </w:r>
+      <w:r>
+        <w:rPr>
+          <w:rFonts w:hint="eastAsia"/>
+        </w:rPr>
+        <w:t xml:space="preserve"> Story </w:t>
+      </w:r>
+      <w:r>
+        <w:rPr>
+          <w:rFonts w:hint="eastAsia"/>
+        </w:rPr>
+        <w:t>中当前处理记录写操作相关的统计信息。</w:t>
       </w:r>
     </w:p>
     <w:p>
@@ -569,7 +592,7 @@
                 <w:sz w:val="18"/>
                 <w:szCs w:val="18"/>
               </w:rPr>
-              <w:t>否</w:t>
+              <w:t>是</w:t>
             </w:r>
           </w:p>
         </w:tc>
@@ -680,7 +703,55 @@
                 <w:sz w:val="18"/>
                 <w:szCs w:val="18"/>
               </w:rPr>
+              <w:t xml:space="preserve">Statistic </w:t>
+            </w:r>
+            <w:r>
+              <w:rPr>
+                <w:rFonts w:hint="eastAsia"/>
+                <w:sz w:val="18"/>
+                <w:szCs w:val="18"/>
+              </w:rPr>
+              <w:t>子对象，</w:t>
+            </w:r>
+            <w:r>
+              <w:rPr>
+                <w:rFonts w:hint="eastAsia"/>
+                <w:sz w:val="18"/>
+                <w:szCs w:val="18"/>
+              </w:rPr>
               <w:t>写操作统计信息</w:t>
+            </w:r>
+            <w:r>
+              <w:rPr>
+                <w:rFonts w:hint="eastAsia"/>
+                <w:sz w:val="18"/>
+                <w:szCs w:val="18"/>
+              </w:rPr>
+              <w:t>，执行</w:t>
+            </w:r>
+            <w:r>
+              <w:rPr>
+                <w:rFonts w:hint="eastAsia"/>
+                <w:sz w:val="18"/>
+                <w:szCs w:val="18"/>
+              </w:rPr>
+              <w:t xml:space="preserve"> insert/update/delete </w:t>
+            </w:r>
+            <w:r>
+              <w:rPr>
+                <w:rFonts w:hint="eastAsia"/>
+                <w:sz w:val="18"/>
+                <w:szCs w:val="18"/>
+              </w:rPr>
+              <w:t>时，统计</w:t>
+            </w:r>
+            <w:r>
+              <w:rPr>
+                <w:rFonts w:hint="eastAsia"/>
+                <w:sz w:val="18"/>
+                <w:szCs w:val="18"/>
+              </w:rPr>
+              <w:t>中包含该内容</w:t>
             </w:r>
           </w:p>
         </w:tc>
@@ -847,6 +918,7 @@
           </w:tcPr>
           <w:p>
             <w:pPr>
+              <w:jc w:val="left"/>
               <w:rPr>
                 <w:sz w:val="18"/>
                 <w:szCs w:val="18"/>
@@ -859,6 +931,86 @@
                 <w:szCs w:val="18"/>
               </w:rPr>
               <w:t>匹配成功的记录数</w:t>
+            </w:r>
+            <w:r>
+              <w:rPr>
+                <w:rFonts w:hint="eastAsia"/>
+                <w:sz w:val="18"/>
+                <w:szCs w:val="18"/>
+              </w:rPr>
+              <w:t>，如符合</w:t>
+            </w:r>
+            <w:r>
+              <w:rPr>
+                <w:rFonts w:hint="eastAsia"/>
+                <w:sz w:val="18"/>
+                <w:szCs w:val="18"/>
+              </w:rPr>
+              <w:t xml:space="preserve"> update </w:t>
+            </w:r>
+            <w:r>
+              <w:rPr>
+                <w:rFonts w:hint="eastAsia"/>
+                <w:sz w:val="18"/>
+                <w:szCs w:val="18"/>
+              </w:rPr>
+              <w:t>条件的记录数，它不一定等于</w:t>
+            </w:r>
+            <w:r>
+              <w:rPr>
+                <w:rFonts w:hint="eastAsia"/>
+                <w:sz w:val="18"/>
+                <w:szCs w:val="18"/>
+              </w:rPr>
+              <w:t>真正修改</w:t>
+            </w:r>
+            <w:r>
+              <w:rPr>
+                <w:rFonts w:hint="eastAsia"/>
+                <w:sz w:val="18"/>
+                <w:szCs w:val="18"/>
+              </w:rPr>
+              <w:t>的记录数，因为</w:t>
+            </w:r>
+            <w:r>
+              <w:rPr>
+                <w:rFonts w:hint="eastAsia"/>
+                <w:sz w:val="18"/>
+                <w:szCs w:val="18"/>
+              </w:rPr>
+              <w:t xml:space="preserve"> update </w:t>
+            </w:r>
+            <w:r>
+              <w:rPr>
+                <w:rFonts w:hint="eastAsia"/>
+                <w:sz w:val="18"/>
+                <w:szCs w:val="18"/>
+              </w:rPr>
+              <w:t>新旧值一致的情况</w:t>
+            </w:r>
+            <w:r>
+              <w:rPr>
+                <w:rFonts w:hint="eastAsia"/>
+                <w:sz w:val="18"/>
+                <w:szCs w:val="18"/>
+              </w:rPr>
+              <w:t>下不统计在</w:t>
+            </w:r>
+            <w:r>
+              <w:rPr>
+                <w:rFonts w:hint="eastAsia"/>
+                <w:sz w:val="18"/>
+                <w:szCs w:val="18"/>
+              </w:rPr>
+              <w:t xml:space="preserve">nModified </w:t>
+            </w:r>
+            <w:r>
+              <w:rPr>
+                <w:rFonts w:hint="eastAsia"/>
+                <w:sz w:val="18"/>
+                <w:szCs w:val="18"/>
+              </w:rPr>
+              <w:t>中</w:t>
             </w:r>
           </w:p>
         </w:tc>
@@ -998,6 +1150,7 @@
                 <w:sz w:val="18"/>
                 <w:szCs w:val="18"/>
               </w:rPr>
+              <w:lastRenderedPageBreak/>
               <w:t>Write.nRemoved</w:t>
             </w:r>
           </w:p>
@@ -1078,6 +1231,7 @@
         </w:tc>
       </w:tr>
     </w:tbl>
+    <w:p/>
     <w:p>
       <w:r>
         <w:rPr>
@@ -1089,13 +1243,19 @@
         <w:rPr>
           <w:rFonts w:hint="eastAsia"/>
         </w:rPr>
-        <w:t>操作包括增删改各接口</w:t>
-      </w:r>
-      <w:r>
-        <w:rPr>
-          <w:rFonts w:hint="eastAsia"/>
-        </w:rPr>
-        <w:t>，在不涉及到事务的场景下：</w:t>
+        <w:t>写</w:t>
+      </w:r>
+      <w:r>
+        <w:rPr>
+          <w:rFonts w:hint="eastAsia"/>
+        </w:rPr>
+        <w:t>操作包括</w:t>
+      </w:r>
+      <w:r>
+        <w:rPr>
+          <w:rFonts w:hint="eastAsia"/>
+        </w:rPr>
+        <w:t>：</w:t>
       </w:r>
     </w:p>
     <w:p>
@@ -1108,7 +1268,7 @@
         <w:ind w:firstLineChars="0"/>
       </w:pPr>
       <w:r>
-        <w:t>I</w:t>
+        <w:t>i</w:t>
       </w:r>
       <w:r>
         <w:t>nsert</w:t>
@@ -1218,14 +1378,7 @@
         <w:rPr>
           <w:rFonts w:hint="eastAsia"/>
         </w:rPr>
-        <w:t>，正常情况下其值均等于被更新</w:t>
-      </w:r>
-      <w:r>
-        <w:rPr>
-          <w:rFonts w:hint="eastAsia"/>
-        </w:rPr>
-        <w:lastRenderedPageBreak/>
-        <w:t>的记录数</w:t>
+        <w:t>，正常情况下其值均等于被更新的记录数</w:t>
       </w:r>
     </w:p>
     <w:p>
@@ -1343,37 +1496,13 @@
     </w:p>
     <w:p>
       <w:pPr>
-        <w:ind w:left="420"/>
-      </w:pPr>
-      <w:r>
-        <w:rPr>
-          <w:rFonts w:hint="eastAsia"/>
-        </w:rPr>
-        <w:t>驱动提供接口</w:t>
-      </w:r>
-      <w:r>
-        <w:rPr>
-          <w:rFonts w:hint="eastAsia"/>
-        </w:rPr>
-        <w:t xml:space="preserve">getLastStatistic </w:t>
-      </w:r>
-      <w:r>
-        <w:rPr>
-          <w:rFonts w:hint="eastAsia"/>
-        </w:rPr>
-        <w:t>供用户获取统计信息，调用成功时，统计信息对象被拷贝到出参</w:t>
-      </w:r>
-      <w:r>
-        <w:rPr>
-          <w:rFonts w:hint="eastAsia"/>
-        </w:rPr>
-        <w:t xml:space="preserve"> statObj </w:t>
-      </w:r>
-      <w:r>
-        <w:rPr>
-          <w:rFonts w:hint="eastAsia"/>
-        </w:rPr>
-        <w:t>中。</w:t>
+        <w:pStyle w:val="4"/>
+      </w:pPr>
+      <w:r>
+        <w:rPr>
+          <w:rFonts w:hint="eastAsia"/>
+        </w:rPr>
+        <w:t>驱动接口变更</w:t>
       </w:r>
     </w:p>
     <w:p>
@@ -1384,16 +1513,31 @@
         <w:rPr>
           <w:rFonts w:hint="eastAsia"/>
         </w:rPr>
-        <w:t>C</w:t>
-      </w:r>
-      <w:r>
-        <w:t xml:space="preserve"> </w:t>
-      </w:r>
-      <w:r>
-        <w:rPr>
-          <w:rFonts w:hint="eastAsia"/>
-        </w:rPr>
-        <w:t>驱动</w:t>
+        <w:t>驱动提供接口</w:t>
+      </w:r>
+      <w:r>
+        <w:rPr>
+          <w:rFonts w:hint="eastAsia"/>
+        </w:rPr>
+        <w:t xml:space="preserve">getLastStatistic </w:t>
+      </w:r>
+      <w:r>
+        <w:rPr>
+          <w:rFonts w:hint="eastAsia"/>
+        </w:rPr>
+        <w:t>供用户获取统计信息，调用成功时，统计信息对象被拷贝到出参</w:t>
+      </w:r>
+      <w:r>
+        <w:rPr>
+          <w:rFonts w:hint="eastAsia"/>
+        </w:rPr>
+        <w:t xml:space="preserve"> statObj </w:t>
+      </w:r>
+      <w:r>
+        <w:rPr>
+          <w:rFonts w:hint="eastAsia"/>
+        </w:rPr>
+        <w:t>中。</w:t>
       </w:r>
     </w:p>
     <w:p>
@@ -1404,124 +1548,271 @@
         <w:rPr>
           <w:rFonts w:hint="eastAsia"/>
         </w:rPr>
-        <w:t>INT32 sdbGet</w:t>
-      </w:r>
-      <w:r>
-        <w:t>LastStat</w:t>
-      </w:r>
-      <w:r>
-        <w:t>istic(</w:t>
-      </w:r>
-      <w:r>
-        <w:t xml:space="preserve"> sdbConnectionHandle cHandle, bson *statObj </w:t>
-      </w:r>
-      <w:r>
-        <w:t>) ;</w:t>
+        <w:t>C</w:t>
+      </w:r>
+      <w:r>
+        <w:t xml:space="preserve"> </w:t>
+      </w:r>
+      <w:r>
+        <w:rPr>
+          <w:rFonts w:hint="eastAsia"/>
+        </w:rPr>
+        <w:t>驱动</w:t>
       </w:r>
     </w:p>
     <w:p>
       <w:pPr>
         <w:ind w:left="420"/>
       </w:pPr>
+      <w:r>
+        <w:rPr>
+          <w:rFonts w:hint="eastAsia"/>
+        </w:rPr>
+        <w:t>INT32 sdbGet</w:t>
+      </w:r>
+      <w:r>
+        <w:t>LastStat</w:t>
+      </w:r>
+      <w:r>
+        <w:t>istic(</w:t>
+      </w:r>
+      <w:r>
+        <w:t xml:space="preserve"> sdbConnectionHandle cHandle, bson *statObj </w:t>
+      </w:r>
+      <w:r>
+        <w:t>) ;</w:t>
+      </w:r>
     </w:p>
     <w:p>
       <w:pPr>
         <w:ind w:left="420"/>
       </w:pPr>
-      <w:r>
-        <w:t xml:space="preserve">C++ </w:t>
-      </w:r>
-      <w:r>
-        <w:rPr>
-          <w:rFonts w:hint="eastAsia"/>
-        </w:rPr>
-        <w:t>驱动</w:t>
-      </w:r>
     </w:p>
     <w:p>
       <w:pPr>
         <w:ind w:left="420"/>
       </w:pPr>
       <w:r>
-        <w:t>virtual INT32 getLastStatistic( bson::BSONObj &amp;statObj ) = 0 ;</w:t>
+        <w:t xml:space="preserve">C++ </w:t>
+      </w:r>
+      <w:r>
+        <w:rPr>
+          <w:rFonts w:hint="eastAsia"/>
+        </w:rPr>
+        <w:t>驱动</w:t>
       </w:r>
     </w:p>
     <w:p>
       <w:pPr>
         <w:ind w:left="420"/>
       </w:pPr>
+      <w:r>
+        <w:t>virtual INT32 getLastStatistic( bson::BSONObj &amp;statObj ) = 0 ;</w:t>
+      </w:r>
     </w:p>
     <w:p>
       <w:pPr>
         <w:ind w:left="420"/>
       </w:pPr>
-      <w:r>
-        <w:rPr>
-          <w:rFonts w:hint="eastAsia"/>
-        </w:rPr>
-        <w:t>其它驱动均添加类似接口。</w:t>
-      </w:r>
     </w:p>
     <w:p>
       <w:pPr>
-        <w:ind w:left="0"/>
-      </w:pPr>
+        <w:ind w:left="420"/>
+      </w:pPr>
+      <w:r>
+        <w:rPr>
+          <w:rFonts w:hint="eastAsia"/>
+        </w:rPr>
+        <w:t>其它驱动均添加类似接口。</w:t>
+      </w:r>
     </w:p>
     <w:p>
       <w:pPr>
-        <w:ind w:left="420"/>
-      </w:pPr>
-      <w:r>
-        <w:t>sdb shell</w:t>
-      </w:r>
-      <w:r>
-        <w:rPr>
-          <w:rFonts w:hint="eastAsia"/>
-        </w:rPr>
-        <w:t>也提供类似接口，</w:t>
-      </w:r>
-      <w:r>
-        <w:rPr>
-          <w:rFonts w:hint="eastAsia"/>
-        </w:rPr>
-        <w:t>以</w:t>
-      </w:r>
-      <w:r>
-        <w:rPr>
-          <w:rFonts w:hint="eastAsia"/>
-        </w:rPr>
-        <w:t xml:space="preserve"> BSON</w:t>
-      </w:r>
-      <w:r>
-        <w:t xml:space="preserve"> </w:t>
-      </w:r>
-      <w:r>
-        <w:rPr>
-          <w:rFonts w:hint="eastAsia"/>
-        </w:rPr>
-        <w:t>对象的形式返回</w:t>
-      </w:r>
-      <w:r>
-        <w:rPr>
-          <w:rFonts w:hint="eastAsia"/>
-        </w:rPr>
-        <w:t>统计信息对象。</w:t>
-      </w:r>
-      <w:r>
-        <w:rPr>
-          <w:rFonts w:hint="eastAsia"/>
-        </w:rPr>
-        <w:t>对于无统计信息的操作，无返回值。</w:t>
+        <w:pStyle w:val="4"/>
+      </w:pPr>
+      <w:r>
+        <w:tab/>
+      </w:r>
+      <w:r>
+        <w:t>s</w:t>
+      </w:r>
+      <w:r>
+        <w:rPr>
+          <w:rFonts w:hint="eastAsia"/>
+        </w:rPr>
+        <w:t>db</w:t>
+      </w:r>
+      <w:r>
+        <w:t xml:space="preserve"> shell </w:t>
+      </w:r>
+      <w:r>
+        <w:rPr>
+          <w:rFonts w:hint="eastAsia"/>
+        </w:rPr>
+        <w:t>变更</w:t>
       </w:r>
     </w:p>
     <w:p>
-      <w:r>
-        <w:tab/>
-        <w:t>getLastStatistic()</w:t>
+      <w:pPr>
+        <w:ind w:left="420"/>
+      </w:pPr>
+      <w:r>
+        <w:t>sdb shell</w:t>
+      </w:r>
+      <w:r>
+        <w:rPr>
+          <w:rFonts w:hint="eastAsia"/>
+        </w:rPr>
+        <w:t>也提供</w:t>
+      </w:r>
+      <w:r>
+        <w:rPr>
+          <w:rFonts w:hint="eastAsia"/>
+        </w:rPr>
+        <w:t xml:space="preserve"> getLastStatistic() </w:t>
+      </w:r>
+      <w:r>
+        <w:rPr>
+          <w:rFonts w:hint="eastAsia"/>
+        </w:rPr>
+        <w:t>接口，</w:t>
+      </w:r>
+      <w:r>
+        <w:rPr>
+          <w:rFonts w:hint="eastAsia"/>
+        </w:rPr>
+        <w:t>以</w:t>
+      </w:r>
+      <w:r>
+        <w:rPr>
+          <w:rFonts w:hint="eastAsia"/>
+        </w:rPr>
+        <w:t xml:space="preserve"> BSON</w:t>
+      </w:r>
+      <w:r>
+        <w:t xml:space="preserve"> </w:t>
+      </w:r>
+      <w:r>
+        <w:rPr>
+          <w:rFonts w:hint="eastAsia"/>
+        </w:rPr>
+        <w:t>对象的形式返回</w:t>
+      </w:r>
+      <w:r>
+        <w:rPr>
+          <w:rFonts w:hint="eastAsia"/>
+        </w:rPr>
+        <w:t>统计信息对象。</w:t>
+      </w:r>
+      <w:r>
+        <w:rPr>
+          <w:rFonts w:hint="eastAsia"/>
+        </w:rPr>
+        <w:t>对于无统计信息的操作，无返回值。</w:t>
       </w:r>
     </w:p>
     <w:p>
       <w:pPr>
+        <w:ind w:left="420"/>
+      </w:pPr>
+    </w:p>
+    <w:p>
+      <w:pPr>
+        <w:ind w:left="417"/>
+      </w:pPr>
+      <w:r>
+        <w:rPr>
+          <w:rFonts w:hint="eastAsia"/>
+        </w:rPr>
+        <w:t>在出错的情况下，也可通过该接口获取记录变更的统计信息，同时，在通过</w:t>
+      </w:r>
+      <w:r>
+        <w:rPr>
+          <w:rFonts w:hint="eastAsia"/>
+        </w:rPr>
+        <w:t xml:space="preserve"> getLastErrObj() </w:t>
+      </w:r>
+      <w:r>
+        <w:rPr>
+          <w:rFonts w:hint="eastAsia"/>
+        </w:rPr>
+        <w:t>接口获取错误信息时，该统计信息也包信在错误对象中，以</w:t>
+      </w:r>
+      <w:r>
+        <w:rPr>
+          <w:rFonts w:hint="eastAsia"/>
+        </w:rPr>
+        <w:t xml:space="preserve"> Statistic </w:t>
+      </w:r>
+      <w:r>
+        <w:rPr>
+          <w:rFonts w:hint="eastAsia"/>
+        </w:rPr>
+        <w:t>子对象的形式存在。</w:t>
+      </w:r>
+    </w:p>
+    <w:p>
+      <w:pPr>
+        <w:ind w:left="417"/>
+      </w:pPr>
+    </w:p>
+    <w:p>
+      <w:pPr>
+        <w:rPr>
+          <w:color w:val="FF0000"/>
+        </w:rPr>
+      </w:pPr>
+      <w:r>
+        <w:rPr>
+          <w:color w:val="FF0000"/>
+        </w:rPr>
+        <w:tab/>
+      </w:r>
+      <w:r>
+        <w:rPr>
+          <w:rFonts w:hint="eastAsia"/>
+          <w:color w:val="FF0000"/>
+        </w:rPr>
+        <w:t>为了方便</w:t>
+      </w:r>
+      <w:r>
+        <w:rPr>
+          <w:rFonts w:hint="eastAsia"/>
+          <w:color w:val="FF0000"/>
+        </w:rPr>
+        <w:t xml:space="preserve"> sdb </w:t>
+      </w:r>
+      <w:r>
+        <w:rPr>
+          <w:rFonts w:hint="eastAsia"/>
+          <w:color w:val="FF0000"/>
+        </w:rPr>
+        <w:t>使用，</w:t>
+      </w:r>
+      <w:r>
+        <w:rPr>
+          <w:rFonts w:hint="eastAsia"/>
+          <w:color w:val="FF0000"/>
+        </w:rPr>
+        <w:t>提供在</w:t>
+      </w:r>
+      <w:r>
+        <w:rPr>
+          <w:rFonts w:hint="eastAsia"/>
+          <w:color w:val="FF0000"/>
+        </w:rPr>
+        <w:t xml:space="preserve"> sdb </w:t>
+      </w:r>
+      <w:r>
+        <w:rPr>
+          <w:rFonts w:hint="eastAsia"/>
+          <w:color w:val="FF0000"/>
+        </w:rPr>
+        <w:t>中操作直接返回错误信息或统计信息的能力，同时为了兼容，不改变默认行为，而通过一个接口来打开或关闭，且默认为关闭状态。</w:t>
+      </w:r>
+    </w:p>
+    <w:p>
+      <w:pPr>
         <w:pStyle w:val="2"/>
       </w:pPr>
       <w:r>
@@ -1535,6 +1826,14 @@
           <w:rFonts w:hint="eastAsia"/>
         </w:rPr>
         <w:t>约束和依赖</w:t>
+      </w:r>
+    </w:p>
+    <w:p>
+      <w:r>
+        <w:rPr>
+          <w:rFonts w:hint="eastAsia"/>
+        </w:rPr>
+        <w:t>约束：</w:t>
       </w:r>
     </w:p>
     <w:p>
@@ -1550,25 +1849,7 @@
         <w:rPr>
           <w:rFonts w:hint="eastAsia"/>
         </w:rPr>
-        <w:t>服务端依赖当前的</w:t>
-      </w:r>
-      <w:r>
-        <w:rPr>
-          <w:rFonts w:hint="eastAsia"/>
-        </w:rPr>
-        <w:t>监控逻辑，在其</w:t>
-      </w:r>
-      <w:r>
-        <w:rPr>
-          <w:rFonts w:hint="eastAsia"/>
-        </w:rPr>
-        <w:t>基础上实现操作级的监控，以提取统计信息</w:t>
-      </w:r>
-      <w:r>
-        <w:rPr>
-          <w:rFonts w:hint="eastAsia"/>
-        </w:rPr>
-        <w:t>。</w:t>
+        <w:t>统计信息的有效范围是当前会话，不能跨会话获取</w:t>
       </w:r>
     </w:p>
     <w:p>
@@ -1584,19 +1865,8 @@
         <w:rPr>
           <w:rFonts w:hint="eastAsia"/>
         </w:rPr>
-        <w:t>消息请求与应答，依赖当前的</w:t>
-      </w:r>
-      <w:r>
-        <w:rPr>
-          <w:rFonts w:hint="eastAsia"/>
-        </w:rPr>
-        <w:t>消息处理机制，</w:t>
-      </w:r>
-      <w:r>
-        <w:rPr>
-          <w:rFonts w:hint="eastAsia"/>
-        </w:rPr>
-        <w:t>实现消息的封装与解析，在其基础上增加对统计信息的发送与解析逻辑。</w:t>
+        <w:lastRenderedPageBreak/>
+        <w:t>只能获取当前会话中上一次写操作的统计信息，不能获取之前其它操作的统计信息</w:t>
       </w:r>
     </w:p>
     <w:p>
@@ -1686,7 +1956,222 @@
         <w:rPr>
           <w:rFonts w:hint="eastAsia"/>
         </w:rPr>
-        <w:t>不涉及架构变更。</w:t>
+        <w:t>不涉及架构变更，只使用现有的相关框架进行结构和流程的微调，总体流程为：</w:t>
+      </w:r>
+    </w:p>
+    <w:p>
+      <w:pPr>
+        <w:pStyle w:val="aa"/>
+        <w:numPr>
+          <w:ilvl w:val="0"/>
+          <w:numId w:val="37"/>
+        </w:numPr>
+        <w:ind w:firstLineChars="0"/>
+      </w:pPr>
+      <w:r>
+        <w:rPr>
+          <w:rFonts w:hint="eastAsia"/>
+        </w:rPr>
+        <w:t>数据节点执行操作，收集统计信息</w:t>
+      </w:r>
+    </w:p>
+    <w:p>
+      <w:pPr>
+        <w:pStyle w:val="aa"/>
+        <w:numPr>
+          <w:ilvl w:val="0"/>
+          <w:numId w:val="37"/>
+        </w:numPr>
+        <w:ind w:firstLineChars="0"/>
+      </w:pPr>
+      <w:r>
+        <w:rPr>
+          <w:rFonts w:hint="eastAsia"/>
+        </w:rPr>
+        <w:t>各数据节点</w:t>
+      </w:r>
+      <w:r>
+        <w:rPr>
+          <w:rFonts w:hint="eastAsia"/>
+        </w:rPr>
+        <w:t>的统计信息在</w:t>
+      </w:r>
+      <w:r>
+        <w:rPr>
+          <w:rFonts w:hint="eastAsia"/>
+        </w:rPr>
+        <w:t>发往协调节点（单机模式下是发给客户端）</w:t>
+      </w:r>
+      <w:r>
+        <w:rPr>
+          <w:rFonts w:hint="eastAsia"/>
+        </w:rPr>
+        <w:t>的应答消息中带回统计信息</w:t>
+      </w:r>
+    </w:p>
+    <w:p>
+      <w:pPr>
+        <w:pStyle w:val="aa"/>
+        <w:numPr>
+          <w:ilvl w:val="0"/>
+          <w:numId w:val="37"/>
+        </w:numPr>
+        <w:ind w:firstLineChars="0"/>
+      </w:pPr>
+      <w:r>
+        <w:rPr>
+          <w:rFonts w:hint="eastAsia"/>
+        </w:rPr>
+        <w:t>协调节点对各数据节点应答消息中的统计信息进行聚合，生成最终的统计信息，并发回给客户端。</w:t>
+      </w:r>
+    </w:p>
+    <w:p>
+      <w:pPr>
+        <w:pStyle w:val="aa"/>
+        <w:numPr>
+          <w:ilvl w:val="0"/>
+          <w:numId w:val="37"/>
+        </w:numPr>
+        <w:ind w:firstLineChars="0"/>
+      </w:pPr>
+      <w:r>
+        <w:rPr>
+          <w:rFonts w:hint="eastAsia"/>
+        </w:rPr>
+        <w:t>如果有错误产生，统计信息和错误信息一同返回</w:t>
+      </w:r>
+      <w:r>
+        <w:rPr>
+          <w:rFonts w:hint="eastAsia"/>
+        </w:rPr>
+        <w:t>。</w:t>
+      </w:r>
+    </w:p>
+    <w:p>
+      <w:pPr>
+        <w:jc w:val="center"/>
+      </w:pPr>
+      <w:r>
+        <w:rPr>
+          <w:rFonts w:hint="eastAsia"/>
+          <w:noProof/>
+        </w:rPr>
+        <w:drawing>
+          <wp:inline distT="0" distB="0" distL="0" distR="0" wp14:anchorId="50CB72C7" wp14:editId="1715F934">
+            <wp:extent cx="4633330" cy="1852551"/>
+            <wp:effectExtent l="0" t="0" r="0" b="0"/>
+            <wp:docPr id="3" name="图片 3"/>
+            <wp:cNvGraphicFramePr>
+              <a:graphicFrameLocks xmlns:a="http://schemas.openxmlformats.org/drawingml/2006/main" noChangeAspect="1"/>
+            </wp:cNvGraphicFramePr>
+            <a:graphic xmlns:a="http://schemas.openxmlformats.org/drawingml/2006/main">
+              <a:graphicData uri="http://schemas.openxmlformats.org/drawingml/2006/picture">
+                <pic:pic xmlns:pic="http://schemas.openxmlformats.org/drawingml/2006/picture">
+                  <pic:nvPicPr>
+                    <pic:cNvPr id="3" name="statistic-aggregate.png"/>
+                    <pic:cNvPicPr/>
+                  </pic:nvPicPr>
+                  <pic:blipFill>
+                    <a:blip r:embed="rId7">
+                      <a:extLst>
+                        <a:ext uri="{28A0092B-C50C-407E-A947-70E740481C1C}">
+                          <a14:useLocalDpi xmlns:a14="http://schemas.microsoft.com/office/drawing/2010/main" val="0"/>
+                        </a:ext>
+                      </a:extLst>
+                    </a:blip>
+                    <a:stretch>
+                      <a:fillRect/>
+                    </a:stretch>
+                  </pic:blipFill>
+                  <pic:spPr>
+                    <a:xfrm>
+                      <a:off x="0" y="0"/>
+                      <a:ext cx="4647318" cy="1858144"/>
+                    </a:xfrm>
+                    <a:prstGeom prst="rect">
+                      <a:avLst/>
+                    </a:prstGeom>
+                  </pic:spPr>
+                </pic:pic>
+              </a:graphicData>
+            </a:graphic>
+          </wp:inline>
+        </w:drawing>
+      </w:r>
+    </w:p>
+    <w:p>
+      <w:pPr>
+        <w:jc w:val="center"/>
+      </w:pPr>
+      <w:r>
+        <w:rPr>
+          <w:rFonts w:hint="eastAsia"/>
+        </w:rPr>
+        <w:t>操作成功场景下的统计信息返回</w:t>
+      </w:r>
+    </w:p>
+    <w:p/>
+    <w:p>
+      <w:pPr>
+        <w:jc w:val="center"/>
+      </w:pPr>
+      <w:r>
+        <w:rPr>
+          <w:rFonts w:hint="eastAsia"/>
+          <w:noProof/>
+        </w:rPr>
+        <w:drawing>
+          <wp:inline distT="0" distB="0" distL="0" distR="0" wp14:anchorId="29B888CD" wp14:editId="17497464">
+            <wp:extent cx="4631377" cy="2082613"/>
+            <wp:effectExtent l="0" t="0" r="0" b="0"/>
+            <wp:docPr id="6" name="图片 6"/>
+            <wp:cNvGraphicFramePr>
+              <a:graphicFrameLocks xmlns:a="http://schemas.openxmlformats.org/drawingml/2006/main" noChangeAspect="1"/>
+            </wp:cNvGraphicFramePr>
+            <a:graphic xmlns:a="http://schemas.openxmlformats.org/drawingml/2006/main">
+              <a:graphicData uri="http://schemas.openxmlformats.org/drawingml/2006/picture">
+                <pic:pic xmlns:pic="http://schemas.openxmlformats.org/drawingml/2006/picture">
+                  <pic:nvPicPr>
+                    <pic:cNvPr id="6" name="statistic-aggregate-with-error.png"/>
+                    <pic:cNvPicPr/>
+                  </pic:nvPicPr>
+                  <pic:blipFill>
+                    <a:blip r:embed="rId8">
+                      <a:extLst>
+                        <a:ext uri="{28A0092B-C50C-407E-A947-70E740481C1C}">
+                          <a14:useLocalDpi xmlns:a14="http://schemas.microsoft.com/office/drawing/2010/main" val="0"/>
+                        </a:ext>
+                      </a:extLst>
+                    </a:blip>
+                    <a:stretch>
+                      <a:fillRect/>
+                    </a:stretch>
+                  </pic:blipFill>
+                  <pic:spPr>
+                    <a:xfrm>
+                      <a:off x="0" y="0"/>
+                      <a:ext cx="4641898" cy="2087344"/>
+                    </a:xfrm>
+                    <a:prstGeom prst="rect">
+                      <a:avLst/>
+                    </a:prstGeom>
+                  </pic:spPr>
+                </pic:pic>
+              </a:graphicData>
+            </a:graphic>
+          </wp:inline>
+        </w:drawing>
+      </w:r>
+    </w:p>
+    <w:p>
+      <w:pPr>
+        <w:jc w:val="center"/>
+      </w:pPr>
+      <w:r>
+        <w:rPr>
+          <w:rFonts w:hint="eastAsia"/>
+        </w:rPr>
+        <w:t>操作出错场景下的统计信息返回</w:t>
       </w:r>
     </w:p>
     <w:p>
@@ -1891,37 +2376,13 @@
         <w:rPr>
           <w:rFonts w:hint="eastAsia"/>
         </w:rPr>
-        <w:t>为</w:t>
-      </w:r>
-      <w:r>
-        <w:rPr>
-          <w:rFonts w:hint="eastAsia"/>
-        </w:rPr>
-        <w:t>了保持向后</w:t>
-      </w:r>
-      <w:r>
-        <w:rPr>
-          <w:rFonts w:hint="eastAsia"/>
-        </w:rPr>
-        <w:t>兼容，这一部分的结构保持不变，但</w:t>
-      </w:r>
-      <w:r>
-        <w:rPr>
-          <w:rFonts w:hint="eastAsia"/>
-        </w:rPr>
-        <w:t>在后面追加统计信息的对象。因此，</w:t>
-      </w:r>
-      <w:r>
-        <w:rPr>
-          <w:rFonts w:hint="eastAsia"/>
-        </w:rPr>
-        <w:t>在操作成功的情况下，在应答消息头后加上统计信息对象，消息结构变化</w:t>
-      </w:r>
-      <w:r>
-        <w:rPr>
-          <w:rFonts w:hint="eastAsia"/>
-        </w:rPr>
-        <w:t>如下：</w:t>
+        <w:t>在增加统计信息后，在操作成功，无错误信息的情况下，</w:t>
+      </w:r>
+      <w:r>
+        <w:rPr>
+          <w:rFonts w:hint="eastAsia"/>
+        </w:rPr>
+        <w:t>在应答消息头后增加一个统计信息对象。数据节点返回给协调节点与协调节点返回给客户端的结构都一致。</w:t>
       </w:r>
     </w:p>
     <w:p>
@@ -1949,7 +2410,7 @@
                     <pic:cNvPicPr/>
                   </pic:nvPicPr>
                   <pic:blipFill>
-                    <a:blip r:embed="rId7">
+                    <a:blip r:embed="rId9">
                       <a:extLst>
                         <a:ext uri="{28A0092B-C50C-407E-A947-70E740481C1C}">
                           <a14:useLocalDpi xmlns:a14="http://schemas.microsoft.com/office/drawing/2010/main" val="0"/>
@@ -2007,34 +2468,15 @@
         <w:rPr>
           <w:rFonts w:hint="eastAsia"/>
         </w:rPr>
-        <w:t>在操作失败的情况下，</w:t>
-      </w:r>
-      <w:r>
-        <w:rPr>
-          <w:rFonts w:hint="eastAsia"/>
-        </w:rPr>
-        <w:t>在错误信息对象的后面，追加统计信息对象，</w:t>
-      </w:r>
-      <w:r>
-        <w:rPr>
-          <w:rFonts w:hint="eastAsia"/>
-        </w:rPr>
-        <w:t>消息结构变化</w:t>
-      </w:r>
-      <w:r>
-        <w:rPr>
-          <w:rFonts w:hint="eastAsia"/>
-        </w:rPr>
-        <w:t>如下</w:t>
-      </w:r>
-      <w:r>
-        <w:rPr>
-          <w:rFonts w:hint="eastAsia"/>
-        </w:rPr>
-        <w:t>：</w:t>
+        <w:t>而在有错误信息的情况下，由于协调节点也要进行错误信息聚合，当前的框架是直接将应答消息头后的整个对象作为详细错误信息对象。因此为了尽量少影响当前框架，数据节点上将统计信息对象作为一个单独的对象追加到错误信息对象后面，而不是将它们整合成一个对象。</w:t>
+      </w:r>
+      <w:r>
+        <w:rPr>
+          <w:rFonts w:hint="eastAsia"/>
+        </w:rPr>
+        <w:t>这也是考虑到与老版本节点的兼容性。</w:t>
       </w:r>
     </w:p>
-    <w:p/>
     <w:p>
       <w:pPr>
         <w:jc w:val="center"/>
@@ -2060,7 +2502,7 @@
                     <pic:cNvPicPr/>
                   </pic:nvPicPr>
                   <pic:blipFill>
-                    <a:blip r:embed="rId8">
+                    <a:blip r:embed="rId10">
                       <a:extLst>
                         <a:ext uri="{28A0092B-C50C-407E-A947-70E740481C1C}">
                           <a14:useLocalDpi xmlns:a14="http://schemas.microsoft.com/office/drawing/2010/main" val="0"/>
@@ -2115,217 +2557,204 @@
     </w:p>
     <w:p>
       <w:pPr>
-        <w:pStyle w:val="4"/>
-      </w:pPr>
-      <w:r>
-        <w:rPr>
-          <w:rFonts w:hint="eastAsia"/>
-        </w:rPr>
-        <w:t>数据节点上的统计信息生成及发送</w:t>
+        <w:jc w:val="left"/>
+      </w:pPr>
+      <w:r>
+        <w:rPr>
+          <w:rFonts w:hint="eastAsia"/>
+        </w:rPr>
+        <w:t>但在协调节点上整合之后，则将聚合之后的统计信息对象</w:t>
+      </w:r>
+      <w:r>
+        <w:rPr>
+          <w:rFonts w:hint="eastAsia"/>
+        </w:rPr>
+        <w:t>，以子对象的形式嵌入到错误对象之中。由于驱动中在获取错误信息时，是通过字段名去查找和使用，因此可保持兼容。使用一个</w:t>
+      </w:r>
+      <w:r>
+        <w:rPr>
+          <w:rFonts w:hint="eastAsia"/>
+        </w:rPr>
+        <w:t xml:space="preserve"> BSON </w:t>
+      </w:r>
+      <w:r>
+        <w:rPr>
+          <w:rFonts w:hint="eastAsia"/>
+        </w:rPr>
+        <w:t>对象的好处是在实现上，不用在协调节点上再单独分配缓存来保存两个</w:t>
+      </w:r>
+      <w:r>
+        <w:rPr>
+          <w:rFonts w:hint="eastAsia"/>
+        </w:rPr>
+        <w:t xml:space="preserve"> BSON </w:t>
+      </w:r>
+      <w:r>
+        <w:rPr>
+          <w:rFonts w:hint="eastAsia"/>
+        </w:rPr>
+        <w:t>对象，而只使用一个临时的</w:t>
+      </w:r>
+      <w:r>
+        <w:rPr>
+          <w:rFonts w:hint="eastAsia"/>
+        </w:rPr>
+        <w:t xml:space="preserve"> BSON </w:t>
+      </w:r>
+      <w:r>
+        <w:rPr>
+          <w:rFonts w:hint="eastAsia"/>
+        </w:rPr>
+        <w:t>对象来供框架引用即可（框架使用</w:t>
+      </w:r>
+      <w:r>
+        <w:rPr>
+          <w:rFonts w:hint="eastAsia"/>
+        </w:rPr>
+        <w:t xml:space="preserve"> rtnContextBuff </w:t>
+      </w:r>
+      <w:r>
+        <w:rPr>
+          <w:rFonts w:hint="eastAsia"/>
+        </w:rPr>
+        <w:t>来引用需要在应答消息中返回的对象）。</w:t>
       </w:r>
     </w:p>
     <w:p>
       <w:pPr>
-        <w:pStyle w:val="5"/>
-      </w:pPr>
-      <w:r>
-        <w:rPr>
-          <w:rFonts w:hint="eastAsia"/>
-        </w:rPr>
-        <w:t>信息收集</w:t>
+        <w:jc w:val="center"/>
+      </w:pPr>
+      <w:r>
+        <w:rPr>
+          <w:rFonts w:hint="eastAsia"/>
+          <w:noProof/>
+        </w:rPr>
+        <w:drawing>
+          <wp:inline distT="0" distB="0" distL="0" distR="0" wp14:anchorId="4F9D30B8" wp14:editId="3247BA7F">
+            <wp:extent cx="2677886" cy="1006339"/>
+            <wp:effectExtent l="0" t="0" r="0" b="0"/>
+            <wp:docPr id="7" name="图片 7"/>
+            <wp:cNvGraphicFramePr>
+              <a:graphicFrameLocks xmlns:a="http://schemas.openxmlformats.org/drawingml/2006/main" noChangeAspect="1"/>
+            </wp:cNvGraphicFramePr>
+            <a:graphic xmlns:a="http://schemas.openxmlformats.org/drawingml/2006/main">
+              <a:graphicData uri="http://schemas.openxmlformats.org/drawingml/2006/picture">
+                <pic:pic xmlns:pic="http://schemas.openxmlformats.org/drawingml/2006/picture">
+                  <pic:nvPicPr>
+                    <pic:cNvPr id="7" name="statistic-aggregate-with-error-2.png"/>
+                    <pic:cNvPicPr/>
+                  </pic:nvPicPr>
+                  <pic:blipFill>
+                    <a:blip r:embed="rId11">
+                      <a:extLst>
+                        <a:ext uri="{28A0092B-C50C-407E-A947-70E740481C1C}">
+                          <a14:useLocalDpi xmlns:a14="http://schemas.microsoft.com/office/drawing/2010/main" val="0"/>
+                        </a:ext>
+                      </a:extLst>
+                    </a:blip>
+                    <a:stretch>
+                      <a:fillRect/>
+                    </a:stretch>
+                  </pic:blipFill>
+                  <pic:spPr>
+                    <a:xfrm>
+                      <a:off x="0" y="0"/>
+                      <a:ext cx="2717864" cy="1021362"/>
+                    </a:xfrm>
+                    <a:prstGeom prst="rect">
+                      <a:avLst/>
+                    </a:prstGeom>
+                  </pic:spPr>
+                </pic:pic>
+              </a:graphicData>
+            </a:graphic>
+          </wp:inline>
+        </w:drawing>
       </w:r>
     </w:p>
     <w:p>
-      <w:r>
-        <w:rPr>
-          <w:rFonts w:hint="eastAsia"/>
-        </w:rPr>
-        <w:t>当前在数据节点上，已经有若干个级别的统计信息监控，包括</w:t>
-      </w:r>
-      <w:r>
-        <w:rPr>
-          <w:rFonts w:hint="eastAsia"/>
-        </w:rPr>
-        <w:t xml:space="preserve"> DB </w:t>
-      </w:r>
-      <w:r>
-        <w:rPr>
-          <w:rFonts w:hint="eastAsia"/>
-        </w:rPr>
-        <w:t>级（</w:t>
-      </w:r>
-      <w:r>
-        <w:rPr>
-          <w:rFonts w:hint="eastAsia"/>
-        </w:rPr>
-        <w:t>monDBCB</w:t>
-      </w:r>
-      <w:r>
-        <w:rPr>
-          <w:rFonts w:hint="eastAsia"/>
-        </w:rPr>
-        <w:t>）、会话级（</w:t>
-      </w:r>
-      <w:r>
-        <w:rPr>
-          <w:rFonts w:hint="eastAsia"/>
-        </w:rPr>
-        <w:t>monAppCB</w:t>
-      </w:r>
-      <w:r>
-        <w:rPr>
-          <w:rFonts w:hint="eastAsia"/>
-        </w:rPr>
-        <w:t>）、上下文级（</w:t>
-      </w:r>
-      <w:r>
-        <w:rPr>
-          <w:rFonts w:hint="eastAsia"/>
-        </w:rPr>
-        <w:t>monContextCB</w:t>
-      </w:r>
-      <w:r>
-        <w:rPr>
-          <w:rFonts w:hint="eastAsia"/>
-        </w:rPr>
-        <w:t>）等。</w:t>
-      </w:r>
-      <w:r>
-        <w:rPr>
-          <w:rFonts w:hint="eastAsia"/>
-        </w:rPr>
-        <w:t>为了能返回操作统计信息，</w:t>
-      </w:r>
-      <w:r>
-        <w:rPr>
-          <w:rFonts w:hint="eastAsia"/>
-        </w:rPr>
-        <w:t>在数据节点上</w:t>
-      </w:r>
-      <w:r>
-        <w:rPr>
-          <w:rFonts w:hint="eastAsia"/>
-        </w:rPr>
-        <w:t>需要增加一个操作级别的监控，用来统计记录变更信息。</w:t>
-      </w:r>
-      <w:r>
-        <w:rPr>
-          <w:rFonts w:hint="eastAsia"/>
-        </w:rPr>
-        <w:t>由于涉及到的写操作均可能作用于多条记录，而对多条记录的处理逻辑是在</w:t>
-      </w:r>
-      <w:r>
-        <w:rPr>
-          <w:rFonts w:hint="eastAsia"/>
-        </w:rPr>
-        <w:t xml:space="preserve"> rtn </w:t>
-      </w:r>
-      <w:r>
-        <w:rPr>
-          <w:rFonts w:hint="eastAsia"/>
-        </w:rPr>
-        <w:t>层对各记录逐个调用</w:t>
-      </w:r>
-      <w:r>
-        <w:rPr>
-          <w:rFonts w:hint="eastAsia"/>
-        </w:rPr>
-        <w:t xml:space="preserve"> dms </w:t>
-      </w:r>
-      <w:r>
-        <w:rPr>
-          <w:rFonts w:hint="eastAsia"/>
-        </w:rPr>
-        <w:t>层的</w:t>
-      </w:r>
-      <w:r>
-        <w:rPr>
-          <w:rFonts w:hint="eastAsia"/>
-        </w:rPr>
-        <w:t>接口来完成的，因此，直接在</w:t>
-      </w:r>
-      <w:r>
-        <w:rPr>
-          <w:rFonts w:hint="eastAsia"/>
-        </w:rPr>
-        <w:t xml:space="preserve"> rtn </w:t>
-      </w:r>
-      <w:r>
-        <w:rPr>
-          <w:rFonts w:hint="eastAsia"/>
-        </w:rPr>
-        <w:t>层的这部分逻辑中，根据</w:t>
-      </w:r>
-      <w:r>
-        <w:rPr>
-          <w:rFonts w:hint="eastAsia"/>
-        </w:rPr>
-        <w:t xml:space="preserve"> dms </w:t>
-      </w:r>
-      <w:r>
-        <w:rPr>
-          <w:rFonts w:hint="eastAsia"/>
-        </w:rPr>
-        <w:t>层的操作结果进行统计。</w:t>
+      <w:pPr>
+        <w:pStyle w:val="4"/>
+      </w:pPr>
+      <w:r>
+        <w:rPr>
+          <w:rFonts w:hint="eastAsia"/>
+        </w:rPr>
+        <w:lastRenderedPageBreak/>
+        <w:t>数据节点上的统计信息生成及发送</w:t>
       </w:r>
     </w:p>
     <w:p>
       <w:pPr>
-        <w:pStyle w:val="aa"/>
-        <w:numPr>
-          <w:ilvl w:val="0"/>
-          <w:numId w:val="26"/>
-        </w:numPr>
-        <w:ind w:firstLineChars="0"/>
-      </w:pPr>
-      <w:r>
-        <w:rPr>
-          <w:rFonts w:hint="eastAsia"/>
-        </w:rPr>
-        <w:t>当</w:t>
-      </w:r>
-      <w:r>
-        <w:rPr>
-          <w:rFonts w:hint="eastAsia"/>
-        </w:rPr>
-        <w:t xml:space="preserve"> dms </w:t>
-      </w:r>
-      <w:r>
-        <w:rPr>
-          <w:rFonts w:hint="eastAsia"/>
-        </w:rPr>
-        <w:t>层的接口返回成功时，递增对应的统计值</w:t>
+        <w:pStyle w:val="5"/>
+      </w:pPr>
+      <w:r>
+        <w:rPr>
+          <w:rFonts w:hint="eastAsia"/>
+        </w:rPr>
+        <w:t>信息收集</w:t>
       </w:r>
     </w:p>
     <w:p>
-      <w:pPr>
-        <w:pStyle w:val="aa"/>
-        <w:numPr>
-          <w:ilvl w:val="0"/>
-          <w:numId w:val="26"/>
-        </w:numPr>
-        <w:ind w:firstLineChars="0"/>
-      </w:pPr>
-      <w:r>
-        <w:rPr>
-          <w:rFonts w:hint="eastAsia"/>
-        </w:rPr>
-        <w:t>当</w:t>
-      </w:r>
-      <w:r>
-        <w:rPr>
-          <w:rFonts w:hint="eastAsia"/>
-        </w:rPr>
-        <w:t xml:space="preserve"> </w:t>
-      </w:r>
-      <w:r>
-        <w:t xml:space="preserve">dms </w:t>
-      </w:r>
-      <w:r>
-        <w:rPr>
-          <w:rFonts w:hint="eastAsia"/>
-        </w:rPr>
-        <w:t>层的接口返回失败时，统计值不变</w:t>
+      <w:r>
+        <w:rPr>
+          <w:rFonts w:hint="eastAsia"/>
+        </w:rPr>
+        <w:t>当前在数据节点上，已经有若干个级别的统计信息监控，包括</w:t>
+      </w:r>
+      <w:r>
+        <w:rPr>
+          <w:rFonts w:hint="eastAsia"/>
+        </w:rPr>
+        <w:t xml:space="preserve"> DB </w:t>
+      </w:r>
+      <w:r>
+        <w:rPr>
+          <w:rFonts w:hint="eastAsia"/>
+        </w:rPr>
+        <w:t>级（</w:t>
+      </w:r>
+      <w:r>
+        <w:rPr>
+          <w:rFonts w:hint="eastAsia"/>
+        </w:rPr>
+        <w:t>monDBCB</w:t>
+      </w:r>
+      <w:r>
+        <w:rPr>
+          <w:rFonts w:hint="eastAsia"/>
+        </w:rPr>
+        <w:t>）、会话级（</w:t>
+      </w:r>
+      <w:r>
+        <w:rPr>
+          <w:rFonts w:hint="eastAsia"/>
+        </w:rPr>
+        <w:t>monAppCB</w:t>
+      </w:r>
+      <w:r>
+        <w:rPr>
+          <w:rFonts w:hint="eastAsia"/>
+        </w:rPr>
+        <w:t>）、上下文级（</w:t>
+      </w:r>
+      <w:r>
+        <w:rPr>
+          <w:rFonts w:hint="eastAsia"/>
+        </w:rPr>
+        <w:t>monContextCB</w:t>
+      </w:r>
+      <w:r>
+        <w:rPr>
+          <w:rFonts w:hint="eastAsia"/>
+        </w:rPr>
+        <w:t>）等。</w:t>
+      </w:r>
+      <w:r>
+        <w:rPr>
+          <w:rFonts w:hint="eastAsia"/>
+        </w:rPr>
+        <w:t>但它们是在存储层进行统计，与底层的详细代码执行流程强相关。如插入记录时，在数据插入成功，索引插入之前，就已对插入数进行了递增，而如果插入索引失败，进行回滚时，又会将删除记录数递增。</w:t>
       </w:r>
     </w:p>
     <w:p>
@@ -2333,91 +2762,69 @@
         <w:rPr>
           <w:rFonts w:hint="eastAsia"/>
         </w:rPr>
-        <w:t>需要指出的是，</w:t>
-      </w:r>
-      <w:r>
-        <w:rPr>
-          <w:rFonts w:hint="eastAsia"/>
-        </w:rPr>
-        <w:t>在</w:t>
-      </w:r>
-      <w:r>
-        <w:rPr>
-          <w:rFonts w:hint="eastAsia"/>
-        </w:rPr>
-        <w:t>有事务的情况下，</w:t>
-      </w:r>
-      <w:r>
-        <w:rPr>
-          <w:rFonts w:hint="eastAsia"/>
-        </w:rPr>
-        <w:t>如果操作</w:t>
-      </w:r>
-      <w:r>
-        <w:rPr>
-          <w:rFonts w:hint="eastAsia"/>
-        </w:rPr>
-        <w:t>失败，</w:t>
-      </w:r>
-      <w:r>
-        <w:rPr>
-          <w:rFonts w:hint="eastAsia"/>
-        </w:rPr>
-        <w:t>将会</w:t>
-      </w:r>
-      <w:r>
-        <w:rPr>
-          <w:rFonts w:hint="eastAsia"/>
-        </w:rPr>
-        <w:t>导致事务回滚</w:t>
-      </w:r>
-      <w:r>
-        <w:rPr>
-          <w:rFonts w:hint="eastAsia"/>
-        </w:rPr>
-        <w:t>，回滚过程中可能涉及到非本次操作的数据变更</w:t>
-      </w:r>
-      <w:r>
-        <w:rPr>
-          <w:rFonts w:hint="eastAsia"/>
-        </w:rPr>
-        <w:t>，如将本事务中之前插入的数据删除</w:t>
-      </w:r>
-      <w:r>
-        <w:rPr>
-          <w:rFonts w:hint="eastAsia"/>
-        </w:rPr>
-        <w:t>。</w:t>
-      </w:r>
-      <w:r>
-        <w:rPr>
-          <w:rFonts w:hint="eastAsia"/>
-        </w:rPr>
-        <w:t>这些数据将会统</w:t>
-      </w:r>
-      <w:r>
-        <w:rPr>
-          <w:rFonts w:hint="eastAsia"/>
-        </w:rPr>
-        <w:lastRenderedPageBreak/>
-        <w:t>计到本次操作的统计信息中。</w:t>
+        <w:t>而本</w:t>
+      </w:r>
+      <w:r>
+        <w:rPr>
+          <w:rFonts w:hint="eastAsia"/>
+        </w:rPr>
+        <w:t xml:space="preserve"> Sto</w:t>
+      </w:r>
+      <w:r>
+        <w:t xml:space="preserve">ry </w:t>
+      </w:r>
+      <w:r>
+        <w:rPr>
+          <w:rFonts w:hint="eastAsia"/>
+        </w:rPr>
+        <w:t>中的统计信息，只关注操作最终的结果，而要忽略执行过程中的这些细节信息。因此，本</w:t>
+      </w:r>
+      <w:r>
+        <w:rPr>
+          <w:rFonts w:hint="eastAsia"/>
+        </w:rPr>
+        <w:t xml:space="preserve"> story</w:t>
+      </w:r>
+      <w:r>
+        <w:t xml:space="preserve"> </w:t>
+      </w:r>
+      <w:r>
+        <w:rPr>
+          <w:rFonts w:hint="eastAsia"/>
+        </w:rPr>
+        <w:t>不使用这些监控值来生成统计信息。</w:t>
       </w:r>
     </w:p>
     <w:p>
-      <w:pPr>
-        <w:pStyle w:val="5"/>
-      </w:pPr>
-      <w:r>
-        <w:rPr>
-          <w:rFonts w:hint="eastAsia"/>
-        </w:rPr>
-        <w:t>信息</w:t>
-      </w:r>
-      <w:r>
-        <w:rPr>
-          <w:rFonts w:hint="eastAsia"/>
-        </w:rPr>
-        <w:t>存储</w:t>
+      <w:r>
+        <w:rPr>
+          <w:rFonts w:hint="eastAsia"/>
+        </w:rPr>
+        <w:t>在运行层的相关接口中</w:t>
+      </w:r>
+      <w:r>
+        <w:rPr>
+          <w:rFonts w:hint="eastAsia"/>
+        </w:rPr>
+        <w:t>(rtnInsert/rtnUpdate/rtnDelete</w:t>
+      </w:r>
+      <w:r>
+        <w:rPr>
+          <w:rFonts w:hint="eastAsia"/>
+        </w:rPr>
+        <w:t>等</w:t>
+      </w:r>
+      <w:r>
+        <w:rPr>
+          <w:rFonts w:hint="eastAsia"/>
+        </w:rPr>
+        <w:t>)</w:t>
+      </w:r>
+      <w:r>
+        <w:rPr>
+          <w:rFonts w:hint="eastAsia"/>
+        </w:rPr>
+        <w:t>，已经具备了获取记录变更数的能力，且这里获取到的记录数就是操作的最终节点。因此，在运行层使用这些接口来获取统计信息。</w:t>
       </w:r>
     </w:p>
     <w:p>
@@ -2425,73 +2832,319 @@
         <w:rPr>
           <w:rFonts w:hint="eastAsia"/>
         </w:rPr>
+        <w:t>当前代码对于插入操作，提供了</w:t>
+      </w:r>
+      <w:r>
+        <w:rPr>
+          <w:rFonts w:hint="eastAsia"/>
+        </w:rPr>
+        <w:t>返回插入记录数的</w:t>
+      </w:r>
+      <w:r>
+        <w:rPr>
+          <w:rFonts w:hint="eastAsia"/>
+        </w:rPr>
+        <w:t xml:space="preserve"> FLG_INSERT_RETURNNUM</w:t>
+      </w:r>
+      <w:r>
+        <w:rPr>
+          <w:rFonts w:hint="eastAsia"/>
+        </w:rPr>
+        <w:t>，主要用来在批量插入的情况下拿到插入的记录数。</w:t>
+      </w:r>
+      <w:r>
+        <w:rPr>
+          <w:rFonts w:hint="eastAsia"/>
+        </w:rPr>
+        <w:t>当前返回插入记录数的做法是将插入记录数和忽略记录数打包到</w:t>
+      </w:r>
+      <w:r>
+        <w:rPr>
+          <w:rFonts w:hint="eastAsia"/>
+        </w:rPr>
+        <w:t xml:space="preserve"> contextID </w:t>
+      </w:r>
+      <w:r>
+        <w:rPr>
+          <w:rFonts w:hint="eastAsia"/>
+        </w:rPr>
+        <w:t>中返回。</w:t>
+      </w:r>
+      <w:r>
+        <w:rPr>
+          <w:rFonts w:hint="eastAsia"/>
+        </w:rPr>
+        <w:t>不过该</w:t>
+      </w:r>
+      <w:r>
+        <w:rPr>
+          <w:rFonts w:hint="eastAsia"/>
+        </w:rPr>
+        <w:t xml:space="preserve"> flag </w:t>
+      </w:r>
+      <w:r>
+        <w:rPr>
+          <w:rFonts w:hint="eastAsia"/>
+        </w:rPr>
+        <w:t>在驱动层没有处理，当前版本下外部应用还无法拿到这个值。在使用新的统计方法后，</w:t>
+      </w:r>
+      <w:r>
+        <w:rPr>
+          <w:rFonts w:hint="eastAsia"/>
+        </w:rPr>
+        <w:t>使用新的方式返回这些信息，将原来的这部分逻辑删除。这样当老版本的协调节点与新版本的数据节点通信时，协调节点上在统计这个数值时是无效的，但当前不影响应用。</w:t>
+      </w:r>
+    </w:p>
+    <w:p/>
+    <w:p>
+      <w:pPr>
+        <w:pStyle w:val="5"/>
+      </w:pPr>
+      <w:r>
+        <w:rPr>
+          <w:rFonts w:hint="eastAsia"/>
+        </w:rPr>
+        <w:t>信息</w:t>
+      </w:r>
+      <w:r>
+        <w:rPr>
+          <w:rFonts w:hint="eastAsia"/>
+        </w:rPr>
+        <w:t>存储</w:t>
+      </w:r>
+    </w:p>
+    <w:p>
+      <w:r>
+        <w:rPr>
+          <w:rFonts w:hint="eastAsia"/>
+        </w:rPr>
+        <w:t>抽象一个</w:t>
+      </w:r>
+      <w:r>
+        <w:rPr>
+          <w:rFonts w:hint="eastAsia"/>
+        </w:rPr>
+        <w:t xml:space="preserve"> rtn </w:t>
+      </w:r>
+      <w:r>
+        <w:rPr>
+          <w:rFonts w:hint="eastAsia"/>
+        </w:rPr>
+        <w:t>层的操作状态类</w:t>
+      </w:r>
+      <w:r>
+        <w:rPr>
+          <w:rFonts w:hint="eastAsia"/>
+        </w:rPr>
+        <w:t xml:space="preserve"> rtnOpStat</w:t>
+      </w:r>
+      <w:r>
+        <w:rPr>
+          <w:rFonts w:hint="eastAsia"/>
+        </w:rPr>
+        <w:t>，它可用来同时收集统计信息及错误信息，并提供接口将这两种类型的信息转换成最终的</w:t>
+      </w:r>
+      <w:r>
+        <w:rPr>
+          <w:rFonts w:hint="eastAsia"/>
+        </w:rPr>
+        <w:t xml:space="preserve"> BSON </w:t>
+      </w:r>
+      <w:r>
+        <w:rPr>
+          <w:rFonts w:hint="eastAsia"/>
+        </w:rPr>
+        <w:t>对象。</w:t>
+      </w:r>
+    </w:p>
+    <w:p>
+      <w:r>
+        <w:rPr>
+          <w:rFonts w:hint="eastAsia"/>
+        </w:rPr>
         <w:t>操作的统计信息只面向一次操作，其生命周期也只是单次操作。</w:t>
       </w:r>
       <w:r>
         <w:rPr>
           <w:rFonts w:hint="eastAsia"/>
         </w:rPr>
-        <w:t>在操作应答消息发送完成后，统计信息即可销毁。在各个会话线程中，它们是独立的。为了方便对统计信息的访问（写入值及框架发送时的读取），</w:t>
-      </w:r>
-      <w:r>
-        <w:rPr>
-          <w:rFonts w:hint="eastAsia"/>
-        </w:rPr>
-        <w:t>将操作信息</w:t>
-      </w:r>
-      <w:r>
-        <w:rPr>
-          <w:rFonts w:hint="eastAsia"/>
-        </w:rPr>
-        <w:t>对象</w:t>
-      </w:r>
-      <w:r>
-        <w:rPr>
-          <w:rFonts w:hint="eastAsia"/>
-        </w:rPr>
-        <w:t>保存在</w:t>
-      </w:r>
-      <w:r>
-        <w:rPr>
-          <w:rFonts w:hint="eastAsia"/>
-        </w:rPr>
-        <w:t>线程控制块</w:t>
-      </w:r>
-      <w:r>
-        <w:rPr>
-          <w:rFonts w:hint="eastAsia"/>
-        </w:rPr>
-        <w:t>上。</w:t>
-      </w:r>
-      <w:r>
-        <w:rPr>
-          <w:rFonts w:hint="eastAsia"/>
-        </w:rPr>
-        <w:t>每次操作之前对</w:t>
-      </w:r>
-      <w:r>
-        <w:rPr>
-          <w:rFonts w:hint="eastAsia"/>
-        </w:rPr>
-        <w:t>统计信息对象</w:t>
-      </w:r>
-      <w:r>
-        <w:rPr>
-          <w:rFonts w:hint="eastAsia"/>
-        </w:rPr>
-        <w:t>进行重置</w:t>
-      </w:r>
-      <w:r>
-        <w:rPr>
-          <w:rFonts w:hint="eastAsia"/>
-        </w:rPr>
-        <w:t>，然后对当前的新的操作进行统计</w:t>
+        <w:t>在操作应答消息发送完成后，统计信息即可销毁。在各个会话线程中，它们是独立的。</w:t>
+      </w:r>
+    </w:p>
+    <w:p>
+      <w:r>
+        <w:rPr>
+          <w:rFonts w:hint="eastAsia"/>
+        </w:rPr>
+        <w:t>对于直连（包括单机模式），由于不涉及在协调节点上的信息聚合，其返回结果只包含一个</w:t>
+      </w:r>
+      <w:r>
+        <w:rPr>
+          <w:rFonts w:hint="eastAsia"/>
+        </w:rPr>
+        <w:t xml:space="preserve"> BSON </w:t>
+      </w:r>
+      <w:r>
+        <w:rPr>
+          <w:rFonts w:hint="eastAsia"/>
+        </w:rPr>
+        <w:t>对象（可能包括错误信息）。在实际生成时，</w:t>
+      </w:r>
+      <w:r>
+        <w:rPr>
+          <w:rFonts w:hint="eastAsia"/>
+        </w:rPr>
+        <w:t>只使用临时的对象，供框架中的</w:t>
+      </w:r>
+      <w:r>
+        <w:rPr>
+          <w:rFonts w:hint="eastAsia"/>
+        </w:rPr>
+        <w:t xml:space="preserve"> rtnContextBuff </w:t>
+      </w:r>
+      <w:r>
+        <w:rPr>
+          <w:rFonts w:hint="eastAsia"/>
+        </w:rPr>
+        <w:t>引用即可。</w:t>
+      </w:r>
+      <w:r>
+        <w:rPr>
+          <w:rFonts w:hint="eastAsia"/>
+        </w:rPr>
+        <w:t>因此，对于协调节点和本地处理流程，只在各处理器中使用临时的状态对象即可。</w:t>
+      </w:r>
+    </w:p>
+    <w:p>
+      <w:r>
+        <w:rPr>
+          <w:rFonts w:hint="eastAsia"/>
+        </w:rPr>
+        <w:t>而对于分布式环境下的数据节点，如前面所述，返回给协调节点的错误信息和统计信息使用两个独立的</w:t>
+      </w:r>
+      <w:r>
+        <w:rPr>
+          <w:rFonts w:hint="eastAsia"/>
+        </w:rPr>
+        <w:t xml:space="preserve"> BSON </w:t>
+      </w:r>
+      <w:r>
+        <w:rPr>
+          <w:rFonts w:hint="eastAsia"/>
+        </w:rPr>
+        <w:t>对象。为了使用统一的框架来引用和发送多个对象，在</w:t>
+      </w:r>
+      <w:r>
+        <w:rPr>
+          <w:rFonts w:hint="eastAsia"/>
+        </w:rPr>
+        <w:t xml:space="preserve"> shardSession </w:t>
+      </w:r>
+      <w:r>
+        <w:rPr>
+          <w:rFonts w:hint="eastAsia"/>
+        </w:rPr>
+        <w:t>上提供一了</w:t>
+      </w:r>
+      <w:r>
+        <w:rPr>
+          <w:rFonts w:hint="eastAsia"/>
+        </w:rPr>
+        <w:t xml:space="preserve">_utilCommBuff </w:t>
+      </w:r>
+      <w:r>
+        <w:rPr>
+          <w:rFonts w:hint="eastAsia"/>
+        </w:rPr>
+        <w:t>的对象作为缓存，用来缓存这两个对象，其初始大小为</w:t>
+      </w:r>
+      <w:r>
+        <w:rPr>
+          <w:rFonts w:hint="eastAsia"/>
+        </w:rPr>
+        <w:t xml:space="preserve"> 256 </w:t>
+      </w:r>
+      <w:r>
+        <w:rPr>
+          <w:rFonts w:hint="eastAsia"/>
+        </w:rPr>
+        <w:t>字节，最大大小为</w:t>
+      </w:r>
+      <w:r>
+        <w:rPr>
+          <w:rFonts w:hint="eastAsia"/>
+        </w:rPr>
+        <w:t xml:space="preserve"> 2KB</w:t>
       </w:r>
       <w:r>
         <w:rPr>
           <w:rFonts w:hint="eastAsia"/>
         </w:rPr>
         <w:t>。</w:t>
+      </w:r>
+    </w:p>
+    <w:p>
+      <w:pPr>
+        <w:jc w:val="center"/>
+        <w:rPr>
+          <w:b/>
+        </w:rPr>
+      </w:pPr>
+      <w:r>
+        <w:rPr>
+          <w:rFonts w:hint="eastAsia"/>
+          <w:b/>
+          <w:noProof/>
+        </w:rPr>
+        <w:lastRenderedPageBreak/>
+        <w:drawing>
+          <wp:inline distT="0" distB="0" distL="0" distR="0" wp14:anchorId="21E40B30" wp14:editId="299BA1DC">
+            <wp:extent cx="5274310" cy="3110153"/>
+            <wp:effectExtent l="0" t="0" r="0" b="0"/>
+            <wp:docPr id="10" name="图片 10"/>
+            <wp:cNvGraphicFramePr>
+              <a:graphicFrameLocks xmlns:a="http://schemas.openxmlformats.org/drawingml/2006/main" noChangeAspect="1"/>
+            </wp:cNvGraphicFramePr>
+            <a:graphic xmlns:a="http://schemas.openxmlformats.org/drawingml/2006/main">
+              <a:graphicData uri="http://schemas.openxmlformats.org/drawingml/2006/picture">
+                <pic:pic xmlns:pic="http://schemas.openxmlformats.org/drawingml/2006/picture">
+                  <pic:nvPicPr>
+                    <pic:cNvPr id="0" name="Picture 3"/>
+                    <pic:cNvPicPr>
+                      <a:picLocks noChangeAspect="1" noChangeArrowheads="1"/>
+                    </pic:cNvPicPr>
+                  </pic:nvPicPr>
+                  <pic:blipFill>
+                    <a:blip r:embed="rId12">
+                      <a:extLst>
+                        <a:ext uri="{28A0092B-C50C-407E-A947-70E740481C1C}">
+                          <a14:useLocalDpi xmlns:a14="http://schemas.microsoft.com/office/drawing/2010/main" val="0"/>
+                        </a:ext>
+                      </a:extLst>
+                    </a:blip>
+                    <a:srcRect/>
+                    <a:stretch>
+                      <a:fillRect/>
+                    </a:stretch>
+                  </pic:blipFill>
+                  <pic:spPr bwMode="auto">
+                    <a:xfrm>
+                      <a:off x="0" y="0"/>
+                      <a:ext cx="5274310" cy="3110153"/>
+                    </a:xfrm>
+                    <a:prstGeom prst="rect">
+                      <a:avLst/>
+                    </a:prstGeom>
+                    <a:noFill/>
+                    <a:ln>
+                      <a:noFill/>
+                    </a:ln>
+                  </pic:spPr>
+                </pic:pic>
+              </a:graphicData>
+            </a:graphic>
+          </wp:inline>
+        </w:drawing>
       </w:r>
     </w:p>
     <w:p/>
@@ -2681,7 +3334,7 @@
                     <pic:cNvPicPr/>
                   </pic:nvPicPr>
                   <pic:blipFill>
-                    <a:blip r:embed="rId9">
+                    <a:blip r:embed="rId13">
                       <a:extLst>
                         <a:ext uri="{28A0092B-C50C-407E-A947-70E740481C1C}">
                           <a14:useLocalDpi xmlns:a14="http://schemas.microsoft.com/office/drawing/2010/main" val="0"/>
@@ -2783,7 +3436,14 @@
         <w:rPr>
           <w:rFonts w:hint="eastAsia"/>
         </w:rPr>
-        <w:t>发送消息到服务端</w:t>
+        <w:t>发送消息到服务</w:t>
+      </w:r>
+      <w:r>
+        <w:rPr>
+          <w:rFonts w:hint="eastAsia"/>
+        </w:rPr>
+        <w:lastRenderedPageBreak/>
+        <w:t>端</w:t>
       </w:r>
       <w:r>
         <w:rPr>
@@ -2869,126 +3529,148 @@
         <w:rPr>
           <w:rFonts w:hint="eastAsia"/>
         </w:rPr>
-        <w:t>如前面消息变更部分所述，这一部分保持不变，但在后面追加统计信息对象。</w:t>
-      </w:r>
-      <w:r>
-        <w:rPr>
-          <w:rFonts w:hint="eastAsia"/>
-        </w:rPr>
-        <w:t>因此，在驱动中，对本次功能涉及到的写操作，在其处理逻辑中，增加对统计信息的提取和处理能力：当操作成功时，提取应答消息头后紧接着的</w:t>
-      </w:r>
-      <w:r>
-        <w:rPr>
-          <w:rFonts w:hint="eastAsia"/>
-        </w:rPr>
-        <w:t xml:space="preserve"> BSON </w:t>
-      </w:r>
-      <w:r>
-        <w:rPr>
-          <w:rFonts w:hint="eastAsia"/>
-        </w:rPr>
-        <w:t>对象为统计信息对象；当操作出错时，提取消息头后的第二个</w:t>
-      </w:r>
-      <w:r>
-        <w:rPr>
-          <w:rFonts w:hint="eastAsia"/>
-        </w:rPr>
-        <w:t xml:space="preserve"> BSON</w:t>
-      </w:r>
-      <w:r>
-        <w:rPr>
-          <w:rFonts w:hint="eastAsia"/>
-        </w:rPr>
-        <w:t>对象为统计信息对象。</w:t>
+        <w:t>而如果是返回正确，框架不进行特殊处理。</w:t>
+      </w:r>
+      <w:r>
+        <w:rPr>
+          <w:rFonts w:hint="eastAsia"/>
+        </w:rPr>
+        <w:t>如果携带有数据则由</w:t>
+      </w:r>
+      <w:r>
+        <w:rPr>
+          <w:rFonts w:hint="eastAsia"/>
+        </w:rPr>
+        <w:t>操作各自处理。</w:t>
       </w:r>
     </w:p>
     <w:p>
       <w:pPr>
-        <w:pStyle w:val="5"/>
-      </w:pPr>
-      <w:r>
-        <w:rPr>
-          <w:rFonts w:hint="eastAsia"/>
-        </w:rPr>
-        <w:lastRenderedPageBreak/>
-        <w:t>存储与查询</w:t>
+        <w:ind w:left="0"/>
+      </w:pPr>
+      <w:r>
+        <w:rPr>
+          <w:rFonts w:hint="eastAsia"/>
+        </w:rPr>
+        <w:tab/>
+      </w:r>
+      <w:r>
+        <w:rPr>
+          <w:rFonts w:hint="eastAsia"/>
+        </w:rPr>
+        <w:t>在增加统计信息后，</w:t>
+      </w:r>
+      <w:r>
+        <w:rPr>
+          <w:rFonts w:hint="eastAsia"/>
+        </w:rPr>
+        <w:t>需要返回统计信息的操作，则需要从应答消息中解析统计信息：</w:t>
       </w:r>
     </w:p>
     <w:p>
       <w:pPr>
-        <w:ind w:left="0" w:firstLine="357"/>
-      </w:pPr>
-      <w:r>
-        <w:rPr>
-          <w:rFonts w:hint="eastAsia"/>
-        </w:rPr>
-        <w:t>由于要通过</w:t>
-      </w:r>
-      <w:r>
-        <w:rPr>
-          <w:rFonts w:hint="eastAsia"/>
-        </w:rPr>
-        <w:t xml:space="preserve"> getLastStatistic() </w:t>
-      </w:r>
-      <w:r>
-        <w:rPr>
-          <w:rFonts w:hint="eastAsia"/>
-        </w:rPr>
-        <w:t>接口来返回</w:t>
-      </w:r>
-      <w:r>
-        <w:rPr>
-          <w:rFonts w:hint="eastAsia"/>
-        </w:rPr>
-        <w:t>结果，而不是在操作接口中直接返回，因此需将</w:t>
-      </w:r>
-      <w:r>
-        <w:rPr>
-          <w:rFonts w:hint="eastAsia"/>
-        </w:rPr>
-        <w:t>统计信息</w:t>
-      </w:r>
-      <w:r>
-        <w:rPr>
-          <w:rFonts w:hint="eastAsia"/>
-        </w:rPr>
-        <w:t>暂存</w:t>
-      </w:r>
-      <w:r>
-        <w:rPr>
-          <w:rFonts w:hint="eastAsia"/>
-        </w:rPr>
-        <w:t>，以供操作完成后查询。</w:t>
-      </w:r>
-      <w:r>
-        <w:rPr>
-          <w:rFonts w:hint="eastAsia"/>
-        </w:rPr>
-        <w:t>由于驱动接口本身只能是串行调用，因此，只需要保存指向应答消息中的统计对象的指针即可。</w:t>
-      </w:r>
-      <w:r>
-        <w:rPr>
-          <w:rFonts w:hint="eastAsia"/>
-        </w:rPr>
-        <w:t>在查询统计信息时，直接将该指针指向的内容转换成</w:t>
-      </w:r>
-      <w:r>
-        <w:rPr>
-          <w:rFonts w:hint="eastAsia"/>
-        </w:rPr>
-        <w:t xml:space="preserve"> BSON </w:t>
-      </w:r>
-      <w:r>
-        <w:rPr>
-          <w:rFonts w:hint="eastAsia"/>
-        </w:rPr>
-        <w:t>对象以使用即可。</w:t>
+        <w:pStyle w:val="aa"/>
+        <w:numPr>
+          <w:ilvl w:val="0"/>
+          <w:numId w:val="38"/>
+        </w:numPr>
+        <w:ind w:firstLineChars="0"/>
+      </w:pPr>
+      <w:r>
+        <w:rPr>
+          <w:rFonts w:hint="eastAsia"/>
+        </w:rPr>
+        <w:t>如果操作成功，则直接将消息头后的对象作为统计信息对象</w:t>
       </w:r>
     </w:p>
     <w:p>
       <w:pPr>
+        <w:pStyle w:val="aa"/>
+        <w:numPr>
+          <w:ilvl w:val="0"/>
+          <w:numId w:val="38"/>
+        </w:numPr>
+        <w:ind w:firstLineChars="0"/>
+      </w:pPr>
+      <w:r>
+        <w:rPr>
+          <w:rFonts w:hint="eastAsia"/>
+        </w:rPr>
+        <w:t>如果操作失败，则从错误对象中查找统计信息对象</w:t>
+      </w:r>
+    </w:p>
+    <w:p>
+      <w:pPr>
         <w:ind w:left="0"/>
       </w:pPr>
+    </w:p>
+    <w:p>
+      <w:pPr>
+        <w:ind w:left="0"/>
+      </w:pPr>
+      <w:r>
+        <w:rPr>
+          <w:rFonts w:hint="eastAsia"/>
+        </w:rPr>
+        <w:t>驱动端实现中，封装一个从应答消息中定位统计信息的函数，在成功和失败两种情况下，</w:t>
+      </w:r>
+      <w:r>
+        <w:rPr>
+          <w:rFonts w:hint="eastAsia"/>
+        </w:rPr>
+        <w:t>定位到统计信息对象的位置。</w:t>
+      </w:r>
+    </w:p>
+    <w:p>
+      <w:pPr>
+        <w:ind w:left="0"/>
+      </w:pPr>
+    </w:p>
+    <w:p>
+      <w:pPr>
+        <w:pStyle w:val="5"/>
+      </w:pPr>
+      <w:r>
+        <w:rPr>
+          <w:rFonts w:hint="eastAsia"/>
+        </w:rPr>
+        <w:t>存储与查询</w:t>
+      </w:r>
+    </w:p>
+    <w:p>
+      <w:pPr>
+        <w:ind w:left="0" w:firstLine="357"/>
+      </w:pPr>
+      <w:r>
+        <w:rPr>
+          <w:rFonts w:hint="eastAsia"/>
+        </w:rPr>
+        <w:t>与错误对象一样，统计信息对象依然随上次操作的应答消息保存在消息缓存中，不进行额外拷贝。驱动中均只保存了其位置。在调用</w:t>
+      </w:r>
+      <w:r>
+        <w:rPr>
+          <w:rFonts w:hint="eastAsia"/>
+        </w:rPr>
+        <w:t xml:space="preserve"> getLastStatistic() </w:t>
+      </w:r>
+      <w:r>
+        <w:rPr>
+          <w:rFonts w:hint="eastAsia"/>
+        </w:rPr>
+        <w:t>接口获取时，直接将指向位置的内容转换成</w:t>
+      </w:r>
+      <w:r>
+        <w:rPr>
+          <w:rFonts w:hint="eastAsia"/>
+        </w:rPr>
+        <w:t xml:space="preserve"> BSON </w:t>
+      </w:r>
+      <w:r>
+        <w:rPr>
+          <w:rFonts w:hint="eastAsia"/>
+        </w:rPr>
+        <w:t>对象返回即可。</w:t>
+      </w:r>
     </w:p>
     <w:p>
       <w:pPr>
@@ -3152,7 +3834,7 @@
                 <w:sz w:val="18"/>
                 <w:szCs w:val="18"/>
               </w:rPr>
-              <w:t>8</w:t>
+              <w:t>9</w:t>
             </w:r>
           </w:p>
         </w:tc>
@@ -3244,10 +3926,8 @@
                 <w:sz w:val="18"/>
                 <w:szCs w:val="18"/>
               </w:rPr>
-              <w:t>2018.12.28</w:t>
-            </w:r>
-            <w:bookmarkStart w:id="2" w:name="_GoBack"/>
-            <w:bookmarkEnd w:id="2"/>
+              <w:t>2018.12.29</w:t>
+            </w:r>
           </w:p>
         </w:tc>
       </w:tr>
@@ -3874,7 +4554,14 @@
               <w:rPr>
                 <w:rFonts w:hint="eastAsia"/>
               </w:rPr>
-              <w:t>的单条插入接口正常插入一条记录</w:t>
+              <w:t>的单条插入接口正常插入一条记</w:t>
+            </w:r>
+            <w:r>
+              <w:rPr>
+                <w:rFonts w:hint="eastAsia"/>
+              </w:rPr>
+              <w:lastRenderedPageBreak/>
+              <w:t>录</w:t>
             </w:r>
           </w:p>
           <w:p>
@@ -3919,6 +4606,7 @@
               <w:rPr>
                 <w:rFonts w:hint="eastAsia"/>
               </w:rPr>
+              <w:lastRenderedPageBreak/>
               <w:t>能正常查询到统计信息，</w:t>
             </w:r>
             <w:r>
@@ -3937,6 +4625,7 @@
               <w:rPr>
                 <w:rFonts w:hint="eastAsia"/>
               </w:rPr>
+              <w:lastRenderedPageBreak/>
               <w:t>值为１，其余字段值为０</w:t>
             </w:r>
           </w:p>
@@ -3952,6 +4641,7 @@
               <w:ind w:left="0"/>
             </w:pPr>
             <w:r>
+              <w:lastRenderedPageBreak/>
               <w:t>2</w:t>
             </w:r>
           </w:p>
@@ -4237,7 +4927,6 @@
               <w:rPr>
                 <w:rFonts w:hint="eastAsia"/>
               </w:rPr>
-              <w:lastRenderedPageBreak/>
               <w:t>使用驱动</w:t>
             </w:r>
             <w:r>
@@ -4336,15 +5025,7 @@
               <w:rPr>
                 <w:rFonts w:hint="eastAsia"/>
               </w:rPr>
-              <w:lastRenderedPageBreak/>
-              <w:t>能正常查询到统计信息，查询结</w:t>
-            </w:r>
-            <w:r>
-              <w:rPr>
-                <w:rFonts w:hint="eastAsia"/>
-              </w:rPr>
-              <w:lastRenderedPageBreak/>
-              <w:t>果中，</w:t>
+              <w:t>能正常查询到统计信息，查询结果中，</w:t>
             </w:r>
             <w:r>
               <w:rPr>
@@ -4398,7 +5079,6 @@
               <w:ind w:left="0"/>
             </w:pPr>
             <w:r>
-              <w:lastRenderedPageBreak/>
               <w:t>4</w:t>
             </w:r>
           </w:p>
@@ -4896,7 +5576,14 @@
               <w:rPr>
                 <w:rFonts w:hint="eastAsia"/>
               </w:rPr>
-              <w:t>在出错的情况下，则出错操作的统计信息中，要将本事务中之前操作的回滚动作的数据变更计算在内</w:t>
+              <w:t>在出错的情况下，则出错操作的统计信息中，要将本事务中之前操作的回滚动作的数据变更计算</w:t>
+            </w:r>
+            <w:r>
+              <w:rPr>
+                <w:rFonts w:hint="eastAsia"/>
+              </w:rPr>
+              <w:lastRenderedPageBreak/>
+              <w:t>在内</w:t>
             </w:r>
           </w:p>
         </w:tc>
@@ -4910,6 +5597,7 @@
         <w:rPr>
           <w:rFonts w:hint="eastAsia"/>
         </w:rPr>
+        <w:lastRenderedPageBreak/>
         <w:t>Checklist</w:t>
       </w:r>
     </w:p>
@@ -5147,7 +5835,6 @@
               <w:rPr>
                 <w:rFonts w:hint="eastAsia"/>
               </w:rPr>
-              <w:lastRenderedPageBreak/>
               <w:t>验收用例是否全部通过</w:t>
             </w:r>
           </w:p>
@@ -5374,6 +6061,13 @@
       <w:pPr>
         <w:ind w:left="0"/>
       </w:pPr>
+    </w:p>
+    <w:p>
+      <w:pPr>
+        <w:ind w:left="0"/>
+      </w:pPr>
+      <w:bookmarkStart w:id="2" w:name="_GoBack"/>
+      <w:bookmarkEnd w:id="2"/>
     </w:p>
     <w:sectPr>
       <w:pgSz w:w="11906" w:h="16838"/>
@@ -6148,6 +6842,95 @@
     </w:lvl>
   </w:abstractNum>
   <w:abstractNum w:abstractNumId="7" w15:restartNumberingAfterBreak="0">
+    <w:nsid w:val="1AAF5354"/>
+    <w:multiLevelType w:val="hybridMultilevel"/>
+    <w:tmpl w:val="643820EE"/>
+    <w:lvl w:ilvl="0" w:tplc="4926C782">
+      <w:start w:val="1"/>
+      <w:numFmt w:val="decimal"/>
+      <w:lvlText w:val="%1."/>
+      <w:lvlJc w:val="left"/>
+      <w:pPr>
+        <w:ind w:left="717" w:hanging="360"/>
+      </w:pPr>
+      <w:rPr>
+        <w:rFonts w:hint="default"/>
+      </w:rPr>
+    </w:lvl>
+    <w:lvl w:ilvl="1" w:tplc="04090019" w:tentative="1">
+      <w:start w:val="1"/>
+      <w:numFmt w:val="lowerLetter"/>
+      <w:lvlText w:val="%2."/>
+      <w:lvlJc w:val="left"/>
+      <w:pPr>
+        <w:ind w:left="1437" w:hanging="360"/>
+      </w:pPr>
+    </w:lvl>
+    <w:lvl w:ilvl="2" w:tplc="0409001B" w:tentative="1">
+      <w:start w:val="1"/>
+      <w:numFmt w:val="lowerRoman"/>
+      <w:lvlText w:val="%3."/>
+      <w:lvlJc w:val="right"/>
+      <w:pPr>
+        <w:ind w:left="2157" w:hanging="180"/>
+      </w:pPr>
+    </w:lvl>
+    <w:lvl w:ilvl="3" w:tplc="0409000F" w:tentative="1">
+      <w:start w:val="1"/>
+      <w:numFmt w:val="decimal"/>
+      <w:lvlText w:val="%4."/>
+      <w:lvlJc w:val="left"/>
+      <w:pPr>
+        <w:ind w:left="2877" w:hanging="360"/>
+      </w:pPr>
+    </w:lvl>
+    <w:lvl w:ilvl="4" w:tplc="04090019" w:tentative="1">
+      <w:start w:val="1"/>
+      <w:numFmt w:val="lowerLetter"/>
+      <w:lvlText w:val="%5."/>
+      <w:lvlJc w:val="left"/>
+      <w:pPr>
+        <w:ind w:left="3597" w:hanging="360"/>
+      </w:pPr>
+    </w:lvl>
+    <w:lvl w:ilvl="5" w:tplc="0409001B" w:tentative="1">
+      <w:start w:val="1"/>
+      <w:numFmt w:val="lowerRoman"/>
+      <w:lvlText w:val="%6."/>
+      <w:lvlJc w:val="right"/>
+      <w:pPr>
+        <w:ind w:left="4317" w:hanging="180"/>
+      </w:pPr>
+    </w:lvl>
+    <w:lvl w:ilvl="6" w:tplc="0409000F" w:tentative="1">
+      <w:start w:val="1"/>
+      <w:numFmt w:val="decimal"/>
+      <w:lvlText w:val="%7."/>
+      <w:lvlJc w:val="left"/>
+      <w:pPr>
+        <w:ind w:left="5037" w:hanging="360"/>
+      </w:pPr>
+    </w:lvl>
+    <w:lvl w:ilvl="7" w:tplc="04090019" w:tentative="1">
+      <w:start w:val="1"/>
+      <w:numFmt w:val="lowerLetter"/>
+      <w:lvlText w:val="%8."/>
+      <w:lvlJc w:val="left"/>
+      <w:pPr>
+        <w:ind w:left="5757" w:hanging="360"/>
+      </w:pPr>
+    </w:lvl>
+    <w:lvl w:ilvl="8" w:tplc="0409001B" w:tentative="1">
+      <w:start w:val="1"/>
+      <w:numFmt w:val="lowerRoman"/>
+      <w:lvlText w:val="%9."/>
+      <w:lvlJc w:val="right"/>
+      <w:pPr>
+        <w:ind w:left="6477" w:hanging="180"/>
+      </w:pPr>
+    </w:lvl>
+  </w:abstractNum>
+  <w:abstractNum w:abstractNumId="8" w15:restartNumberingAfterBreak="0">
     <w:nsid w:val="214D3631"/>
     <w:multiLevelType w:val="hybridMultilevel"/>
     <w:tmpl w:val="5FFCA21C"/>
@@ -6260,7 +7043,7 @@
       </w:rPr>
     </w:lvl>
   </w:abstractNum>
-  <w:abstractNum w:abstractNumId="8" w15:restartNumberingAfterBreak="0">
+  <w:abstractNum w:abstractNumId="9" w15:restartNumberingAfterBreak="0">
     <w:nsid w:val="22501AA3"/>
     <w:multiLevelType w:val="hybridMultilevel"/>
     <w:tmpl w:val="1B2A9E7A"/>
@@ -6347,7 +7130,7 @@
       </w:pPr>
     </w:lvl>
   </w:abstractNum>
-  <w:abstractNum w:abstractNumId="9" w15:restartNumberingAfterBreak="0">
+  <w:abstractNum w:abstractNumId="10" w15:restartNumberingAfterBreak="0">
     <w:nsid w:val="23EC5C36"/>
     <w:multiLevelType w:val="hybridMultilevel"/>
     <w:tmpl w:val="3338448C"/>
@@ -6436,7 +7219,7 @@
       </w:pPr>
     </w:lvl>
   </w:abstractNum>
-  <w:abstractNum w:abstractNumId="10" w15:restartNumberingAfterBreak="0">
+  <w:abstractNum w:abstractNumId="11" w15:restartNumberingAfterBreak="0">
     <w:nsid w:val="28A57A02"/>
     <w:multiLevelType w:val="hybridMultilevel"/>
     <w:tmpl w:val="5708374E"/>
@@ -6525,7 +7308,7 @@
       </w:pPr>
     </w:lvl>
   </w:abstractNum>
-  <w:abstractNum w:abstractNumId="11" w15:restartNumberingAfterBreak="0">
+  <w:abstractNum w:abstractNumId="12" w15:restartNumberingAfterBreak="0">
     <w:nsid w:val="2E7A4D30"/>
     <w:multiLevelType w:val="hybridMultilevel"/>
     <w:tmpl w:val="AC8886F2"/>
@@ -6614,7 +7397,7 @@
       </w:pPr>
     </w:lvl>
   </w:abstractNum>
-  <w:abstractNum w:abstractNumId="12" w15:restartNumberingAfterBreak="0">
+  <w:abstractNum w:abstractNumId="13" w15:restartNumberingAfterBreak="0">
     <w:nsid w:val="370E5801"/>
     <w:multiLevelType w:val="multilevel"/>
     <w:tmpl w:val="AC76C6DE"/>
@@ -6763,7 +7546,7 @@
       </w:rPr>
     </w:lvl>
   </w:abstractNum>
-  <w:abstractNum w:abstractNumId="13" w15:restartNumberingAfterBreak="0">
+  <w:abstractNum w:abstractNumId="14" w15:restartNumberingAfterBreak="0">
     <w:nsid w:val="377C60EA"/>
     <w:multiLevelType w:val="hybridMultilevel"/>
     <w:tmpl w:val="AC8886F2"/>
@@ -6852,7 +7635,96 @@
       </w:pPr>
     </w:lvl>
   </w:abstractNum>
-  <w:abstractNum w:abstractNumId="14" w15:restartNumberingAfterBreak="0">
+  <w:abstractNum w:abstractNumId="15" w15:restartNumberingAfterBreak="0">
+    <w:nsid w:val="38240BDF"/>
+    <w:multiLevelType w:val="hybridMultilevel"/>
+    <w:tmpl w:val="858E1EE4"/>
+    <w:lvl w:ilvl="0" w:tplc="0409000F">
+      <w:start w:val="1"/>
+      <w:numFmt w:val="decimal"/>
+      <w:lvlText w:val="%1."/>
+      <w:lvlJc w:val="left"/>
+      <w:pPr>
+        <w:ind w:left="720" w:hanging="360"/>
+      </w:pPr>
+      <w:rPr>
+        <w:rFonts w:hint="default"/>
+      </w:rPr>
+    </w:lvl>
+    <w:lvl w:ilvl="1" w:tplc="04090019" w:tentative="1">
+      <w:start w:val="1"/>
+      <w:numFmt w:val="lowerLetter"/>
+      <w:lvlText w:val="%2."/>
+      <w:lvlJc w:val="left"/>
+      <w:pPr>
+        <w:ind w:left="1440" w:hanging="360"/>
+      </w:pPr>
+    </w:lvl>
+    <w:lvl w:ilvl="2" w:tplc="0409001B" w:tentative="1">
+      <w:start w:val="1"/>
+      <w:numFmt w:val="lowerRoman"/>
+      <w:lvlText w:val="%3."/>
+      <w:lvlJc w:val="right"/>
+      <w:pPr>
+        <w:ind w:left="2160" w:hanging="180"/>
+      </w:pPr>
+    </w:lvl>
+    <w:lvl w:ilvl="3" w:tplc="0409000F" w:tentative="1">
+      <w:start w:val="1"/>
+      <w:numFmt w:val="decimal"/>
+      <w:lvlText w:val="%4."/>
+      <w:lvlJc w:val="left"/>
+      <w:pPr>
+        <w:ind w:left="2880" w:hanging="360"/>
+      </w:pPr>
+    </w:lvl>
+    <w:lvl w:ilvl="4" w:tplc="04090019" w:tentative="1">
+      <w:start w:val="1"/>
+      <w:numFmt w:val="lowerLetter"/>
+      <w:lvlText w:val="%5."/>
+      <w:lvlJc w:val="left"/>
+      <w:pPr>
+        <w:ind w:left="3600" w:hanging="360"/>
+      </w:pPr>
+    </w:lvl>
+    <w:lvl w:ilvl="5" w:tplc="0409001B" w:tentative="1">
+      <w:start w:val="1"/>
+      <w:numFmt w:val="lowerRoman"/>
+      <w:lvlText w:val="%6."/>
+      <w:lvlJc w:val="right"/>
+      <w:pPr>
+        <w:ind w:left="4320" w:hanging="180"/>
+      </w:pPr>
+    </w:lvl>
+    <w:lvl w:ilvl="6" w:tplc="0409000F" w:tentative="1">
+      <w:start w:val="1"/>
+      <w:numFmt w:val="decimal"/>
+      <w:lvlText w:val="%7."/>
+      <w:lvlJc w:val="left"/>
+      <w:pPr>
+        <w:ind w:left="5040" w:hanging="360"/>
+      </w:pPr>
+    </w:lvl>
+    <w:lvl w:ilvl="7" w:tplc="04090019" w:tentative="1">
+      <w:start w:val="1"/>
+      <w:numFmt w:val="lowerLetter"/>
+      <w:lvlText w:val="%8."/>
+      <w:lvlJc w:val="left"/>
+      <w:pPr>
+        <w:ind w:left="5760" w:hanging="360"/>
+      </w:pPr>
+    </w:lvl>
+    <w:lvl w:ilvl="8" w:tplc="0409001B" w:tentative="1">
+      <w:start w:val="1"/>
+      <w:numFmt w:val="lowerRoman"/>
+      <w:lvlText w:val="%9."/>
+      <w:lvlJc w:val="right"/>
+      <w:pPr>
+        <w:ind w:left="6480" w:hanging="180"/>
+      </w:pPr>
+    </w:lvl>
+  </w:abstractNum>
+  <w:abstractNum w:abstractNumId="16" w15:restartNumberingAfterBreak="0">
     <w:nsid w:val="3A5A578D"/>
     <w:multiLevelType w:val="hybridMultilevel"/>
     <w:tmpl w:val="20386D0C"/>
@@ -6965,7 +7837,7 @@
       </w:rPr>
     </w:lvl>
   </w:abstractNum>
-  <w:abstractNum w:abstractNumId="15" w15:restartNumberingAfterBreak="0">
+  <w:abstractNum w:abstractNumId="17" w15:restartNumberingAfterBreak="0">
     <w:nsid w:val="403A2B26"/>
     <w:multiLevelType w:val="hybridMultilevel"/>
     <w:tmpl w:val="FC306668"/>
@@ -7078,7 +7950,7 @@
       </w:rPr>
     </w:lvl>
   </w:abstractNum>
-  <w:abstractNum w:abstractNumId="16" w15:restartNumberingAfterBreak="0">
+  <w:abstractNum w:abstractNumId="18" w15:restartNumberingAfterBreak="0">
     <w:nsid w:val="48A17B59"/>
     <w:multiLevelType w:val="hybridMultilevel"/>
     <w:tmpl w:val="2F8EC3EC"/>
@@ -7191,7 +8063,7 @@
       </w:rPr>
     </w:lvl>
   </w:abstractNum>
-  <w:abstractNum w:abstractNumId="17" w15:restartNumberingAfterBreak="0">
+  <w:abstractNum w:abstractNumId="19" w15:restartNumberingAfterBreak="0">
     <w:nsid w:val="4B055171"/>
     <w:multiLevelType w:val="hybridMultilevel"/>
     <w:tmpl w:val="66DEE1F8"/>
@@ -7304,7 +8176,7 @@
       </w:rPr>
     </w:lvl>
   </w:abstractNum>
-  <w:abstractNum w:abstractNumId="18" w15:restartNumberingAfterBreak="0">
+  <w:abstractNum w:abstractNumId="20" w15:restartNumberingAfterBreak="0">
     <w:nsid w:val="4C6E4F89"/>
     <w:multiLevelType w:val="hybridMultilevel"/>
     <w:tmpl w:val="4A9A70AA"/>
@@ -7417,7 +8289,120 @@
       </w:rPr>
     </w:lvl>
   </w:abstractNum>
-  <w:abstractNum w:abstractNumId="19" w15:restartNumberingAfterBreak="0">
+  <w:abstractNum w:abstractNumId="21" w15:restartNumberingAfterBreak="0">
+    <w:nsid w:val="4EFD7D96"/>
+    <w:multiLevelType w:val="hybridMultilevel"/>
+    <w:tmpl w:val="76C83ED6"/>
+    <w:lvl w:ilvl="0" w:tplc="04090001">
+      <w:start w:val="1"/>
+      <w:numFmt w:val="bullet"/>
+      <w:lvlText w:val=""/>
+      <w:lvlJc w:val="left"/>
+      <w:pPr>
+        <w:ind w:left="780" w:hanging="360"/>
+      </w:pPr>
+      <w:rPr>
+        <w:rFonts w:ascii="Symbol" w:hAnsi="Symbol" w:hint="default"/>
+      </w:rPr>
+    </w:lvl>
+    <w:lvl w:ilvl="1" w:tplc="04090003" w:tentative="1">
+      <w:start w:val="1"/>
+      <w:numFmt w:val="bullet"/>
+      <w:lvlText w:val="o"/>
+      <w:lvlJc w:val="left"/>
+      <w:pPr>
+        <w:ind w:left="1500" w:hanging="360"/>
+      </w:pPr>
+      <w:rPr>
+        <w:rFonts w:ascii="Courier New" w:hAnsi="Courier New" w:cs="Courier New" w:hint="default"/>
+      </w:rPr>
+    </w:lvl>
+    <w:lvl w:ilvl="2" w:tplc="04090005" w:tentative="1">
+      <w:start w:val="1"/>
+      <w:numFmt w:val="bullet"/>
+      <w:lvlText w:val=""/>
+      <w:lvlJc w:val="left"/>
+      <w:pPr>
+        <w:ind w:left="2220" w:hanging="360"/>
+      </w:pPr>
+      <w:rPr>
+        <w:rFonts w:ascii="Wingdings" w:hAnsi="Wingdings" w:hint="default"/>
+      </w:rPr>
+    </w:lvl>
+    <w:lvl w:ilvl="3" w:tplc="04090001" w:tentative="1">
+      <w:start w:val="1"/>
+      <w:numFmt w:val="bullet"/>
+      <w:lvlText w:val=""/>
+      <w:lvlJc w:val="left"/>
+      <w:pPr>
+        <w:ind w:left="2940" w:hanging="360"/>
+      </w:pPr>
+      <w:rPr>
+        <w:rFonts w:ascii="Symbol" w:hAnsi="Symbol" w:hint="default"/>
+      </w:rPr>
+    </w:lvl>
+    <w:lvl w:ilvl="4" w:tplc="04090003" w:tentative="1">
+      <w:start w:val="1"/>
+      <w:numFmt w:val="bullet"/>
+      <w:lvlText w:val="o"/>
+      <w:lvlJc w:val="left"/>
+      <w:pPr>
+        <w:ind w:left="3660" w:hanging="360"/>
+      </w:pPr>
+      <w:rPr>
+        <w:rFonts w:ascii="Courier New" w:hAnsi="Courier New" w:cs="Courier New" w:hint="default"/>
+      </w:rPr>
+    </w:lvl>
+    <w:lvl w:ilvl="5" w:tplc="04090005" w:tentative="1">
+      <w:start w:val="1"/>
+      <w:numFmt w:val="bullet"/>
+      <w:lvlText w:val=""/>
+      <w:lvlJc w:val="left"/>
+      <w:pPr>
+        <w:ind w:left="4380" w:hanging="360"/>
+      </w:pPr>
+      <w:rPr>
+        <w:rFonts w:ascii="Wingdings" w:hAnsi="Wingdings" w:hint="default"/>
+      </w:rPr>
+    </w:lvl>
+    <w:lvl w:ilvl="6" w:tplc="04090001" w:tentative="1">
+      <w:start w:val="1"/>
+      <w:numFmt w:val="bullet"/>
+      <w:lvlText w:val=""/>
+      <w:lvlJc w:val="left"/>
+      <w:pPr>
+        <w:ind w:left="5100" w:hanging="360"/>
+      </w:pPr>
+      <w:rPr>
+        <w:rFonts w:ascii="Symbol" w:hAnsi="Symbol" w:hint="default"/>
+      </w:rPr>
+    </w:lvl>
+    <w:lvl w:ilvl="7" w:tplc="04090003" w:tentative="1">
+      <w:start w:val="1"/>
+      <w:numFmt w:val="bullet"/>
+      <w:lvlText w:val="o"/>
+      <w:lvlJc w:val="left"/>
+      <w:pPr>
+        <w:ind w:left="5820" w:hanging="360"/>
+      </w:pPr>
+      <w:rPr>
+        <w:rFonts w:ascii="Courier New" w:hAnsi="Courier New" w:cs="Courier New" w:hint="default"/>
+      </w:rPr>
+    </w:lvl>
+    <w:lvl w:ilvl="8" w:tplc="04090005" w:tentative="1">
+      <w:start w:val="1"/>
+      <w:numFmt w:val="bullet"/>
+      <w:lvlText w:val=""/>
+      <w:lvlJc w:val="left"/>
+      <w:pPr>
+        <w:ind w:left="6540" w:hanging="360"/>
+      </w:pPr>
+      <w:rPr>
+        <w:rFonts w:ascii="Wingdings" w:hAnsi="Wingdings" w:hint="default"/>
+      </w:rPr>
+    </w:lvl>
+  </w:abstractNum>
+  <w:abstractNum w:abstractNumId="22" w15:restartNumberingAfterBreak="0">
     <w:nsid w:val="4F1D3E9E"/>
     <w:multiLevelType w:val="hybridMultilevel"/>
     <w:tmpl w:val="90160DCE"/>
@@ -7506,7 +8491,7 @@
       </w:pPr>
     </w:lvl>
   </w:abstractNum>
-  <w:abstractNum w:abstractNumId="20" w15:restartNumberingAfterBreak="0">
+  <w:abstractNum w:abstractNumId="23" w15:restartNumberingAfterBreak="0">
     <w:nsid w:val="4F79231E"/>
     <w:multiLevelType w:val="hybridMultilevel"/>
     <w:tmpl w:val="8ADA4B56"/>
@@ -7595,7 +8580,7 @@
       </w:pPr>
     </w:lvl>
   </w:abstractNum>
-  <w:abstractNum w:abstractNumId="21" w15:restartNumberingAfterBreak="0">
+  <w:abstractNum w:abstractNumId="24" w15:restartNumberingAfterBreak="0">
     <w:nsid w:val="589E00D2"/>
     <w:multiLevelType w:val="hybridMultilevel"/>
     <w:tmpl w:val="6FB871CA"/>
@@ -7684,7 +8669,7 @@
       </w:pPr>
     </w:lvl>
   </w:abstractNum>
-  <w:abstractNum w:abstractNumId="22" w15:restartNumberingAfterBreak="0">
+  <w:abstractNum w:abstractNumId="25" w15:restartNumberingAfterBreak="0">
     <w:nsid w:val="5C1D0037"/>
     <w:multiLevelType w:val="hybridMultilevel"/>
     <w:tmpl w:val="4B6CF32E"/>
@@ -7797,7 +8782,7 @@
       </w:rPr>
     </w:lvl>
   </w:abstractNum>
-  <w:abstractNum w:abstractNumId="23" w15:restartNumberingAfterBreak="0">
+  <w:abstractNum w:abstractNumId="26" w15:restartNumberingAfterBreak="0">
     <w:nsid w:val="657B5F2E"/>
     <w:multiLevelType w:val="hybridMultilevel"/>
     <w:tmpl w:val="D25A581E"/>
@@ -7886,7 +8871,120 @@
       </w:pPr>
     </w:lvl>
   </w:abstractNum>
-  <w:abstractNum w:abstractNumId="24" w15:restartNumberingAfterBreak="0">
+  <w:abstractNum w:abstractNumId="27" w15:restartNumberingAfterBreak="0">
+    <w:nsid w:val="6B6673AF"/>
+    <w:multiLevelType w:val="hybridMultilevel"/>
+    <w:tmpl w:val="DFD48970"/>
+    <w:lvl w:ilvl="0" w:tplc="04090001">
+      <w:start w:val="1"/>
+      <w:numFmt w:val="bullet"/>
+      <w:lvlText w:val=""/>
+      <w:lvlJc w:val="left"/>
+      <w:pPr>
+        <w:ind w:left="360" w:hanging="360"/>
+      </w:pPr>
+      <w:rPr>
+        <w:rFonts w:ascii="Symbol" w:hAnsi="Symbol" w:hint="default"/>
+      </w:rPr>
+    </w:lvl>
+    <w:lvl w:ilvl="1" w:tplc="04090003" w:tentative="1">
+      <w:start w:val="1"/>
+      <w:numFmt w:val="bullet"/>
+      <w:lvlText w:val="o"/>
+      <w:lvlJc w:val="left"/>
+      <w:pPr>
+        <w:ind w:left="1080" w:hanging="360"/>
+      </w:pPr>
+      <w:rPr>
+        <w:rFonts w:ascii="Courier New" w:hAnsi="Courier New" w:cs="Courier New" w:hint="default"/>
+      </w:rPr>
+    </w:lvl>
+    <w:lvl w:ilvl="2" w:tplc="04090005" w:tentative="1">
+      <w:start w:val="1"/>
+      <w:numFmt w:val="bullet"/>
+      <w:lvlText w:val=""/>
+      <w:lvlJc w:val="left"/>
+      <w:pPr>
+        <w:ind w:left="1800" w:hanging="360"/>
+      </w:pPr>
+      <w:rPr>
+        <w:rFonts w:ascii="Wingdings" w:hAnsi="Wingdings" w:hint="default"/>
+      </w:rPr>
+    </w:lvl>
+    <w:lvl w:ilvl="3" w:tplc="04090001" w:tentative="1">
+      <w:start w:val="1"/>
+      <w:numFmt w:val="bullet"/>
+      <w:lvlText w:val=""/>
+      <w:lvlJc w:val="left"/>
+      <w:pPr>
+        <w:ind w:left="2520" w:hanging="360"/>
+      </w:pPr>
+      <w:rPr>
+        <w:rFonts w:ascii="Symbol" w:hAnsi="Symbol" w:hint="default"/>
+      </w:rPr>
+    </w:lvl>
+    <w:lvl w:ilvl="4" w:tplc="04090003" w:tentative="1">
+      <w:start w:val="1"/>
+      <w:numFmt w:val="bullet"/>
+      <w:lvlText w:val="o"/>
+      <w:lvlJc w:val="left"/>
+      <w:pPr>
+        <w:ind w:left="3240" w:hanging="360"/>
+      </w:pPr>
+      <w:rPr>
+        <w:rFonts w:ascii="Courier New" w:hAnsi="Courier New" w:cs="Courier New" w:hint="default"/>
+      </w:rPr>
+    </w:lvl>
+    <w:lvl w:ilvl="5" w:tplc="04090005" w:tentative="1">
+      <w:start w:val="1"/>
+      <w:numFmt w:val="bullet"/>
+      <w:lvlText w:val=""/>
+      <w:lvlJc w:val="left"/>
+      <w:pPr>
+        <w:ind w:left="3960" w:hanging="360"/>
+      </w:pPr>
+      <w:rPr>
+        <w:rFonts w:ascii="Wingdings" w:hAnsi="Wingdings" w:hint="default"/>
+      </w:rPr>
+    </w:lvl>
+    <w:lvl w:ilvl="6" w:tplc="04090001" w:tentative="1">
+      <w:start w:val="1"/>
+      <w:numFmt w:val="bullet"/>
+      <w:lvlText w:val=""/>
+      <w:lvlJc w:val="left"/>
+      <w:pPr>
+        <w:ind w:left="4680" w:hanging="360"/>
+      </w:pPr>
+      <w:rPr>
+        <w:rFonts w:ascii="Symbol" w:hAnsi="Symbol" w:hint="default"/>
+      </w:rPr>
+    </w:lvl>
+    <w:lvl w:ilvl="7" w:tplc="04090003" w:tentative="1">
+      <w:start w:val="1"/>
+      <w:numFmt w:val="bullet"/>
+      <w:lvlText w:val="o"/>
+      <w:lvlJc w:val="left"/>
+      <w:pPr>
+        <w:ind w:left="5400" w:hanging="360"/>
+      </w:pPr>
+      <w:rPr>
+        <w:rFonts w:ascii="Courier New" w:hAnsi="Courier New" w:cs="Courier New" w:hint="default"/>
+      </w:rPr>
+    </w:lvl>
+    <w:lvl w:ilvl="8" w:tplc="04090005" w:tentative="1">
+      <w:start w:val="1"/>
+      <w:numFmt w:val="bullet"/>
+      <w:lvlText w:val=""/>
+      <w:lvlJc w:val="left"/>
+      <w:pPr>
+        <w:ind w:left="6120" w:hanging="360"/>
+      </w:pPr>
+      <w:rPr>
+        <w:rFonts w:ascii="Wingdings" w:hAnsi="Wingdings" w:hint="default"/>
+      </w:rPr>
+    </w:lvl>
+  </w:abstractNum>
+  <w:abstractNum w:abstractNumId="28" w15:restartNumberingAfterBreak="0">
     <w:nsid w:val="6FC64444"/>
     <w:multiLevelType w:val="hybridMultilevel"/>
     <w:tmpl w:val="1FFECBF4"/>
@@ -7998,7 +9096,7 @@
       </w:rPr>
     </w:lvl>
   </w:abstractNum>
-  <w:abstractNum w:abstractNumId="25" w15:restartNumberingAfterBreak="0">
+  <w:abstractNum w:abstractNumId="29" w15:restartNumberingAfterBreak="0">
     <w:nsid w:val="71807C53"/>
     <w:multiLevelType w:val="hybridMultilevel"/>
     <w:tmpl w:val="AC8886F2"/>
@@ -8087,7 +9185,96 @@
       </w:pPr>
     </w:lvl>
   </w:abstractNum>
-  <w:abstractNum w:abstractNumId="26" w15:restartNumberingAfterBreak="0">
+  <w:abstractNum w:abstractNumId="30" w15:restartNumberingAfterBreak="0">
+    <w:nsid w:val="79FF78CF"/>
+    <w:multiLevelType w:val="hybridMultilevel"/>
+    <w:tmpl w:val="FE42B9CE"/>
+    <w:lvl w:ilvl="0" w:tplc="0409000F">
+      <w:start w:val="1"/>
+      <w:numFmt w:val="decimal"/>
+      <w:lvlText w:val="%1."/>
+      <w:lvlJc w:val="left"/>
+      <w:pPr>
+        <w:ind w:left="720" w:hanging="360"/>
+      </w:pPr>
+      <w:rPr>
+        <w:rFonts w:hint="default"/>
+      </w:rPr>
+    </w:lvl>
+    <w:lvl w:ilvl="1" w:tplc="04090019" w:tentative="1">
+      <w:start w:val="1"/>
+      <w:numFmt w:val="lowerLetter"/>
+      <w:lvlText w:val="%2."/>
+      <w:lvlJc w:val="left"/>
+      <w:pPr>
+        <w:ind w:left="1440" w:hanging="360"/>
+      </w:pPr>
+    </w:lvl>
+    <w:lvl w:ilvl="2" w:tplc="0409001B" w:tentative="1">
+      <w:start w:val="1"/>
+      <w:numFmt w:val="lowerRoman"/>
+      <w:lvlText w:val="%3."/>
+      <w:lvlJc w:val="right"/>
+      <w:pPr>
+        <w:ind w:left="2160" w:hanging="180"/>
+      </w:pPr>
+    </w:lvl>
+    <w:lvl w:ilvl="3" w:tplc="0409000F" w:tentative="1">
+      <w:start w:val="1"/>
+      <w:numFmt w:val="decimal"/>
+      <w:lvlText w:val="%4."/>
+      <w:lvlJc w:val="left"/>
+      <w:pPr>
+        <w:ind w:left="2880" w:hanging="360"/>
+      </w:pPr>
+    </w:lvl>
+    <w:lvl w:ilvl="4" w:tplc="04090019" w:tentative="1">
+      <w:start w:val="1"/>
+      <w:numFmt w:val="lowerLetter"/>
+      <w:lvlText w:val="%5."/>
+      <w:lvlJc w:val="left"/>
+      <w:pPr>
+        <w:ind w:left="3600" w:hanging="360"/>
+      </w:pPr>
+    </w:lvl>
+    <w:lvl w:ilvl="5" w:tplc="0409001B" w:tentative="1">
+      <w:start w:val="1"/>
+      <w:numFmt w:val="lowerRoman"/>
+      <w:lvlText w:val="%6."/>
+      <w:lvlJc w:val="right"/>
+      <w:pPr>
+        <w:ind w:left="4320" w:hanging="180"/>
+      </w:pPr>
+    </w:lvl>
+    <w:lvl w:ilvl="6" w:tplc="0409000F" w:tentative="1">
+      <w:start w:val="1"/>
+      <w:numFmt w:val="decimal"/>
+      <w:lvlText w:val="%7."/>
+      <w:lvlJc w:val="left"/>
+      <w:pPr>
+        <w:ind w:left="5040" w:hanging="360"/>
+      </w:pPr>
+    </w:lvl>
+    <w:lvl w:ilvl="7" w:tplc="04090019" w:tentative="1">
+      <w:start w:val="1"/>
+      <w:numFmt w:val="lowerLetter"/>
+      <w:lvlText w:val="%8."/>
+      <w:lvlJc w:val="left"/>
+      <w:pPr>
+        <w:ind w:left="5760" w:hanging="360"/>
+      </w:pPr>
+    </w:lvl>
+    <w:lvl w:ilvl="8" w:tplc="0409001B" w:tentative="1">
+      <w:start w:val="1"/>
+      <w:numFmt w:val="lowerRoman"/>
+      <w:lvlText w:val="%9."/>
+      <w:lvlJc w:val="right"/>
+      <w:pPr>
+        <w:ind w:left="6480" w:hanging="180"/>
+      </w:pPr>
+    </w:lvl>
+  </w:abstractNum>
+  <w:abstractNum w:abstractNumId="31" w15:restartNumberingAfterBreak="0">
     <w:nsid w:val="7A4B5280"/>
     <w:multiLevelType w:val="hybridMultilevel"/>
     <w:tmpl w:val="8F9A8D66"/>
@@ -8176,7 +9363,7 @@
       </w:pPr>
     </w:lvl>
   </w:abstractNum>
-  <w:abstractNum w:abstractNumId="27" w15:restartNumberingAfterBreak="0">
+  <w:abstractNum w:abstractNumId="32" w15:restartNumberingAfterBreak="0">
     <w:nsid w:val="7D9E7CE1"/>
     <w:multiLevelType w:val="hybridMultilevel"/>
     <w:tmpl w:val="AC8886F2"/>
@@ -8266,28 +9453,28 @@
     </w:lvl>
   </w:abstractNum>
   <w:num w:numId="1">
-    <w:abstractNumId w:val="8"/>
+    <w:abstractNumId w:val="9"/>
   </w:num>
   <w:num w:numId="2">
-    <w:abstractNumId w:val="21"/>
+    <w:abstractNumId w:val="24"/>
   </w:num>
   <w:num w:numId="3">
+    <w:abstractNumId w:val="10"/>
+  </w:num>
+  <w:num w:numId="4">
     <w:abstractNumId w:val="9"/>
   </w:num>
-  <w:num w:numId="4">
-    <w:abstractNumId w:val="8"/>
-  </w:num>
   <w:num w:numId="5">
-    <w:abstractNumId w:val="8"/>
+    <w:abstractNumId w:val="9"/>
   </w:num>
   <w:num w:numId="6">
-    <w:abstractNumId w:val="8"/>
+    <w:abstractNumId w:val="9"/>
   </w:num>
   <w:num w:numId="7">
-    <w:abstractNumId w:val="22"/>
+    <w:abstractNumId w:val="25"/>
   </w:num>
   <w:num w:numId="8">
-    <w:abstractNumId w:val="21"/>
+    <w:abstractNumId w:val="24"/>
     <w:lvlOverride w:ilvl="0">
       <w:startOverride w:val="1"/>
     </w:lvlOverride>
@@ -8296,7 +9483,7 @@
     <w:abstractNumId w:val="4"/>
   </w:num>
   <w:num w:numId="10">
-    <w:abstractNumId w:val="15"/>
+    <w:abstractNumId w:val="17"/>
   </w:num>
   <w:num w:numId="11">
     <w:abstractNumId w:val="5"/>
@@ -8305,13 +9492,13 @@
     <w:abstractNumId w:val="1"/>
   </w:num>
   <w:num w:numId="13">
-    <w:abstractNumId w:val="21"/>
+    <w:abstractNumId w:val="24"/>
   </w:num>
   <w:num w:numId="14">
-    <w:abstractNumId w:val="7"/>
+    <w:abstractNumId w:val="8"/>
   </w:num>
   <w:num w:numId="15">
-    <w:abstractNumId w:val="12"/>
+    <w:abstractNumId w:val="13"/>
   </w:num>
   <w:num w:numId="16">
     <w:abstractNumId w:val="0"/>
@@ -8323,49 +9510,64 @@
     <w:abstractNumId w:val="2"/>
   </w:num>
   <w:num w:numId="19">
-    <w:abstractNumId w:val="23"/>
+    <w:abstractNumId w:val="26"/>
   </w:num>
   <w:num w:numId="20">
-    <w:abstractNumId w:val="14"/>
+    <w:abstractNumId w:val="16"/>
   </w:num>
   <w:num w:numId="21">
-    <w:abstractNumId w:val="26"/>
+    <w:abstractNumId w:val="31"/>
   </w:num>
   <w:num w:numId="22">
-    <w:abstractNumId w:val="24"/>
+    <w:abstractNumId w:val="28"/>
   </w:num>
   <w:num w:numId="23">
-    <w:abstractNumId w:val="17"/>
+    <w:abstractNumId w:val="19"/>
   </w:num>
   <w:num w:numId="24">
-    <w:abstractNumId w:val="18"/>
+    <w:abstractNumId w:val="20"/>
   </w:num>
   <w:num w:numId="25">
-    <w:abstractNumId w:val="10"/>
+    <w:abstractNumId w:val="11"/>
   </w:num>
   <w:num w:numId="26">
-    <w:abstractNumId w:val="16"/>
+    <w:abstractNumId w:val="18"/>
   </w:num>
   <w:num w:numId="27">
     <w:abstractNumId w:val="6"/>
   </w:num>
   <w:num w:numId="28">
-    <w:abstractNumId w:val="27"/>
+    <w:abstractNumId w:val="32"/>
   </w:num>
   <w:num w:numId="29">
-    <w:abstractNumId w:val="13"/>
+    <w:abstractNumId w:val="14"/>
   </w:num>
   <w:num w:numId="30">
-    <w:abstractNumId w:val="11"/>
+    <w:abstractNumId w:val="12"/>
   </w:num>
   <w:num w:numId="31">
-    <w:abstractNumId w:val="25"/>
+    <w:abstractNumId w:val="29"/>
   </w:num>
   <w:num w:numId="32">
-    <w:abstractNumId w:val="19"/>
+    <w:abstractNumId w:val="22"/>
   </w:num>
   <w:num w:numId="33">
-    <w:abstractNumId w:val="20"/>
+    <w:abstractNumId w:val="23"/>
+  </w:num>
+  <w:num w:numId="34">
+    <w:abstractNumId w:val="15"/>
+  </w:num>
+  <w:num w:numId="35">
+    <w:abstractNumId w:val="30"/>
+  </w:num>
+  <w:num w:numId="36">
+    <w:abstractNumId w:val="7"/>
+  </w:num>
+  <w:num w:numId="37">
+    <w:abstractNumId w:val="21"/>
+  </w:num>
+  <w:num w:numId="38">
+    <w:abstractNumId w:val="27"/>
   </w:num>
 </w:numbering>
 </file>

--- a/internal_doc/03.开发设计/Story-操作统计信息查询.docx
+++ b/internal_doc/03.开发设计/Story-操作统计信息查询.docx
@@ -433,10 +433,10 @@
         <w:tblLook w:val="04A0" w:firstRow="1" w:lastRow="0" w:firstColumn="1" w:lastColumn="0" w:noHBand="0" w:noVBand="1"/>
       </w:tblPr>
       <w:tblGrid>
-        <w:gridCol w:w="2361"/>
-        <w:gridCol w:w="1133"/>
+        <w:gridCol w:w="2339"/>
+        <w:gridCol w:w="1257"/>
         <w:gridCol w:w="753"/>
-        <w:gridCol w:w="4275"/>
+        <w:gridCol w:w="4173"/>
       </w:tblGrid>
       <w:tr>
         <w:tc>
@@ -545,12 +545,20 @@
                 <w:szCs w:val="18"/>
               </w:rPr>
             </w:pPr>
+            <w:commentRangeStart w:id="2"/>
             <w:r>
               <w:rPr>
                 <w:sz w:val="18"/>
                 <w:szCs w:val="18"/>
               </w:rPr>
               <w:t>Statistic</w:t>
+            </w:r>
+            <w:commentRangeEnd w:id="2"/>
+            <w:r>
+              <w:rPr>
+                <w:rStyle w:val="ad"/>
+              </w:rPr>
+              <w:commentReference w:id="2"/>
             </w:r>
           </w:p>
         </w:tc>
@@ -775,7 +783,31 @@
                 <w:sz w:val="18"/>
                 <w:szCs w:val="18"/>
               </w:rPr>
-              <w:t>Write.nInserted</w:t>
+              <w:t>Write.</w:t>
+            </w:r>
+            <w:commentRangeStart w:id="3"/>
+            <w:r>
+              <w:rPr>
+                <w:rFonts w:hint="eastAsia"/>
+                <w:sz w:val="18"/>
+                <w:szCs w:val="18"/>
+              </w:rPr>
+              <w:t>I</w:t>
+            </w:r>
+            <w:r>
+              <w:rPr>
+                <w:rFonts w:hint="eastAsia"/>
+                <w:sz w:val="18"/>
+                <w:szCs w:val="18"/>
+              </w:rPr>
+              <w:t>nserted</w:t>
+            </w:r>
+            <w:commentRangeEnd w:id="3"/>
+            <w:r>
+              <w:rPr>
+                <w:rStyle w:val="ad"/>
+              </w:rPr>
+              <w:commentReference w:id="3"/>
             </w:r>
           </w:p>
         </w:tc>
@@ -864,7 +896,15 @@
                 <w:sz w:val="18"/>
                 <w:szCs w:val="18"/>
               </w:rPr>
-              <w:t>Write.nMatched</w:t>
+              <w:t>Write.</w:t>
+            </w:r>
+            <w:r>
+              <w:rPr>
+                <w:rFonts w:hint="eastAsia"/>
+                <w:sz w:val="18"/>
+                <w:szCs w:val="18"/>
+              </w:rPr>
+              <w:t>Matched</w:t>
             </w:r>
           </w:p>
         </w:tc>
@@ -1170,6 +1210,7 @@
                 <w:szCs w:val="18"/>
               </w:rPr>
             </w:pPr>
+            <w:commentRangeStart w:id="4"/>
             <w:r>
               <w:rPr>
                 <w:rFonts w:hint="eastAsia"/>
@@ -1177,6 +1218,13 @@
                 <w:szCs w:val="18"/>
               </w:rPr>
               <w:t>INT32</w:t>
+            </w:r>
+            <w:commentRangeEnd w:id="4"/>
+            <w:r>
+              <w:rPr>
+                <w:rStyle w:val="ad"/>
+              </w:rPr>
+              <w:commentReference w:id="4"/>
             </w:r>
           </w:p>
         </w:tc>
@@ -1277,7 +1325,14 @@
         <w:rPr>
           <w:rFonts w:hint="eastAsia"/>
         </w:rPr>
-        <w:t>：只更改</w:t>
+        <w:t>：</w:t>
+      </w:r>
+      <w:commentRangeStart w:id="5"/>
+      <w:r>
+        <w:rPr>
+          <w:rFonts w:hint="eastAsia"/>
+        </w:rPr>
+        <w:t>只更改</w:t>
       </w:r>
       <w:r>
         <w:rPr>
@@ -1289,7 +1344,20 @@
         <w:rPr>
           <w:rFonts w:hint="eastAsia"/>
         </w:rPr>
-        <w:t>的值，其值为成功插入的记录数</w:t>
+        <w:t>的值，其</w:t>
+      </w:r>
+      <w:commentRangeEnd w:id="5"/>
+      <w:r>
+        <w:rPr>
+          <w:rStyle w:val="ad"/>
+        </w:rPr>
+        <w:commentReference w:id="5"/>
+      </w:r>
+      <w:r>
+        <w:rPr>
+          <w:rFonts w:hint="eastAsia"/>
+        </w:rPr>
+        <w:t>值为成功插入的记录数</w:t>
       </w:r>
     </w:p>
     <w:p>
@@ -1498,12 +1566,23 @@
       <w:pPr>
         <w:pStyle w:val="4"/>
       </w:pPr>
+      <w:commentRangeStart w:id="6"/>
       <w:r>
         <w:rPr>
           <w:rFonts w:hint="eastAsia"/>
         </w:rPr>
         <w:t>驱动接口变更</w:t>
       </w:r>
+      <w:commentRangeEnd w:id="6"/>
+      <w:r>
+        <w:rPr>
+          <w:rStyle w:val="ad"/>
+          <w:rFonts w:asciiTheme="minorHAnsi" w:eastAsiaTheme="minorEastAsia" w:hAnsiTheme="minorHAnsi" w:cstheme="minorBidi"/>
+          <w:b w:val="0"/>
+          <w:bCs w:val="0"/>
+        </w:rPr>
+        <w:commentReference w:id="6"/>
+      </w:r>
     </w:p>
     <w:p>
       <w:pPr>
@@ -1515,12 +1594,20 @@
         </w:rPr>
         <w:t>驱动提供接口</w:t>
       </w:r>
+      <w:commentRangeStart w:id="7"/>
       <w:r>
         <w:rPr>
           <w:rFonts w:hint="eastAsia"/>
         </w:rPr>
         <w:t xml:space="preserve">getLastStatistic </w:t>
       </w:r>
+      <w:commentRangeEnd w:id="7"/>
+      <w:r>
+        <w:rPr>
+          <w:rStyle w:val="ad"/>
+        </w:rPr>
+        <w:commentReference w:id="7"/>
+      </w:r>
       <w:r>
         <w:rPr>
           <w:rFonts w:hint="eastAsia"/>
@@ -1633,6 +1720,8 @@
       <w:r>
         <w:tab/>
       </w:r>
+      <w:commentRangeStart w:id="8"/>
+      <w:commentRangeStart w:id="9"/>
       <w:r>
         <w:t>s</w:t>
       </w:r>
@@ -1650,6 +1739,26 @@
           <w:rFonts w:hint="eastAsia"/>
         </w:rPr>
         <w:t>变更</w:t>
+      </w:r>
+      <w:commentRangeEnd w:id="8"/>
+      <w:r>
+        <w:rPr>
+          <w:rStyle w:val="ad"/>
+          <w:rFonts w:asciiTheme="minorHAnsi" w:eastAsiaTheme="minorEastAsia" w:hAnsiTheme="minorHAnsi" w:cstheme="minorBidi"/>
+          <w:b w:val="0"/>
+          <w:bCs w:val="0"/>
+        </w:rPr>
+        <w:commentReference w:id="8"/>
+      </w:r>
+      <w:commentRangeEnd w:id="9"/>
+      <w:r>
+        <w:rPr>
+          <w:rStyle w:val="ad"/>
+          <w:rFonts w:asciiTheme="minorHAnsi" w:eastAsiaTheme="minorEastAsia" w:hAnsiTheme="minorHAnsi" w:cstheme="minorBidi"/>
+          <w:b w:val="0"/>
+          <w:bCs w:val="0"/>
+        </w:rPr>
+        <w:commentReference w:id="9"/>
       </w:r>
     </w:p>
     <w:p>
@@ -2072,7 +2181,7 @@
                     <pic:cNvPicPr/>
                   </pic:nvPicPr>
                   <pic:blipFill>
-                    <a:blip r:embed="rId7">
+                    <a:blip r:embed="rId9">
                       <a:extLst>
                         <a:ext uri="{28A0092B-C50C-407E-A947-70E740481C1C}">
                           <a14:useLocalDpi xmlns:a14="http://schemas.microsoft.com/office/drawing/2010/main" val="0"/>
@@ -2136,7 +2245,7 @@
                     <pic:cNvPicPr/>
                   </pic:nvPicPr>
                   <pic:blipFill>
-                    <a:blip r:embed="rId8">
+                    <a:blip r:embed="rId10">
                       <a:extLst>
                         <a:ext uri="{28A0092B-C50C-407E-A947-70E740481C1C}">
                           <a14:useLocalDpi xmlns:a14="http://schemas.microsoft.com/office/drawing/2010/main" val="0"/>
@@ -2410,7 +2519,7 @@
                     <pic:cNvPicPr/>
                   </pic:nvPicPr>
                   <pic:blipFill>
-                    <a:blip r:embed="rId9">
+                    <a:blip r:embed="rId11">
                       <a:extLst>
                         <a:ext uri="{28A0092B-C50C-407E-A947-70E740481C1C}">
                           <a14:useLocalDpi xmlns:a14="http://schemas.microsoft.com/office/drawing/2010/main" val="0"/>
@@ -2481,6 +2590,7 @@
       <w:pPr>
         <w:jc w:val="center"/>
       </w:pPr>
+      <w:commentRangeStart w:id="10"/>
       <w:r>
         <w:rPr>
           <w:rFonts w:hint="eastAsia"/>
@@ -2502,7 +2612,7 @@
                     <pic:cNvPicPr/>
                   </pic:nvPicPr>
                   <pic:blipFill>
-                    <a:blip r:embed="rId10">
+                    <a:blip r:embed="rId12">
                       <a:extLst>
                         <a:ext uri="{28A0092B-C50C-407E-A947-70E740481C1C}">
                           <a14:useLocalDpi xmlns:a14="http://schemas.microsoft.com/office/drawing/2010/main" val="0"/>
@@ -2528,6 +2638,13 @@
           </wp:inline>
         </w:drawing>
       </w:r>
+      <w:commentRangeEnd w:id="10"/>
+      <w:r>
+        <w:rPr>
+          <w:rStyle w:val="ad"/>
+        </w:rPr>
+        <w:commentReference w:id="10"/>
+      </w:r>
     </w:p>
     <w:p>
       <w:pPr>
@@ -2645,7 +2762,7 @@
                     <pic:cNvPicPr/>
                   </pic:nvPicPr>
                   <pic:blipFill>
-                    <a:blip r:embed="rId11">
+                    <a:blip r:embed="rId13">
                       <a:extLst>
                         <a:ext uri="{28A0092B-C50C-407E-A947-70E740481C1C}">
                           <a14:useLocalDpi xmlns:a14="http://schemas.microsoft.com/office/drawing/2010/main" val="0"/>
@@ -2900,6 +3017,7 @@
       <w:pPr>
         <w:pStyle w:val="5"/>
       </w:pPr>
+      <w:commentRangeStart w:id="11"/>
       <w:r>
         <w:rPr>
           <w:rFonts w:hint="eastAsia"/>
@@ -2911,6 +3029,15 @@
           <w:rFonts w:hint="eastAsia"/>
         </w:rPr>
         <w:t>存储</w:t>
+      </w:r>
+      <w:commentRangeEnd w:id="11"/>
+      <w:r>
+        <w:rPr>
+          <w:rStyle w:val="ad"/>
+          <w:rFonts w:asciiTheme="minorHAnsi" w:eastAsiaTheme="minorEastAsia" w:hAnsiTheme="minorHAnsi" w:cstheme="minorBidi"/>
+          <w:color w:val="auto"/>
+        </w:rPr>
+        <w:commentReference w:id="11"/>
       </w:r>
     </w:p>
     <w:p>
@@ -3115,7 +3242,7 @@
                     </pic:cNvPicPr>
                   </pic:nvPicPr>
                   <pic:blipFill>
-                    <a:blip r:embed="rId12">
+                    <a:blip r:embed="rId14">
                       <a:extLst>
                         <a:ext uri="{28A0092B-C50C-407E-A947-70E740481C1C}">
                           <a14:useLocalDpi xmlns:a14="http://schemas.microsoft.com/office/drawing/2010/main" val="0"/>
@@ -3334,7 +3461,7 @@
                     <pic:cNvPicPr/>
                   </pic:nvPicPr>
                   <pic:blipFill>
-                    <a:blip r:embed="rId13">
+                    <a:blip r:embed="rId15">
                       <a:extLst>
                         <a:ext uri="{28A0092B-C50C-407E-A947-70E740481C1C}">
                           <a14:useLocalDpi xmlns:a14="http://schemas.microsoft.com/office/drawing/2010/main" val="0"/>
@@ -3363,12 +3490,36 @@
     </w:p>
     <w:p>
       <w:pPr>
+        <w:jc w:val="left"/>
+      </w:pPr>
+      <w:r>
+        <w:rPr>
+          <w:rFonts w:hint="eastAsia"/>
+        </w:rPr>
+        <w:t>对统计信息的聚合，放在协调节点上相关操作符类的应答消息处理中，即各处理类的</w:t>
+      </w:r>
+      <w:r>
+        <w:rPr>
+          <w:rFonts w:hint="eastAsia"/>
+        </w:rPr>
+        <w:t xml:space="preserve"> _onNodeReply </w:t>
+      </w:r>
+      <w:r>
+        <w:rPr>
+          <w:rFonts w:hint="eastAsia"/>
+        </w:rPr>
+        <w:t>回调函数中。该函数在有节点应答时调用，协调节点从中取出统计信息进行累加。</w:t>
+      </w:r>
+    </w:p>
+    <w:p>
+      <w:pPr>
         <w:pStyle w:val="4"/>
       </w:pPr>
       <w:r>
         <w:rPr>
           <w:rFonts w:hint="eastAsia"/>
         </w:rPr>
+        <w:lastRenderedPageBreak/>
         <w:t>驱动</w:t>
       </w:r>
       <w:r>
@@ -3436,14 +3587,7 @@
         <w:rPr>
           <w:rFonts w:hint="eastAsia"/>
         </w:rPr>
-        <w:t>发送消息到服务</w:t>
-      </w:r>
-      <w:r>
-        <w:rPr>
-          <w:rFonts w:hint="eastAsia"/>
-        </w:rPr>
-        <w:lastRenderedPageBreak/>
-        <w:t>端</w:t>
+        <w:t>发送消息到服务端</w:t>
       </w:r>
       <w:r>
         <w:rPr>
@@ -4329,6 +4473,7 @@
         <w:rPr>
           <w:rFonts w:hint="eastAsia"/>
         </w:rPr>
+        <w:lastRenderedPageBreak/>
         <w:t>验收</w:t>
       </w:r>
       <w:r>
@@ -4554,14 +4699,7 @@
               <w:rPr>
                 <w:rFonts w:hint="eastAsia"/>
               </w:rPr>
-              <w:t>的单条插入接口正常插入一条记</w:t>
-            </w:r>
-            <w:r>
-              <w:rPr>
-                <w:rFonts w:hint="eastAsia"/>
-              </w:rPr>
-              <w:lastRenderedPageBreak/>
-              <w:t>录</w:t>
+              <w:t>的单条插入接口正常插入一条记录</w:t>
             </w:r>
           </w:p>
           <w:p>
@@ -4606,7 +4744,6 @@
               <w:rPr>
                 <w:rFonts w:hint="eastAsia"/>
               </w:rPr>
-              <w:lastRenderedPageBreak/>
               <w:t>能正常查询到统计信息，</w:t>
             </w:r>
             <w:r>
@@ -4625,7 +4762,6 @@
               <w:rPr>
                 <w:rFonts w:hint="eastAsia"/>
               </w:rPr>
-              <w:lastRenderedPageBreak/>
               <w:t>值为１，其余字段值为０</w:t>
             </w:r>
           </w:p>
@@ -4641,7 +4777,6 @@
               <w:ind w:left="0"/>
             </w:pPr>
             <w:r>
-              <w:lastRenderedPageBreak/>
               <w:t>2</w:t>
             </w:r>
           </w:p>
@@ -5576,14 +5711,8 @@
               <w:rPr>
                 <w:rFonts w:hint="eastAsia"/>
               </w:rPr>
-              <w:t>在出错的情况下，则出错操作的统计信息中，要将本事务中之前操作的回滚动作的数据变更计算</w:t>
-            </w:r>
-            <w:r>
-              <w:rPr>
-                <w:rFonts w:hint="eastAsia"/>
-              </w:rPr>
               <w:lastRenderedPageBreak/>
-              <w:t>在内</w:t>
+              <w:t>在出错的情况下，则出错操作的统计信息中，要将本事务中之前操作的回滚动作的数据变更计算在内</w:t>
             </w:r>
           </w:p>
         </w:tc>
@@ -6066,8 +6195,6 @@
       <w:pPr>
         <w:ind w:left="0"/>
       </w:pPr>
-      <w:bookmarkStart w:id="2" w:name="_GoBack"/>
-      <w:bookmarkEnd w:id="2"/>
     </w:p>
     <w:sectPr>
       <w:pgSz w:w="11906" w:h="16838"/>
@@ -6077,6 +6204,414 @@
     </w:sectPr>
   </w:body>
 </w:document>
+</file>
+
+<file path=word/comments.xml><?xml version="1.0" encoding="utf-8"?>
+<w:comments xmlns:wpc="http://schemas.microsoft.com/office/word/2010/wordprocessingCanvas" xmlns:cx="http://schemas.microsoft.com/office/drawing/2014/chartex" xmlns:mc="http://schemas.openxmlformats.org/markup-compatibility/2006" xmlns:o="urn:schemas-microsoft-com:office:office" xmlns:r="http://schemas.openxmlformats.org/officeDocument/2006/relationships" xmlns:m="http://schemas.openxmlformats.org/officeDocument/2006/math" xmlns:v="urn:schemas-microsoft-com:vml" xmlns:wp14="http://schemas.microsoft.com/office/word/2010/wordprocessingDrawing" xmlns:wp="http://schemas.openxmlformats.org/drawingml/2006/wordprocessingDrawing" xmlns:w10="urn:schemas-microsoft-com:office:word" xmlns:w="http://schemas.openxmlformats.org/wordprocessingml/2006/main" xmlns:w14="http://schemas.microsoft.com/office/word/2010/wordml" xmlns:w15="http://schemas.microsoft.com/office/word/2012/wordml" xmlns:w16se="http://schemas.microsoft.com/office/word/2015/wordml/symex" xmlns:wpg="http://schemas.microsoft.com/office/word/2010/wordprocessingGroup" xmlns:wpi="http://schemas.microsoft.com/office/word/2010/wordprocessingInk" xmlns:wne="http://schemas.microsoft.com/office/word/2006/wordml" xmlns:wps="http://schemas.microsoft.com/office/word/2010/wordprocessingShape" mc:Ignorable="w14 w15 w16se wp14">
+  <w:comment w:id="2" w:author="yangshangde" w:date="2018-12-22T13:49:00Z" w:initials="y">
+    <w:p>
+      <w:pPr>
+        <w:pStyle w:val="ae"/>
+      </w:pPr>
+      <w:r>
+        <w:rPr>
+          <w:rStyle w:val="ad"/>
+        </w:rPr>
+        <w:annotationRef/>
+      </w:r>
+      <w:r>
+        <w:rPr>
+          <w:rFonts w:hint="eastAsia"/>
+        </w:rPr>
+        <w:t>保留一层即可，去掉</w:t>
+      </w:r>
+      <w:r>
+        <w:rPr>
+          <w:rFonts w:hint="eastAsia"/>
+        </w:rPr>
+        <w:t xml:space="preserve">statistic </w:t>
+      </w:r>
+      <w:r>
+        <w:rPr>
+          <w:rFonts w:hint="eastAsia"/>
+        </w:rPr>
+        <w:t>层</w:t>
+      </w:r>
+    </w:p>
+  </w:comment>
+  <w:comment w:id="3" w:author="yangshangde" w:date="2018-12-22T13:47:00Z" w:initials="y">
+    <w:p>
+      <w:pPr>
+        <w:pStyle w:val="ae"/>
+      </w:pPr>
+      <w:r>
+        <w:rPr>
+          <w:rStyle w:val="ad"/>
+        </w:rPr>
+        <w:annotationRef/>
+      </w:r>
+      <w:r>
+        <w:rPr>
+          <w:rFonts w:hint="eastAsia"/>
+        </w:rPr>
+        <w:t>名称调整：</w:t>
+      </w:r>
+      <w:r>
+        <w:t>InsertCount</w:t>
+      </w:r>
+    </w:p>
+    <w:p>
+      <w:pPr>
+        <w:pStyle w:val="ae"/>
+        <w:rPr>
+          <w:rFonts w:hint="eastAsia"/>
+        </w:rPr>
+      </w:pPr>
+      <w:r>
+        <w:rPr>
+          <w:rFonts w:hint="eastAsia"/>
+        </w:rPr>
+        <w:t>添加</w:t>
+      </w:r>
+      <w:r>
+        <w:rPr>
+          <w:rFonts w:hint="eastAsia"/>
+        </w:rPr>
+        <w:t xml:space="preserve"> IgnoreCount</w:t>
+      </w:r>
+    </w:p>
+  </w:comment>
+  <w:comment w:id="4" w:author="yangshangde" w:date="2018-12-22T13:52:00Z" w:initials="y">
+    <w:p>
+      <w:pPr>
+        <w:pStyle w:val="ae"/>
+      </w:pPr>
+      <w:r>
+        <w:rPr>
+          <w:rStyle w:val="ad"/>
+        </w:rPr>
+        <w:annotationRef/>
+      </w:r>
+      <w:r>
+        <w:rPr>
+          <w:rFonts w:hint="eastAsia"/>
+        </w:rPr>
+        <w:t>类型统一为</w:t>
+      </w:r>
+      <w:r>
+        <w:rPr>
+          <w:rFonts w:hint="eastAsia"/>
+        </w:rPr>
+        <w:t xml:space="preserve"> INT64</w:t>
+      </w:r>
+    </w:p>
+  </w:comment>
+  <w:comment w:id="5" w:author="yangshangde" w:date="2018-12-22T13:53:00Z" w:initials="y">
+    <w:p>
+      <w:pPr>
+        <w:pStyle w:val="ae"/>
+      </w:pPr>
+      <w:r>
+        <w:rPr>
+          <w:rStyle w:val="ad"/>
+        </w:rPr>
+        <w:annotationRef/>
+      </w:r>
+      <w:r>
+        <w:rPr>
+          <w:rFonts w:hint="eastAsia"/>
+        </w:rPr>
+        <w:t>加上</w:t>
+      </w:r>
+      <w:r>
+        <w:rPr>
+          <w:rFonts w:hint="eastAsia"/>
+        </w:rPr>
+        <w:t xml:space="preserve"> IgnoreCount</w:t>
+      </w:r>
+    </w:p>
+  </w:comment>
+  <w:comment w:id="6" w:author="yangshangde" w:date="2018-12-22T14:25:00Z" w:initials="y">
+    <w:p>
+      <w:pPr>
+        <w:pStyle w:val="ae"/>
+      </w:pPr>
+      <w:r>
+        <w:rPr>
+          <w:rStyle w:val="ad"/>
+        </w:rPr>
+        <w:annotationRef/>
+      </w:r>
+      <w:r>
+        <w:rPr>
+          <w:rFonts w:hint="eastAsia"/>
+        </w:rPr>
+        <w:t>驱动对统计信息的解析，不要通过</w:t>
+      </w:r>
+      <w:r>
+        <w:rPr>
+          <w:rFonts w:hint="eastAsia"/>
+        </w:rPr>
+        <w:t xml:space="preserve"> </w:t>
+      </w:r>
+      <w:r>
+        <w:rPr>
+          <w:rFonts w:hint="eastAsia"/>
+        </w:rPr>
+        <w:t>在公共接口中拉回</w:t>
+      </w:r>
+      <w:r>
+        <w:rPr>
+          <w:rFonts w:hint="eastAsia"/>
+        </w:rPr>
+        <w:t xml:space="preserve"> withStat </w:t>
+      </w:r>
+      <w:r>
+        <w:rPr>
+          <w:rFonts w:hint="eastAsia"/>
+        </w:rPr>
+        <w:t>的方式，可由</w:t>
+      </w:r>
+    </w:p>
+  </w:comment>
+  <w:comment w:id="7" w:author="yangshangde" w:date="2018-12-22T13:53:00Z" w:initials="y">
+    <w:p>
+      <w:pPr>
+        <w:pStyle w:val="ae"/>
+      </w:pPr>
+      <w:r>
+        <w:rPr>
+          <w:rStyle w:val="ad"/>
+        </w:rPr>
+        <w:annotationRef/>
+      </w:r>
+      <w:r>
+        <w:t>getLast</w:t>
+      </w:r>
+      <w:r>
+        <w:t>Result</w:t>
+      </w:r>
+      <w:r>
+        <w:t>Obj</w:t>
+      </w:r>
+    </w:p>
+  </w:comment>
+  <w:comment w:id="8" w:author="yangshangde" w:date="2018-12-22T13:57:00Z" w:initials="y">
+    <w:p>
+      <w:pPr>
+        <w:pStyle w:val="ae"/>
+        <w:ind w:left="0"/>
+      </w:pPr>
+      <w:r>
+        <w:rPr>
+          <w:rStyle w:val="ad"/>
+        </w:rPr>
+        <w:annotationRef/>
+      </w:r>
+      <w:r>
+        <w:t xml:space="preserve">shell </w:t>
+      </w:r>
+      <w:r>
+        <w:rPr>
+          <w:rFonts w:hint="eastAsia"/>
+        </w:rPr>
+        <w:t>中给</w:t>
+      </w:r>
+      <w:r>
+        <w:rPr>
+          <w:rFonts w:hint="eastAsia"/>
+        </w:rPr>
+        <w:t xml:space="preserve"> insert/update/delete </w:t>
+      </w:r>
+      <w:r>
+        <w:rPr>
+          <w:rFonts w:hint="eastAsia"/>
+        </w:rPr>
+        <w:t>返回一个</w:t>
+      </w:r>
+      <w:r>
+        <w:rPr>
+          <w:rFonts w:hint="eastAsia"/>
+        </w:rPr>
+        <w:t xml:space="preserve"> BSON</w:t>
+      </w:r>
+      <w:r>
+        <w:rPr>
+          <w:rFonts w:hint="eastAsia"/>
+        </w:rPr>
+        <w:t>对象，不用额外调用接口，在</w:t>
+      </w:r>
+      <w:r>
+        <w:rPr>
+          <w:rFonts w:hint="eastAsia"/>
+        </w:rPr>
+        <w:t xml:space="preserve"> shell </w:t>
+      </w:r>
+      <w:r>
+        <w:rPr>
+          <w:rFonts w:hint="eastAsia"/>
+        </w:rPr>
+        <w:t>中直接显示</w:t>
+      </w:r>
+    </w:p>
+  </w:comment>
+  <w:comment w:id="9" w:author="yangshangde" w:date="2018-12-22T14:47:00Z" w:initials="y">
+    <w:p>
+      <w:pPr>
+        <w:pStyle w:val="ae"/>
+        <w:ind w:left="0"/>
+        <w:rPr>
+          <w:rFonts w:hint="eastAsia"/>
+        </w:rPr>
+      </w:pPr>
+      <w:r>
+        <w:rPr>
+          <w:rStyle w:val="ad"/>
+        </w:rPr>
+        <w:annotationRef/>
+      </w:r>
+      <w:r>
+        <w:rPr>
+          <w:rFonts w:hint="eastAsia"/>
+        </w:rPr>
+        <w:t>插入现有</w:t>
+      </w:r>
+      <w:r>
+        <w:rPr>
+          <w:rFonts w:hint="eastAsia"/>
+        </w:rPr>
+        <w:t xml:space="preserve">flag </w:t>
+      </w:r>
+      <w:r>
+        <w:rPr>
+          <w:rFonts w:hint="eastAsia"/>
+        </w:rPr>
+        <w:t>的结果需要与</w:t>
+      </w:r>
+      <w:r>
+        <w:rPr>
+          <w:rFonts w:hint="eastAsia"/>
+        </w:rPr>
+        <w:t xml:space="preserve"> write </w:t>
+      </w:r>
+      <w:r>
+        <w:rPr>
+          <w:rFonts w:hint="eastAsia"/>
+        </w:rPr>
+        <w:t>合并，在</w:t>
+      </w:r>
+      <w:r>
+        <w:rPr>
+          <w:rFonts w:hint="eastAsia"/>
+        </w:rPr>
+        <w:t xml:space="preserve"> js </w:t>
+      </w:r>
+      <w:r>
+        <w:rPr>
+          <w:rFonts w:hint="eastAsia"/>
+        </w:rPr>
+        <w:t>中处理。</w:t>
+      </w:r>
+    </w:p>
+  </w:comment>
+  <w:comment w:id="10" w:author="yangshangde" w:date="2018-12-22T14:55:00Z" w:initials="y">
+    <w:p>
+      <w:pPr>
+        <w:pStyle w:val="ae"/>
+      </w:pPr>
+      <w:r>
+        <w:rPr>
+          <w:rStyle w:val="ad"/>
+        </w:rPr>
+        <w:annotationRef/>
+      </w:r>
+      <w:r>
+        <w:rPr>
+          <w:rFonts w:hint="eastAsia"/>
+        </w:rPr>
+        <w:t>协调节点上</w:t>
+      </w:r>
+      <w:r>
+        <w:rPr>
+          <w:rFonts w:hint="eastAsia"/>
+        </w:rPr>
+        <w:t xml:space="preserve"> errNodes </w:t>
+      </w:r>
+      <w:r>
+        <w:rPr>
+          <w:rFonts w:hint="eastAsia"/>
+        </w:rPr>
+        <w:t>中可以保留原始的统计信息，保证消息结构上的一致</w:t>
+      </w:r>
+    </w:p>
+  </w:comment>
+  <w:comment w:id="11" w:author="yangshangde" w:date="2018-12-22T15:00:00Z" w:initials="y">
+    <w:p>
+      <w:pPr>
+        <w:pStyle w:val="ae"/>
+        <w:rPr>
+          <w:rFonts w:hint="eastAsia"/>
+        </w:rPr>
+      </w:pPr>
+      <w:r>
+        <w:rPr>
+          <w:rStyle w:val="ad"/>
+        </w:rPr>
+        <w:annotationRef/>
+      </w:r>
+      <w:r>
+        <w:rPr>
+          <w:rFonts w:hint="eastAsia"/>
+        </w:rPr>
+        <w:t>的</w:t>
+      </w:r>
+      <w:r>
+        <w:rPr>
+          <w:rFonts w:hint="eastAsia"/>
+        </w:rPr>
+        <w:t xml:space="preserve"> monApp</w:t>
+      </w:r>
+      <w:r>
+        <w:t xml:space="preserve">CB </w:t>
+      </w:r>
+      <w:r>
+        <w:rPr>
+          <w:rFonts w:hint="eastAsia"/>
+        </w:rPr>
+        <w:t>中增加新的成员，用现有的接口来进行统计，</w:t>
+      </w:r>
+      <w:r>
+        <w:rPr>
+          <w:rFonts w:hint="eastAsia"/>
+        </w:rPr>
+        <w:t xml:space="preserve">rtn </w:t>
+      </w:r>
+      <w:r>
+        <w:rPr>
+          <w:rFonts w:hint="eastAsia"/>
+        </w:rPr>
+        <w:t>层通过接口来获取统计值</w:t>
+      </w:r>
+      <w:bookmarkStart w:id="12" w:name="_GoBack"/>
+      <w:bookmarkEnd w:id="12"/>
+    </w:p>
+  </w:comment>
+</w:comments>
+</file>
+
+<file path=word/commentsExtended.xml><?xml version="1.0" encoding="utf-8"?>
+<w15:commentsEx xmlns:wpc="http://schemas.microsoft.com/office/word/2010/wordprocessingCanvas" xmlns:cx="http://schemas.microsoft.com/office/drawing/2014/chartex" xmlns:mc="http://schemas.openxmlformats.org/markup-compatibility/2006" xmlns:o="urn:schemas-microsoft-com:office:office" xmlns:r="http://schemas.openxmlformats.org/officeDocument/2006/relationships" xmlns:m="http://schemas.openxmlformats.org/officeDocument/2006/math" xmlns:v="urn:schemas-microsoft-com:vml" xmlns:wp14="http://schemas.microsoft.com/office/word/2010/wordprocessingDrawing" xmlns:wp="http://schemas.openxmlformats.org/drawingml/2006/wordprocessingDrawing" xmlns:w10="urn:schemas-microsoft-com:office:word" xmlns:w="http://schemas.openxmlformats.org/wordprocessingml/2006/main" xmlns:w14="http://schemas.microsoft.com/office/word/2010/wordml" xmlns:w15="http://schemas.microsoft.com/office/word/2012/wordml" xmlns:w16se="http://schemas.microsoft.com/office/word/2015/wordml/symex" xmlns:wpg="http://schemas.microsoft.com/office/word/2010/wordprocessingGroup" xmlns:wpi="http://schemas.microsoft.com/office/word/2010/wordprocessingInk" xmlns:wne="http://schemas.microsoft.com/office/word/2006/wordml" xmlns:wps="http://schemas.microsoft.com/office/word/2010/wordprocessingShape" mc:Ignorable="w14 w15 w16se wp14">
+  <w15:commentEx w15:paraId="53AB2ABA" w15:done="0"/>
+  <w15:commentEx w15:paraId="1541A554" w15:done="0"/>
+  <w15:commentEx w15:paraId="3F2D9F4A" w15:done="0"/>
+  <w15:commentEx w15:paraId="3169FEBC" w15:done="0"/>
+  <w15:commentEx w15:paraId="45B625E7" w15:done="0"/>
+  <w15:commentEx w15:paraId="4AAE5080" w15:done="0"/>
+  <w15:commentEx w15:paraId="37838E2D" w15:done="0"/>
+  <w15:commentEx w15:paraId="4B37AFB5" w15:done="0"/>
+  <w15:commentEx w15:paraId="6325E812" w15:done="0"/>
+  <w15:commentEx w15:paraId="27EB0139" w15:done="0"/>
+</w15:commentsEx>
 </file>
 
 <file path=word/endnotes.xml><?xml version="1.0" encoding="utf-8"?>
@@ -9570,6 +10105,14 @@
     <w:abstractNumId w:val="27"/>
   </w:num>
 </w:numbering>
+</file>
+
+<file path=word/people.xml><?xml version="1.0" encoding="utf-8"?>
+<w15:people xmlns:wpc="http://schemas.microsoft.com/office/word/2010/wordprocessingCanvas" xmlns:cx="http://schemas.microsoft.com/office/drawing/2014/chartex" xmlns:mc="http://schemas.openxmlformats.org/markup-compatibility/2006" xmlns:o="urn:schemas-microsoft-com:office:office" xmlns:r="http://schemas.openxmlformats.org/officeDocument/2006/relationships" xmlns:m="http://schemas.openxmlformats.org/officeDocument/2006/math" xmlns:v="urn:schemas-microsoft-com:vml" xmlns:wp14="http://schemas.microsoft.com/office/word/2010/wordprocessingDrawing" xmlns:wp="http://schemas.openxmlformats.org/drawingml/2006/wordprocessingDrawing" xmlns:w10="urn:schemas-microsoft-com:office:word" xmlns:w="http://schemas.openxmlformats.org/wordprocessingml/2006/main" xmlns:w14="http://schemas.microsoft.com/office/word/2010/wordml" xmlns:w15="http://schemas.microsoft.com/office/word/2012/wordml" xmlns:w16se="http://schemas.microsoft.com/office/word/2015/wordml/symex" xmlns:wpg="http://schemas.microsoft.com/office/word/2010/wordprocessingGroup" xmlns:wpi="http://schemas.microsoft.com/office/word/2010/wordprocessingInk" xmlns:wne="http://schemas.microsoft.com/office/word/2006/wordml" xmlns:wps="http://schemas.microsoft.com/office/word/2010/wordprocessingShape" mc:Ignorable="w14 w15 w16se wp14">
+  <w15:person w15:author="yangshangde">
+    <w15:presenceInfo w15:providerId="None" w15:userId="yangshangde"/>
+  </w15:person>
+</w15:people>
 </file>
 
 <file path=word/styles.xml><?xml version="1.0" encoding="utf-8"?>

--- a/internal_doc/03.开发设计/Story-操作统计信息查询.docx
+++ b/internal_doc/03.开发设计/Story-操作统计信息查询.docx
@@ -433,15 +433,15 @@
         <w:tblLook w:val="04A0" w:firstRow="1" w:lastRow="0" w:firstColumn="1" w:lastColumn="0" w:noHBand="0" w:noVBand="1"/>
       </w:tblPr>
       <w:tblGrid>
-        <w:gridCol w:w="2339"/>
-        <w:gridCol w:w="1257"/>
+        <w:gridCol w:w="2347"/>
+        <w:gridCol w:w="1246"/>
         <w:gridCol w:w="753"/>
-        <w:gridCol w:w="4173"/>
+        <w:gridCol w:w="4176"/>
       </w:tblGrid>
       <w:tr>
         <w:tc>
           <w:tcPr>
-            <w:tcW w:w="2361" w:type="dxa"/>
+            <w:tcW w:w="2339" w:type="dxa"/>
             <w:shd w:val="clear" w:color="auto" w:fill="D9D9D9" w:themeFill="background1" w:themeFillShade="D9"/>
           </w:tcPr>
           <w:p>
@@ -464,7 +464,7 @@
         </w:tc>
         <w:tc>
           <w:tcPr>
-            <w:tcW w:w="1133" w:type="dxa"/>
+            <w:tcW w:w="1257" w:type="dxa"/>
             <w:shd w:val="clear" w:color="auto" w:fill="D9D9D9" w:themeFill="background1" w:themeFillShade="D9"/>
           </w:tcPr>
           <w:p>
@@ -510,7 +510,7 @@
         </w:tc>
         <w:tc>
           <w:tcPr>
-            <w:tcW w:w="4275" w:type="dxa"/>
+            <w:tcW w:w="4173" w:type="dxa"/>
             <w:shd w:val="clear" w:color="auto" w:fill="D9D9D9" w:themeFill="background1" w:themeFillShade="D9"/>
           </w:tcPr>
           <w:p>
@@ -545,20 +545,13 @@
                 <w:szCs w:val="18"/>
               </w:rPr>
             </w:pPr>
-            <w:commentRangeStart w:id="2"/>
-            <w:r>
-              <w:rPr>
-                <w:sz w:val="18"/>
-                <w:szCs w:val="18"/>
-              </w:rPr>
-              <w:t>Statistic</w:t>
-            </w:r>
-            <w:commentRangeEnd w:id="2"/>
-            <w:r>
-              <w:rPr>
-                <w:rStyle w:val="ad"/>
-              </w:rPr>
-              <w:commentReference w:id="2"/>
+            <w:r>
+              <w:rPr>
+                <w:rFonts w:hint="eastAsia"/>
+                <w:sz w:val="18"/>
+                <w:szCs w:val="18"/>
+              </w:rPr>
+              <w:t>Write</w:t>
             </w:r>
           </w:p>
         </w:tc>
@@ -576,6 +569,7 @@
             </w:pPr>
             <w:r>
               <w:rPr>
+                <w:rFonts w:hint="eastAsia"/>
                 <w:sz w:val="18"/>
                 <w:szCs w:val="18"/>
               </w:rPr>
@@ -600,7 +594,7 @@
                 <w:sz w:val="18"/>
                 <w:szCs w:val="18"/>
               </w:rPr>
-              <w:t>是</w:t>
+              <w:t>否</w:t>
             </w:r>
           </w:p>
         </w:tc>
@@ -622,7 +616,39 @@
                 <w:sz w:val="18"/>
                 <w:szCs w:val="18"/>
               </w:rPr>
-              <w:t>操作统计信息，具体统计项随操作类型变化</w:t>
+              <w:t>写操作统计信息</w:t>
+            </w:r>
+            <w:r>
+              <w:rPr>
+                <w:rFonts w:hint="eastAsia"/>
+                <w:sz w:val="18"/>
+                <w:szCs w:val="18"/>
+              </w:rPr>
+              <w:t>，执行</w:t>
+            </w:r>
+            <w:r>
+              <w:rPr>
+                <w:rFonts w:hint="eastAsia"/>
+                <w:sz w:val="18"/>
+                <w:szCs w:val="18"/>
+              </w:rPr>
+              <w:t xml:space="preserve"> insert/update/delete </w:t>
+            </w:r>
+            <w:r>
+              <w:rPr>
+                <w:rFonts w:hint="eastAsia"/>
+                <w:sz w:val="18"/>
+                <w:szCs w:val="18"/>
+              </w:rPr>
+              <w:t>时，统计</w:t>
+            </w:r>
+            <w:r>
+              <w:rPr>
+                <w:rFonts w:hint="eastAsia"/>
+                <w:sz w:val="18"/>
+                <w:szCs w:val="18"/>
+              </w:rPr>
+              <w:t>中包含该内容</w:t>
             </w:r>
           </w:p>
         </w:tc>
@@ -630,7 +656,7 @@
       <w:tr>
         <w:tc>
           <w:tcPr>
-            <w:tcW w:w="2361" w:type="dxa"/>
+            <w:tcW w:w="2339" w:type="dxa"/>
             <w:shd w:val="clear" w:color="auto" w:fill="auto"/>
           </w:tcPr>
           <w:p>
@@ -646,13 +672,28 @@
                 <w:sz w:val="18"/>
                 <w:szCs w:val="18"/>
               </w:rPr>
-              <w:t>Write</w:t>
-            </w:r>
-          </w:p>
-        </w:tc>
-        <w:tc>
-          <w:tcPr>
-            <w:tcW w:w="1133" w:type="dxa"/>
+              <w:t>Write.I</w:t>
+            </w:r>
+            <w:r>
+              <w:rPr>
+                <w:rFonts w:hint="eastAsia"/>
+                <w:sz w:val="18"/>
+                <w:szCs w:val="18"/>
+              </w:rPr>
+              <w:t>nsert</w:t>
+            </w:r>
+            <w:r>
+              <w:rPr>
+                <w:sz w:val="18"/>
+                <w:szCs w:val="18"/>
+              </w:rPr>
+              <w:t>Count</w:t>
+            </w:r>
+          </w:p>
+        </w:tc>
+        <w:tc>
+          <w:tcPr>
+            <w:tcW w:w="1257" w:type="dxa"/>
             <w:shd w:val="clear" w:color="auto" w:fill="auto"/>
           </w:tcPr>
           <w:p>
@@ -668,7 +709,15 @@
                 <w:sz w:val="18"/>
                 <w:szCs w:val="18"/>
               </w:rPr>
-              <w:t>BSON</w:t>
+              <w:t>I</w:t>
+            </w:r>
+            <w:r>
+              <w:rPr>
+                <w:rFonts w:hint="eastAsia"/>
+                <w:sz w:val="18"/>
+                <w:szCs w:val="18"/>
+              </w:rPr>
+              <w:t>NT64</w:t>
             </w:r>
           </w:p>
         </w:tc>
@@ -689,13 +738,13 @@
                 <w:sz w:val="18"/>
                 <w:szCs w:val="18"/>
               </w:rPr>
-              <w:t>否</w:t>
-            </w:r>
-          </w:p>
-        </w:tc>
-        <w:tc>
-          <w:tcPr>
-            <w:tcW w:w="4275" w:type="dxa"/>
+              <w:t>是</w:t>
+            </w:r>
+          </w:p>
+        </w:tc>
+        <w:tc>
+          <w:tcPr>
+            <w:tcW w:w="4173" w:type="dxa"/>
             <w:shd w:val="clear" w:color="auto" w:fill="auto"/>
           </w:tcPr>
           <w:p>
@@ -711,55 +760,7 @@
                 <w:sz w:val="18"/>
                 <w:szCs w:val="18"/>
               </w:rPr>
-              <w:t xml:space="preserve">Statistic </w:t>
-            </w:r>
-            <w:r>
-              <w:rPr>
-                <w:rFonts w:hint="eastAsia"/>
-                <w:sz w:val="18"/>
-                <w:szCs w:val="18"/>
-              </w:rPr>
-              <w:t>子对象，</w:t>
-            </w:r>
-            <w:r>
-              <w:rPr>
-                <w:rFonts w:hint="eastAsia"/>
-                <w:sz w:val="18"/>
-                <w:szCs w:val="18"/>
-              </w:rPr>
-              <w:t>写操作统计信息</w:t>
-            </w:r>
-            <w:r>
-              <w:rPr>
-                <w:rFonts w:hint="eastAsia"/>
-                <w:sz w:val="18"/>
-                <w:szCs w:val="18"/>
-              </w:rPr>
-              <w:t>，执行</w:t>
-            </w:r>
-            <w:r>
-              <w:rPr>
-                <w:rFonts w:hint="eastAsia"/>
-                <w:sz w:val="18"/>
-                <w:szCs w:val="18"/>
-              </w:rPr>
-              <w:t xml:space="preserve"> insert/update/delete </w:t>
-            </w:r>
-            <w:r>
-              <w:rPr>
-                <w:rFonts w:hint="eastAsia"/>
-                <w:sz w:val="18"/>
-                <w:szCs w:val="18"/>
-              </w:rPr>
-              <w:t>时，统计</w:t>
-            </w:r>
-            <w:r>
-              <w:rPr>
-                <w:rFonts w:hint="eastAsia"/>
-                <w:sz w:val="18"/>
-                <w:szCs w:val="18"/>
-              </w:rPr>
-              <w:t>中包含该内容</w:t>
+              <w:t>插入成功的记录数</w:t>
             </w:r>
           </w:p>
         </w:tc>
@@ -767,7 +768,7 @@
       <w:tr>
         <w:tc>
           <w:tcPr>
-            <w:tcW w:w="2361" w:type="dxa"/>
+            <w:tcW w:w="2339" w:type="dxa"/>
             <w:shd w:val="clear" w:color="auto" w:fill="auto"/>
           </w:tcPr>
           <w:p>
@@ -779,41 +780,16 @@
             </w:pPr>
             <w:r>
               <w:rPr>
-                <w:rFonts w:hint="eastAsia"/>
-                <w:sz w:val="18"/>
-                <w:szCs w:val="18"/>
-              </w:rPr>
-              <w:t>Write.</w:t>
-            </w:r>
-            <w:commentRangeStart w:id="3"/>
-            <w:r>
-              <w:rPr>
-                <w:rFonts w:hint="eastAsia"/>
-                <w:sz w:val="18"/>
-                <w:szCs w:val="18"/>
-              </w:rPr>
-              <w:t>I</w:t>
-            </w:r>
-            <w:r>
-              <w:rPr>
-                <w:rFonts w:hint="eastAsia"/>
-                <w:sz w:val="18"/>
-                <w:szCs w:val="18"/>
-              </w:rPr>
-              <w:t>nserted</w:t>
-            </w:r>
-            <w:commentRangeEnd w:id="3"/>
-            <w:r>
-              <w:rPr>
-                <w:rStyle w:val="ad"/>
-              </w:rPr>
-              <w:commentReference w:id="3"/>
-            </w:r>
-          </w:p>
-        </w:tc>
-        <w:tc>
-          <w:tcPr>
-            <w:tcW w:w="1133" w:type="dxa"/>
+                <w:sz w:val="18"/>
+                <w:szCs w:val="18"/>
+              </w:rPr>
+              <w:t>Write.IgnoreCount</w:t>
+            </w:r>
+          </w:p>
+        </w:tc>
+        <w:tc>
+          <w:tcPr>
+            <w:tcW w:w="1257" w:type="dxa"/>
             <w:shd w:val="clear" w:color="auto" w:fill="auto"/>
           </w:tcPr>
           <w:p>
@@ -825,11 +801,10 @@
             </w:pPr>
             <w:r>
               <w:rPr>
-                <w:rFonts w:hint="eastAsia"/>
-                <w:sz w:val="18"/>
-                <w:szCs w:val="18"/>
-              </w:rPr>
-              <w:t>INT32</w:t>
+                <w:sz w:val="18"/>
+                <w:szCs w:val="18"/>
+              </w:rPr>
+              <w:t>INT64</w:t>
             </w:r>
           </w:p>
         </w:tc>
@@ -856,7 +831,7 @@
         </w:tc>
         <w:tc>
           <w:tcPr>
-            <w:tcW w:w="4275" w:type="dxa"/>
+            <w:tcW w:w="4173" w:type="dxa"/>
             <w:shd w:val="clear" w:color="auto" w:fill="auto"/>
           </w:tcPr>
           <w:p>
@@ -872,7 +847,7 @@
                 <w:sz w:val="18"/>
                 <w:szCs w:val="18"/>
               </w:rPr>
-              <w:t>插入成功的记录数</w:t>
+              <w:t>忽略的记录数</w:t>
             </w:r>
           </w:p>
         </w:tc>
@@ -880,7 +855,7 @@
       <w:tr>
         <w:tc>
           <w:tcPr>
-            <w:tcW w:w="2361" w:type="dxa"/>
+            <w:tcW w:w="2339" w:type="dxa"/>
             <w:shd w:val="clear" w:color="auto" w:fill="auto"/>
           </w:tcPr>
           <w:p>
@@ -904,13 +879,13 @@
                 <w:sz w:val="18"/>
                 <w:szCs w:val="18"/>
               </w:rPr>
-              <w:t>Matched</w:t>
-            </w:r>
-          </w:p>
-        </w:tc>
-        <w:tc>
-          <w:tcPr>
-            <w:tcW w:w="1133" w:type="dxa"/>
+              <w:t>MatchCount</w:t>
+            </w:r>
+          </w:p>
+        </w:tc>
+        <w:tc>
+          <w:tcPr>
+            <w:tcW w:w="1257" w:type="dxa"/>
             <w:shd w:val="clear" w:color="auto" w:fill="auto"/>
           </w:tcPr>
           <w:p>
@@ -926,7 +901,7 @@
                 <w:sz w:val="18"/>
                 <w:szCs w:val="18"/>
               </w:rPr>
-              <w:t>INT32</w:t>
+              <w:t>INT64</w:t>
             </w:r>
           </w:p>
         </w:tc>
@@ -953,7 +928,7 @@
         </w:tc>
         <w:tc>
           <w:tcPr>
-            <w:tcW w:w="4275" w:type="dxa"/>
+            <w:tcW w:w="4173" w:type="dxa"/>
             <w:shd w:val="clear" w:color="auto" w:fill="auto"/>
           </w:tcPr>
           <w:p>
@@ -1038,11 +1013,18 @@
             </w:r>
             <w:r>
               <w:rPr>
-                <w:rFonts w:hint="eastAsia"/>
-                <w:sz w:val="18"/>
-                <w:szCs w:val="18"/>
-              </w:rPr>
-              <w:t xml:space="preserve">nModified </w:t>
+                <w:sz w:val="18"/>
+                <w:szCs w:val="18"/>
+              </w:rPr>
+              <w:t xml:space="preserve"> updateCount</w:t>
+            </w:r>
+            <w:r>
+              <w:rPr>
+                <w:rFonts w:hint="eastAsia"/>
+                <w:sz w:val="18"/>
+                <w:szCs w:val="18"/>
+              </w:rPr>
+              <w:t xml:space="preserve"> </w:t>
             </w:r>
             <w:r>
               <w:rPr>
@@ -1058,7 +1040,7 @@
       <w:tr>
         <w:tc>
           <w:tcPr>
-            <w:tcW w:w="2361" w:type="dxa"/>
+            <w:tcW w:w="2339" w:type="dxa"/>
             <w:shd w:val="clear" w:color="auto" w:fill="auto"/>
           </w:tcPr>
           <w:p>
@@ -1074,13 +1056,13 @@
                 <w:sz w:val="18"/>
                 <w:szCs w:val="18"/>
               </w:rPr>
-              <w:t>Write.nModified</w:t>
-            </w:r>
-          </w:p>
-        </w:tc>
-        <w:tc>
-          <w:tcPr>
-            <w:tcW w:w="1133" w:type="dxa"/>
+              <w:t>Write.ModifyCount</w:t>
+            </w:r>
+          </w:p>
+        </w:tc>
+        <w:tc>
+          <w:tcPr>
+            <w:tcW w:w="1257" w:type="dxa"/>
             <w:shd w:val="clear" w:color="auto" w:fill="auto"/>
           </w:tcPr>
           <w:p>
@@ -1096,7 +1078,7 @@
                 <w:sz w:val="18"/>
                 <w:szCs w:val="18"/>
               </w:rPr>
-              <w:t>INT32</w:t>
+              <w:t>INT64</w:t>
             </w:r>
           </w:p>
         </w:tc>
@@ -1123,7 +1105,7 @@
         </w:tc>
         <w:tc>
           <w:tcPr>
-            <w:tcW w:w="4275" w:type="dxa"/>
+            <w:tcW w:w="4173" w:type="dxa"/>
             <w:shd w:val="clear" w:color="auto" w:fill="auto"/>
           </w:tcPr>
           <w:p>
@@ -1171,7 +1153,7 @@
       <w:tr>
         <w:tc>
           <w:tcPr>
-            <w:tcW w:w="2361" w:type="dxa"/>
+            <w:tcW w:w="2339" w:type="dxa"/>
             <w:tcBorders>
               <w:bottom w:val="single" w:sz="4" w:space="0" w:color="000000" w:themeColor="text1"/>
             </w:tcBorders>
@@ -1191,13 +1173,13 @@
                 <w:szCs w:val="18"/>
               </w:rPr>
               <w:lastRenderedPageBreak/>
-              <w:t>Write.nRemoved</w:t>
-            </w:r>
-          </w:p>
-        </w:tc>
-        <w:tc>
-          <w:tcPr>
-            <w:tcW w:w="1133" w:type="dxa"/>
+              <w:t>Write.RemoveCount</w:t>
+            </w:r>
+          </w:p>
+        </w:tc>
+        <w:tc>
+          <w:tcPr>
+            <w:tcW w:w="1257" w:type="dxa"/>
             <w:tcBorders>
               <w:bottom w:val="single" w:sz="4" w:space="0" w:color="000000" w:themeColor="text1"/>
             </w:tcBorders>
@@ -1210,21 +1192,21 @@
                 <w:szCs w:val="18"/>
               </w:rPr>
             </w:pPr>
-            <w:commentRangeStart w:id="4"/>
-            <w:r>
-              <w:rPr>
-                <w:rFonts w:hint="eastAsia"/>
-                <w:sz w:val="18"/>
-                <w:szCs w:val="18"/>
-              </w:rPr>
-              <w:t>INT32</w:t>
-            </w:r>
-            <w:commentRangeEnd w:id="4"/>
-            <w:r>
-              <w:rPr>
-                <w:rStyle w:val="ad"/>
-              </w:rPr>
-              <w:commentReference w:id="4"/>
+            <w:r>
+              <w:rPr>
+                <w:rFonts w:hint="eastAsia"/>
+                <w:sz w:val="18"/>
+                <w:szCs w:val="18"/>
+              </w:rPr>
+              <w:t>INT</w:t>
+            </w:r>
+            <w:r>
+              <w:rPr>
+                <w:rFonts w:hint="eastAsia"/>
+                <w:sz w:val="18"/>
+                <w:szCs w:val="18"/>
+              </w:rPr>
+              <w:t>64</w:t>
             </w:r>
           </w:p>
         </w:tc>
@@ -1254,7 +1236,7 @@
         </w:tc>
         <w:tc>
           <w:tcPr>
-            <w:tcW w:w="4275" w:type="dxa"/>
+            <w:tcW w:w="4173" w:type="dxa"/>
             <w:tcBorders>
               <w:bottom w:val="single" w:sz="4" w:space="0" w:color="000000" w:themeColor="text1"/>
             </w:tcBorders>
@@ -1322,42 +1304,43 @@
         <w:t>nsert</w:t>
       </w:r>
       <w:r>
+        <w:t>/bulk insert</w:t>
+      </w:r>
+      <w:r>
         <w:rPr>
           <w:rFonts w:hint="eastAsia"/>
         </w:rPr>
         <w:t>：</w:t>
       </w:r>
-      <w:commentRangeStart w:id="5"/>
-      <w:r>
-        <w:rPr>
-          <w:rFonts w:hint="eastAsia"/>
-        </w:rPr>
-        <w:t>只更改</w:t>
-      </w:r>
-      <w:r>
-        <w:rPr>
-          <w:rFonts w:hint="eastAsia"/>
-        </w:rPr>
-        <w:t xml:space="preserve"> nInserted </w:t>
-      </w:r>
-      <w:r>
-        <w:rPr>
-          <w:rFonts w:hint="eastAsia"/>
-        </w:rPr>
-        <w:t>的值，其</w:t>
-      </w:r>
-      <w:commentRangeEnd w:id="5"/>
-      <w:r>
-        <w:rPr>
-          <w:rStyle w:val="ad"/>
-        </w:rPr>
-        <w:commentReference w:id="5"/>
-      </w:r>
-      <w:r>
-        <w:rPr>
-          <w:rFonts w:hint="eastAsia"/>
-        </w:rPr>
-        <w:t>值为成功插入的记录数</w:t>
+      <w:r>
+        <w:rPr>
+          <w:rFonts w:hint="eastAsia"/>
+        </w:rPr>
+        <w:t>更改</w:t>
+      </w:r>
+      <w:r>
+        <w:rPr>
+          <w:rFonts w:hint="eastAsia"/>
+        </w:rPr>
+        <w:t xml:space="preserve"> InsertCount </w:t>
+      </w:r>
+      <w:r>
+        <w:rPr>
+          <w:rFonts w:hint="eastAsia"/>
+        </w:rPr>
+        <w:t>及</w:t>
+      </w:r>
+      <w:r>
+        <w:rPr>
+          <w:rFonts w:hint="eastAsia"/>
+        </w:rPr>
+        <w:t xml:space="preserve"> IgnoreCount </w:t>
+      </w:r>
+      <w:r>
+        <w:rPr>
+          <w:rFonts w:hint="eastAsia"/>
+        </w:rPr>
+        <w:t>的值</w:t>
       </w:r>
     </w:p>
     <w:p>
@@ -1370,25 +1353,49 @@
         <w:ind w:firstLineChars="0"/>
       </w:pPr>
       <w:r>
-        <w:t>bulk insert</w:t>
-      </w:r>
-      <w:r>
-        <w:rPr>
-          <w:rFonts w:hint="eastAsia"/>
-        </w:rPr>
-        <w:t>：只更改</w:t>
-      </w:r>
-      <w:r>
-        <w:rPr>
-          <w:rFonts w:hint="eastAsia"/>
-        </w:rPr>
-        <w:t xml:space="preserve"> nInserted </w:t>
-      </w:r>
-      <w:r>
-        <w:rPr>
-          <w:rFonts w:hint="eastAsia"/>
-        </w:rPr>
-        <w:t>的值，其值为成功插入的记录数</w:t>
+        <w:t>update</w:t>
+      </w:r>
+      <w:r>
+        <w:rPr>
+          <w:rFonts w:hint="eastAsia"/>
+        </w:rPr>
+        <w:t>：更改</w:t>
+      </w:r>
+      <w:r>
+        <w:t xml:space="preserve"> MatchCount</w:t>
+      </w:r>
+      <w:r>
+        <w:rPr>
+          <w:rFonts w:hint="eastAsia"/>
+        </w:rPr>
+        <w:t>，</w:t>
+      </w:r>
+      <w:r>
+        <w:rPr>
+          <w:rFonts w:hint="eastAsia"/>
+        </w:rPr>
+        <w:t>Modify</w:t>
+      </w:r>
+      <w:r>
+        <w:t>Count</w:t>
+      </w:r>
+      <w:r>
+        <w:rPr>
+          <w:rFonts w:hint="eastAsia"/>
+        </w:rPr>
+        <w:t xml:space="preserve"> </w:t>
+      </w:r>
+      <w:r>
+        <w:rPr>
+          <w:rFonts w:hint="eastAsia"/>
+        </w:rPr>
+        <w:t>两个字段</w:t>
+      </w:r>
+      <w:r>
+        <w:rPr>
+          <w:rFonts w:hint="eastAsia"/>
+        </w:rPr>
+        <w:t>，正常情况下其值均等于被更新的记录数</w:t>
       </w:r>
     </w:p>
     <w:p>
@@ -1401,7 +1408,7 @@
         <w:ind w:firstLineChars="0"/>
       </w:pPr>
       <w:r>
-        <w:t>update</w:t>
+        <w:t>upsert</w:t>
       </w:r>
       <w:r>
         <w:rPr>
@@ -1416,13 +1423,13 @@
         <w:t xml:space="preserve"> </w:t>
       </w:r>
       <w:r>
-        <w:t>n</w:t>
-      </w:r>
-      <w:r>
-        <w:rPr>
-          <w:rFonts w:hint="eastAsia"/>
-        </w:rPr>
-        <w:t>Matched</w:t>
+        <w:rPr>
+          <w:rFonts w:hint="eastAsia"/>
+        </w:rPr>
+        <w:t>Ma</w:t>
+      </w:r>
+      <w:r>
+        <w:t>tchCount</w:t>
       </w:r>
       <w:r>
         <w:rPr>
@@ -1431,22 +1438,28 @@
         <w:t>，</w:t>
       </w:r>
       <w:r>
-        <w:rPr>
-          <w:rFonts w:hint="eastAsia"/>
-        </w:rPr>
-        <w:t xml:space="preserve">nModified </w:t>
-      </w:r>
-      <w:r>
-        <w:rPr>
-          <w:rFonts w:hint="eastAsia"/>
-        </w:rPr>
-        <w:t>两个字段</w:t>
-      </w:r>
-      <w:r>
-        <w:rPr>
-          <w:rFonts w:hint="eastAsia"/>
-        </w:rPr>
-        <w:t>，正常情况下其值均等于被更新的记录数</w:t>
+        <w:t>ModifyCount</w:t>
+      </w:r>
+      <w:r>
+        <w:rPr>
+          <w:rFonts w:hint="eastAsia"/>
+        </w:rPr>
+        <w:t>，</w:t>
+      </w:r>
+      <w:r>
+        <w:t xml:space="preserve">InsertCount </w:t>
+      </w:r>
+      <w:r>
+        <w:rPr>
+          <w:rFonts w:hint="eastAsia"/>
+        </w:rPr>
+        <w:t>三个字段</w:t>
+      </w:r>
+      <w:r>
+        <w:rPr>
+          <w:rFonts w:hint="eastAsia"/>
+        </w:rPr>
+        <w:t>，正常情况下，其值应分别等待更新或插入的记录数，或其总数</w:t>
       </w:r>
     </w:p>
     <w:p>
@@ -1459,129 +1472,86 @@
         <w:ind w:firstLineChars="0"/>
       </w:pPr>
       <w:r>
-        <w:t>upsert</w:t>
-      </w:r>
-      <w:r>
-        <w:rPr>
-          <w:rFonts w:hint="eastAsia"/>
-        </w:rPr>
-        <w:t>：更改</w:t>
-      </w:r>
-      <w:r>
-        <w:rPr>
-          <w:rFonts w:hint="eastAsia"/>
-        </w:rPr>
-        <w:t xml:space="preserve"> </w:t>
-      </w:r>
-      <w:r>
-        <w:t>n</w:t>
-      </w:r>
-      <w:r>
-        <w:rPr>
-          <w:rFonts w:hint="eastAsia"/>
-        </w:rPr>
-        <w:t>Matched</w:t>
-      </w:r>
-      <w:r>
-        <w:rPr>
-          <w:rFonts w:hint="eastAsia"/>
-        </w:rPr>
-        <w:t>，</w:t>
-      </w:r>
-      <w:r>
-        <w:rPr>
-          <w:rFonts w:hint="eastAsia"/>
-        </w:rPr>
-        <w:t>nModified</w:t>
-      </w:r>
-      <w:r>
-        <w:rPr>
-          <w:rFonts w:hint="eastAsia"/>
-        </w:rPr>
-        <w:t>，</w:t>
-      </w:r>
-      <w:r>
-        <w:rPr>
-          <w:rFonts w:hint="eastAsia"/>
-        </w:rPr>
-        <w:t xml:space="preserve">nInserted </w:t>
-      </w:r>
-      <w:r>
-        <w:rPr>
-          <w:rFonts w:hint="eastAsia"/>
-        </w:rPr>
-        <w:t>三个字段</w:t>
-      </w:r>
-      <w:r>
-        <w:rPr>
-          <w:rFonts w:hint="eastAsia"/>
-        </w:rPr>
-        <w:t>，正常情况下，其值应分别等待更新或插入的记录数，或其总数</w:t>
+        <w:t>delete</w:t>
+      </w:r>
+      <w:r>
+        <w:rPr>
+          <w:rFonts w:hint="eastAsia"/>
+        </w:rPr>
+        <w:t>：更新</w:t>
+      </w:r>
+      <w:r>
+        <w:t xml:space="preserve"> RemoveCount</w:t>
+      </w:r>
+      <w:r>
+        <w:rPr>
+          <w:rFonts w:hint="eastAsia"/>
+        </w:rPr>
+        <w:t>，其值等于实际被删除的记录数</w:t>
       </w:r>
     </w:p>
     <w:p>
       <w:pPr>
-        <w:pStyle w:val="aa"/>
-        <w:numPr>
-          <w:ilvl w:val="0"/>
-          <w:numId w:val="18"/>
-        </w:numPr>
-        <w:ind w:firstLineChars="0"/>
-      </w:pPr>
-      <w:r>
-        <w:t>delete</w:t>
-      </w:r>
-      <w:r>
-        <w:rPr>
-          <w:rFonts w:hint="eastAsia"/>
-        </w:rPr>
-        <w:t>：更新</w:t>
-      </w:r>
-      <w:r>
-        <w:rPr>
-          <w:rFonts w:hint="eastAsia"/>
-        </w:rPr>
-        <w:t>nRemoved</w:t>
-      </w:r>
-      <w:r>
-        <w:rPr>
-          <w:rFonts w:hint="eastAsia"/>
-        </w:rPr>
-        <w:t>，其值等于实际被删除的记录数</w:t>
+        <w:pStyle w:val="3"/>
+        <w:ind w:left="357"/>
+      </w:pPr>
+      <w:r>
+        <w:rPr>
+          <w:rFonts w:hint="eastAsia"/>
+        </w:rPr>
+        <w:t>接口变更</w:t>
       </w:r>
     </w:p>
     <w:p>
       <w:pPr>
-        <w:pStyle w:val="3"/>
-        <w:ind w:left="357"/>
-      </w:pPr>
-      <w:r>
-        <w:rPr>
-          <w:rFonts w:hint="eastAsia"/>
-        </w:rPr>
-        <w:t>接口变更</w:t>
+        <w:pStyle w:val="4"/>
+      </w:pPr>
+      <w:r>
+        <w:rPr>
+          <w:rFonts w:hint="eastAsia"/>
+        </w:rPr>
+        <w:t>驱动接口变更</w:t>
       </w:r>
     </w:p>
     <w:p>
       <w:pPr>
-        <w:pStyle w:val="4"/>
-      </w:pPr>
-      <w:commentRangeStart w:id="6"/>
-      <w:r>
-        <w:rPr>
-          <w:rFonts w:hint="eastAsia"/>
-        </w:rPr>
-        <w:t>驱动接口变更</w:t>
-      </w:r>
-      <w:commentRangeEnd w:id="6"/>
-      <w:r>
-        <w:rPr>
-          <w:rStyle w:val="ad"/>
-          <w:rFonts w:asciiTheme="minorHAnsi" w:eastAsiaTheme="minorEastAsia" w:hAnsiTheme="minorHAnsi" w:cstheme="minorBidi"/>
-          <w:b w:val="0"/>
-          <w:bCs w:val="0"/>
-        </w:rPr>
-        <w:commentReference w:id="6"/>
+        <w:ind w:left="420"/>
+      </w:pPr>
+      <w:r>
+        <w:rPr>
+          <w:rFonts w:hint="eastAsia"/>
+        </w:rPr>
+        <w:t>驱动提供接口</w:t>
+      </w:r>
+      <w:r>
+        <w:t>getLastResultObj</w:t>
+      </w:r>
+      <w:r>
+        <w:rPr>
+          <w:rFonts w:hint="eastAsia"/>
+        </w:rPr>
+        <w:t xml:space="preserve"> </w:t>
+      </w:r>
+      <w:r>
+        <w:rPr>
+          <w:rFonts w:hint="eastAsia"/>
+        </w:rPr>
+        <w:t>供用户获取统计信息，调用成功时，统计信息对象被拷贝到出参</w:t>
+      </w:r>
+      <w:r>
+        <w:rPr>
+          <w:rFonts w:hint="eastAsia"/>
+        </w:rPr>
+        <w:t xml:space="preserve"> </w:t>
+      </w:r>
+      <w:r>
+        <w:t>resultObj</w:t>
+      </w:r>
+      <w:r>
+        <w:rPr>
+          <w:rFonts w:hint="eastAsia"/>
+        </w:rPr>
+        <w:t>中。</w:t>
       </w:r>
     </w:p>
     <w:p>
@@ -1592,39 +1562,16 @@
         <w:rPr>
           <w:rFonts w:hint="eastAsia"/>
         </w:rPr>
-        <w:t>驱动提供接口</w:t>
-      </w:r>
-      <w:commentRangeStart w:id="7"/>
-      <w:r>
-        <w:rPr>
-          <w:rFonts w:hint="eastAsia"/>
-        </w:rPr>
-        <w:t xml:space="preserve">getLastStatistic </w:t>
-      </w:r>
-      <w:commentRangeEnd w:id="7"/>
-      <w:r>
-        <w:rPr>
-          <w:rStyle w:val="ad"/>
-        </w:rPr>
-        <w:commentReference w:id="7"/>
-      </w:r>
-      <w:r>
-        <w:rPr>
-          <w:rFonts w:hint="eastAsia"/>
-        </w:rPr>
-        <w:t>供用户获取统计信息，调用成功时，统计信息对象被拷贝到出参</w:t>
-      </w:r>
-      <w:r>
-        <w:rPr>
-          <w:rFonts w:hint="eastAsia"/>
-        </w:rPr>
-        <w:t xml:space="preserve"> statObj </w:t>
-      </w:r>
-      <w:r>
-        <w:rPr>
-          <w:rFonts w:hint="eastAsia"/>
-        </w:rPr>
-        <w:t>中。</w:t>
+        <w:t>C</w:t>
+      </w:r>
+      <w:r>
+        <w:t xml:space="preserve"> </w:t>
+      </w:r>
+      <w:r>
+        <w:rPr>
+          <w:rFonts w:hint="eastAsia"/>
+        </w:rPr>
+        <w:t>驱动</w:t>
       </w:r>
     </w:p>
     <w:p>
@@ -1635,130 +1582,153 @@
         <w:rPr>
           <w:rFonts w:hint="eastAsia"/>
         </w:rPr>
-        <w:t>C</w:t>
+        <w:t>INT32 sdbGet</w:t>
+      </w:r>
+      <w:r>
+        <w:t>Last</w:t>
+      </w:r>
+      <w:r>
+        <w:t xml:space="preserve">ResultObj </w:t>
+      </w:r>
+      <w:r>
+        <w:t>(</w:t>
+      </w:r>
+      <w:r>
+        <w:t xml:space="preserve"> sdbConnectionHandle cHandle, bson *</w:t>
+      </w:r>
+      <w:r>
+        <w:t>resultObj</w:t>
       </w:r>
       <w:r>
         <w:t xml:space="preserve"> </w:t>
       </w:r>
       <w:r>
-        <w:rPr>
-          <w:rFonts w:hint="eastAsia"/>
-        </w:rPr>
-        <w:t>驱动</w:t>
+        <w:t>) ;</w:t>
       </w:r>
     </w:p>
     <w:p>
       <w:pPr>
         <w:ind w:left="420"/>
       </w:pPr>
-      <w:r>
-        <w:rPr>
-          <w:rFonts w:hint="eastAsia"/>
-        </w:rPr>
-        <w:t>INT32 sdbGet</w:t>
-      </w:r>
-      <w:r>
-        <w:t>LastStat</w:t>
-      </w:r>
-      <w:r>
-        <w:t>istic(</w:t>
-      </w:r>
-      <w:r>
-        <w:t xml:space="preserve"> sdbConnectionHandle cHandle, bson *statObj </w:t>
-      </w:r>
-      <w:r>
-        <w:t>) ;</w:t>
-      </w:r>
     </w:p>
     <w:p>
       <w:pPr>
         <w:ind w:left="420"/>
       </w:pPr>
+      <w:r>
+        <w:t xml:space="preserve">C++ </w:t>
+      </w:r>
+      <w:r>
+        <w:rPr>
+          <w:rFonts w:hint="eastAsia"/>
+        </w:rPr>
+        <w:t>驱动</w:t>
+      </w:r>
     </w:p>
     <w:p>
       <w:pPr>
         <w:ind w:left="420"/>
       </w:pPr>
       <w:r>
-        <w:t xml:space="preserve">C++ </w:t>
-      </w:r>
-      <w:r>
-        <w:rPr>
-          <w:rFonts w:hint="eastAsia"/>
-        </w:rPr>
-        <w:t>驱动</w:t>
+        <w:t>virtual INT32 getLast</w:t>
+      </w:r>
+      <w:r>
+        <w:t>ResultObj</w:t>
+      </w:r>
+      <w:r>
+        <w:t>( bson::BSONObj &amp;</w:t>
+      </w:r>
+      <w:r>
+        <w:t xml:space="preserve"> </w:t>
+      </w:r>
+      <w:r>
+        <w:t>resultObj</w:t>
+      </w:r>
+      <w:r>
+        <w:t>) = 0 ;</w:t>
       </w:r>
     </w:p>
     <w:p>
       <w:pPr>
         <w:ind w:left="420"/>
       </w:pPr>
-      <w:r>
-        <w:t>virtual INT32 getLastStatistic( bson::BSONObj &amp;statObj ) = 0 ;</w:t>
-      </w:r>
     </w:p>
     <w:p>
       <w:pPr>
         <w:ind w:left="420"/>
       </w:pPr>
+      <w:r>
+        <w:rPr>
+          <w:rFonts w:hint="eastAsia"/>
+        </w:rPr>
+        <w:t>其它驱动均添加类似接口。</w:t>
+      </w:r>
     </w:p>
     <w:p>
       <w:pPr>
-        <w:ind w:left="420"/>
-      </w:pPr>
-      <w:r>
-        <w:rPr>
-          <w:rFonts w:hint="eastAsia"/>
-        </w:rPr>
-        <w:t>其它驱动均添加类似接口。</w:t>
+        <w:pStyle w:val="4"/>
+      </w:pPr>
+      <w:r>
+        <w:tab/>
+      </w:r>
+      <w:r>
+        <w:t>s</w:t>
+      </w:r>
+      <w:r>
+        <w:rPr>
+          <w:rFonts w:hint="eastAsia"/>
+        </w:rPr>
+        <w:t>db</w:t>
+      </w:r>
+      <w:r>
+        <w:t xml:space="preserve"> shell </w:t>
+      </w:r>
+      <w:r>
+        <w:rPr>
+          <w:rFonts w:hint="eastAsia"/>
+        </w:rPr>
+        <w:t>变更</w:t>
       </w:r>
     </w:p>
     <w:p>
       <w:pPr>
-        <w:pStyle w:val="4"/>
-      </w:pPr>
-      <w:r>
-        <w:tab/>
-      </w:r>
-      <w:commentRangeStart w:id="8"/>
-      <w:commentRangeStart w:id="9"/>
-      <w:r>
-        <w:t>s</w:t>
-      </w:r>
-      <w:r>
-        <w:rPr>
-          <w:rFonts w:hint="eastAsia"/>
-        </w:rPr>
-        <w:t>db</w:t>
-      </w:r>
-      <w:r>
-        <w:t xml:space="preserve"> shell </w:t>
-      </w:r>
-      <w:r>
-        <w:rPr>
-          <w:rFonts w:hint="eastAsia"/>
-        </w:rPr>
-        <w:t>变更</w:t>
-      </w:r>
-      <w:commentRangeEnd w:id="8"/>
-      <w:r>
-        <w:rPr>
-          <w:rStyle w:val="ad"/>
-          <w:rFonts w:asciiTheme="minorHAnsi" w:eastAsiaTheme="minorEastAsia" w:hAnsiTheme="minorHAnsi" w:cstheme="minorBidi"/>
-          <w:b w:val="0"/>
-          <w:bCs w:val="0"/>
-        </w:rPr>
-        <w:commentReference w:id="8"/>
-      </w:r>
-      <w:commentRangeEnd w:id="9"/>
-      <w:r>
-        <w:rPr>
-          <w:rStyle w:val="ad"/>
-          <w:rFonts w:asciiTheme="minorHAnsi" w:eastAsiaTheme="minorEastAsia" w:hAnsiTheme="minorHAnsi" w:cstheme="minorBidi"/>
-          <w:b w:val="0"/>
-          <w:bCs w:val="0"/>
-        </w:rPr>
-        <w:commentReference w:id="9"/>
+        <w:ind w:left="420"/>
+      </w:pPr>
+      <w:r>
+        <w:t xml:space="preserve">shell </w:t>
+      </w:r>
+      <w:r>
+        <w:rPr>
+          <w:rFonts w:hint="eastAsia"/>
+        </w:rPr>
+        <w:t>中</w:t>
+      </w:r>
+      <w:r>
+        <w:rPr>
+          <w:rFonts w:hint="eastAsia"/>
+        </w:rPr>
+        <w:t>，</w:t>
+      </w:r>
+      <w:r>
+        <w:rPr>
+          <w:rFonts w:hint="eastAsia"/>
+        </w:rPr>
+        <w:t>在</w:t>
+      </w:r>
+      <w:r>
+        <w:rPr>
+          <w:rFonts w:hint="eastAsia"/>
+        </w:rPr>
+        <w:t xml:space="preserve"> insert/update/delete/</w:t>
+      </w:r>
+      <w:r>
+        <w:t xml:space="preserve">upsert </w:t>
+      </w:r>
+      <w:r>
+        <w:rPr>
+          <w:rFonts w:hint="eastAsia"/>
+        </w:rPr>
+        <w:t>操作时返回统计信息。</w:t>
       </w:r>
     </w:p>
     <w:p>
@@ -1766,158 +1736,34 @@
         <w:ind w:left="420"/>
       </w:pPr>
       <w:r>
-        <w:t>sdb shell</w:t>
-      </w:r>
-      <w:r>
-        <w:rPr>
-          <w:rFonts w:hint="eastAsia"/>
-        </w:rPr>
-        <w:t>也提供</w:t>
-      </w:r>
-      <w:r>
-        <w:rPr>
-          <w:rFonts w:hint="eastAsia"/>
-        </w:rPr>
-        <w:t xml:space="preserve"> getLastStatistic() </w:t>
-      </w:r>
-      <w:r>
-        <w:rPr>
-          <w:rFonts w:hint="eastAsia"/>
-        </w:rPr>
-        <w:t>接口，</w:t>
-      </w:r>
-      <w:r>
-        <w:rPr>
-          <w:rFonts w:hint="eastAsia"/>
-        </w:rPr>
-        <w:t>以</w:t>
-      </w:r>
-      <w:r>
-        <w:rPr>
-          <w:rFonts w:hint="eastAsia"/>
-        </w:rPr>
-        <w:t xml:space="preserve"> BSON</w:t>
-      </w:r>
-      <w:r>
-        <w:t xml:space="preserve"> </w:t>
-      </w:r>
-      <w:r>
-        <w:rPr>
-          <w:rFonts w:hint="eastAsia"/>
-        </w:rPr>
-        <w:t>对象的形式返回</w:t>
-      </w:r>
-      <w:r>
-        <w:rPr>
-          <w:rFonts w:hint="eastAsia"/>
-        </w:rPr>
-        <w:t>统计信息对象。</w:t>
-      </w:r>
-      <w:r>
-        <w:rPr>
-          <w:rFonts w:hint="eastAsia"/>
-        </w:rPr>
-        <w:t>对于无统计信息的操作，无返回值。</w:t>
-      </w:r>
-    </w:p>
-    <w:p>
-      <w:pPr>
-        <w:ind w:left="420"/>
-      </w:pPr>
-    </w:p>
-    <w:p>
-      <w:pPr>
-        <w:ind w:left="417"/>
-      </w:pPr>
-      <w:r>
-        <w:rPr>
-          <w:rFonts w:hint="eastAsia"/>
-        </w:rPr>
-        <w:t>在出错的情况下，也可通过该接口获取记录变更的统计信息，同时，在通过</w:t>
-      </w:r>
-      <w:r>
-        <w:rPr>
-          <w:rFonts w:hint="eastAsia"/>
-        </w:rPr>
-        <w:t xml:space="preserve"> getLastErrObj() </w:t>
-      </w:r>
-      <w:r>
-        <w:rPr>
-          <w:rFonts w:hint="eastAsia"/>
-        </w:rPr>
-        <w:t>接口获取错误信息时，该统计信息也包信在错误对象中，以</w:t>
-      </w:r>
-      <w:r>
-        <w:rPr>
-          <w:rFonts w:hint="eastAsia"/>
-        </w:rPr>
-        <w:t xml:space="preserve"> Statistic </w:t>
-      </w:r>
-      <w:r>
-        <w:rPr>
-          <w:rFonts w:hint="eastAsia"/>
-        </w:rPr>
-        <w:t>子对象的形式存在。</w:t>
-      </w:r>
-    </w:p>
-    <w:p>
-      <w:pPr>
-        <w:ind w:left="417"/>
-      </w:pPr>
-    </w:p>
-    <w:p>
-      <w:pPr>
-        <w:rPr>
-          <w:color w:val="FF0000"/>
-        </w:rPr>
-      </w:pPr>
-      <w:r>
-        <w:rPr>
-          <w:color w:val="FF0000"/>
-        </w:rPr>
-        <w:tab/>
-      </w:r>
-      <w:r>
-        <w:rPr>
-          <w:rFonts w:hint="eastAsia"/>
-          <w:color w:val="FF0000"/>
-        </w:rPr>
-        <w:t>为了方便</w:t>
-      </w:r>
-      <w:r>
-        <w:rPr>
-          <w:rFonts w:hint="eastAsia"/>
-          <w:color w:val="FF0000"/>
-        </w:rPr>
-        <w:t xml:space="preserve"> sdb </w:t>
-      </w:r>
-      <w:r>
-        <w:rPr>
-          <w:rFonts w:hint="eastAsia"/>
-          <w:color w:val="FF0000"/>
-        </w:rPr>
-        <w:t>使用，</w:t>
-      </w:r>
-      <w:r>
-        <w:rPr>
-          <w:rFonts w:hint="eastAsia"/>
-          <w:color w:val="FF0000"/>
-        </w:rPr>
-        <w:t>提供在</w:t>
-      </w:r>
-      <w:r>
-        <w:rPr>
-          <w:rFonts w:hint="eastAsia"/>
-          <w:color w:val="FF0000"/>
-        </w:rPr>
-        <w:t xml:space="preserve"> sdb </w:t>
-      </w:r>
-      <w:r>
-        <w:rPr>
-          <w:rFonts w:hint="eastAsia"/>
-          <w:color w:val="FF0000"/>
-        </w:rPr>
-        <w:t>中操作直接返回错误信息或统计信息的能力，同时为了兼容，不改变默认行为，而通过一个接口来打开或关闭，且默认为关闭状态。</w:t>
+        <w:rPr>
+          <w:rFonts w:hint="eastAsia"/>
+        </w:rPr>
+        <w:t>如果在这些操作中有指定其它</w:t>
+      </w:r>
+      <w:r>
+        <w:rPr>
+          <w:rFonts w:hint="eastAsia"/>
+        </w:rPr>
+        <w:t xml:space="preserve"> flag </w:t>
+      </w:r>
+      <w:r>
+        <w:rPr>
+          <w:rFonts w:hint="eastAsia"/>
+        </w:rPr>
+        <w:t>来返回信息（如返回</w:t>
+      </w:r>
+      <w:r>
+        <w:rPr>
+          <w:rFonts w:hint="eastAsia"/>
+        </w:rPr>
+        <w:t xml:space="preserve"> OID</w:t>
+      </w:r>
+      <w:r>
+        <w:rPr>
+          <w:rFonts w:hint="eastAsia"/>
+        </w:rPr>
+        <w:t>），则将这些信息与统计信息整合到一直。</w:t>
       </w:r>
     </w:p>
     <w:p>
@@ -1974,7 +1820,6 @@
         <w:rPr>
           <w:rFonts w:hint="eastAsia"/>
         </w:rPr>
-        <w:lastRenderedPageBreak/>
         <w:t>只能获取当前会话中上一次写操作的统计信息，不能获取之前其它操作的统计信息</w:t>
       </w:r>
     </w:p>
@@ -2045,6 +1890,7 @@
         <w:rPr>
           <w:rFonts w:hint="eastAsia"/>
         </w:rPr>
+        <w:lastRenderedPageBreak/>
         <w:t>相关模块架构图</w:t>
       </w:r>
     </w:p>
@@ -2181,7 +2027,7 @@
                     <pic:cNvPicPr/>
                   </pic:nvPicPr>
                   <pic:blipFill>
-                    <a:blip r:embed="rId9">
+                    <a:blip r:embed="rId7">
                       <a:extLst>
                         <a:ext uri="{28A0092B-C50C-407E-A947-70E740481C1C}">
                           <a14:useLocalDpi xmlns:a14="http://schemas.microsoft.com/office/drawing/2010/main" val="0"/>
@@ -2245,7 +2091,7 @@
                     <pic:cNvPicPr/>
                   </pic:nvPicPr>
                   <pic:blipFill>
-                    <a:blip r:embed="rId10">
+                    <a:blip r:embed="rId8">
                       <a:extLst>
                         <a:ext uri="{28A0092B-C50C-407E-A947-70E740481C1C}">
                           <a14:useLocalDpi xmlns:a14="http://schemas.microsoft.com/office/drawing/2010/main" val="0"/>
@@ -2295,7 +2141,6 @@
         <w:rPr>
           <w:rFonts w:hint="eastAsia"/>
         </w:rPr>
-        <w:lastRenderedPageBreak/>
         <w:t>关键设计</w:t>
       </w:r>
     </w:p>
@@ -2409,6 +2254,7 @@
         <w:rPr>
           <w:rFonts w:hint="eastAsia"/>
         </w:rPr>
+        <w:lastRenderedPageBreak/>
         <w:t>因此，当前</w:t>
       </w:r>
       <w:r>
@@ -2519,7 +2365,7 @@
                     <pic:cNvPicPr/>
                   </pic:nvPicPr>
                   <pic:blipFill>
-                    <a:blip r:embed="rId11">
+                    <a:blip r:embed="rId9">
                       <a:extLst>
                         <a:ext uri="{28A0092B-C50C-407E-A947-70E740481C1C}">
                           <a14:useLocalDpi xmlns:a14="http://schemas.microsoft.com/office/drawing/2010/main" val="0"/>
@@ -2573,106 +2419,6 @@
       </w:r>
     </w:p>
     <w:p>
-      <w:r>
-        <w:rPr>
-          <w:rFonts w:hint="eastAsia"/>
-        </w:rPr>
-        <w:t>而在有错误信息的情况下，由于协调节点也要进行错误信息聚合，当前的框架是直接将应答消息头后的整个对象作为详细错误信息对象。因此为了尽量少影响当前框架，数据节点上将统计信息对象作为一个单独的对象追加到错误信息对象后面，而不是将它们整合成一个对象。</w:t>
-      </w:r>
-      <w:r>
-        <w:rPr>
-          <w:rFonts w:hint="eastAsia"/>
-        </w:rPr>
-        <w:t>这也是考虑到与老版本节点的兼容性。</w:t>
-      </w:r>
-    </w:p>
-    <w:p>
-      <w:pPr>
-        <w:jc w:val="center"/>
-      </w:pPr>
-      <w:commentRangeStart w:id="10"/>
-      <w:r>
-        <w:rPr>
-          <w:rFonts w:hint="eastAsia"/>
-          <w:noProof/>
-        </w:rPr>
-        <w:drawing>
-          <wp:inline distT="0" distB="0" distL="0" distR="0" wp14:anchorId="5DEF15E0" wp14:editId="382725EA">
-            <wp:extent cx="2608565" cy="903554"/>
-            <wp:effectExtent l="0" t="0" r="0" b="0"/>
-            <wp:docPr id="4" name="图片 4"/>
-            <wp:cNvGraphicFramePr>
-              <a:graphicFrameLocks xmlns:a="http://schemas.openxmlformats.org/drawingml/2006/main" noChangeAspect="1"/>
-            </wp:cNvGraphicFramePr>
-            <a:graphic xmlns:a="http://schemas.openxmlformats.org/drawingml/2006/main">
-              <a:graphicData uri="http://schemas.openxmlformats.org/drawingml/2006/picture">
-                <pic:pic xmlns:pic="http://schemas.openxmlformats.org/drawingml/2006/picture">
-                  <pic:nvPicPr>
-                    <pic:cNvPr id="4" name="statistic-reply-on-failure.png"/>
-                    <pic:cNvPicPr/>
-                  </pic:nvPicPr>
-                  <pic:blipFill>
-                    <a:blip r:embed="rId12">
-                      <a:extLst>
-                        <a:ext uri="{28A0092B-C50C-407E-A947-70E740481C1C}">
-                          <a14:useLocalDpi xmlns:a14="http://schemas.microsoft.com/office/drawing/2010/main" val="0"/>
-                        </a:ext>
-                      </a:extLst>
-                    </a:blip>
-                    <a:stretch>
-                      <a:fillRect/>
-                    </a:stretch>
-                  </pic:blipFill>
-                  <pic:spPr>
-                    <a:xfrm>
-                      <a:off x="0" y="0"/>
-                      <a:ext cx="2629729" cy="910885"/>
-                    </a:xfrm>
-                    <a:prstGeom prst="rect">
-                      <a:avLst/>
-                    </a:prstGeom>
-                  </pic:spPr>
-                </pic:pic>
-              </a:graphicData>
-            </a:graphic>
-          </wp:inline>
-        </w:drawing>
-      </w:r>
-      <w:commentRangeEnd w:id="10"/>
-      <w:r>
-        <w:rPr>
-          <w:rStyle w:val="ad"/>
-        </w:rPr>
-        <w:commentReference w:id="10"/>
-      </w:r>
-    </w:p>
-    <w:p>
-      <w:pPr>
-        <w:jc w:val="center"/>
-      </w:pPr>
-      <w:r>
-        <w:rPr>
-          <w:rFonts w:hint="eastAsia"/>
-        </w:rPr>
-        <w:t>图</w:t>
-      </w:r>
-      <w:r>
-        <w:rPr>
-          <w:rFonts w:hint="eastAsia"/>
-        </w:rPr>
-        <w:t>2</w:t>
-      </w:r>
-      <w:r>
-        <w:t xml:space="preserve"> </w:t>
-      </w:r>
-      <w:r>
-        <w:rPr>
-          <w:rFonts w:hint="eastAsia"/>
-        </w:rPr>
-        <w:t>操作失败应答消息变更</w:t>
-      </w:r>
-    </w:p>
-    <w:p>
       <w:pPr>
         <w:jc w:val="left"/>
       </w:pPr>
@@ -2680,7 +2426,13 @@
         <w:rPr>
           <w:rFonts w:hint="eastAsia"/>
         </w:rPr>
-        <w:t>但在协调节点上整合之后，则将聚合之后的统计信息对象</w:t>
+        <w:t>在操作出错的情况下，则将统计信息</w:t>
+      </w:r>
+      <w:r>
+        <w:rPr>
+          <w:rFonts w:hint="eastAsia"/>
+        </w:rPr>
+        <w:t>信息对象</w:t>
       </w:r>
       <w:r>
         <w:rPr>
@@ -2762,7 +2514,7 @@
                     <pic:cNvPicPr/>
                   </pic:nvPicPr>
                   <pic:blipFill>
-                    <a:blip r:embed="rId13">
+                    <a:blip r:embed="rId10">
                       <a:extLst>
                         <a:ext uri="{28A0092B-C50C-407E-A947-70E740481C1C}">
                           <a14:useLocalDpi xmlns:a14="http://schemas.microsoft.com/office/drawing/2010/main" val="0"/>
@@ -2797,7 +2549,6 @@
         <w:rPr>
           <w:rFonts w:hint="eastAsia"/>
         </w:rPr>
-        <w:lastRenderedPageBreak/>
         <w:t>数据节点上的统计信息生成及发送</w:t>
       </w:r>
     </w:p>
@@ -3017,11 +2768,11 @@
       <w:pPr>
         <w:pStyle w:val="5"/>
       </w:pPr>
-      <w:commentRangeStart w:id="11"/>
-      <w:r>
-        <w:rPr>
-          <w:rFonts w:hint="eastAsia"/>
-        </w:rPr>
+      <w:r>
+        <w:rPr>
+          <w:rFonts w:hint="eastAsia"/>
+        </w:rPr>
+        <w:lastRenderedPageBreak/>
         <w:t>信息</w:t>
       </w:r>
       <w:r>
@@ -3029,18 +2780,14 @@
           <w:rFonts w:hint="eastAsia"/>
         </w:rPr>
         <w:t>存储</w:t>
-      </w:r>
-      <w:commentRangeEnd w:id="11"/>
-      <w:r>
-        <w:rPr>
-          <w:rStyle w:val="ad"/>
-          <w:rFonts w:asciiTheme="minorHAnsi" w:eastAsiaTheme="minorEastAsia" w:hAnsiTheme="minorHAnsi" w:cstheme="minorBidi"/>
-          <w:color w:val="auto"/>
-        </w:rPr>
-        <w:commentReference w:id="11"/>
       </w:r>
     </w:p>
     <w:p>
+      <w:pPr>
+        <w:rPr>
+          <w:b/>
+        </w:rPr>
+      </w:pPr>
       <w:r>
         <w:rPr>
           <w:rFonts w:hint="eastAsia"/>
@@ -3051,227 +2798,49 @@
         <w:rPr>
           <w:rFonts w:hint="eastAsia"/>
         </w:rPr>
+        <w:t>操作状态监控类</w:t>
+      </w:r>
+      <w:r>
+        <w:t>monOperationCB</w:t>
+      </w:r>
+      <w:r>
+        <w:rPr>
+          <w:rFonts w:hint="eastAsia"/>
+        </w:rPr>
+        <w:t>，</w:t>
+      </w:r>
+      <w:r>
+        <w:rPr>
+          <w:rFonts w:hint="eastAsia"/>
+        </w:rPr>
+        <w:t>在</w:t>
+      </w:r>
+      <w:r>
+        <w:rPr>
+          <w:rFonts w:hint="eastAsia"/>
+        </w:rPr>
         <w:t xml:space="preserve"> rtn </w:t>
       </w:r>
       <w:r>
         <w:rPr>
           <w:rFonts w:hint="eastAsia"/>
         </w:rPr>
-        <w:t>层的操作状态类</w:t>
-      </w:r>
-      <w:r>
-        <w:rPr>
-          <w:rFonts w:hint="eastAsia"/>
-        </w:rPr>
-        <w:t xml:space="preserve"> rtnOpStat</w:t>
-      </w:r>
-      <w:r>
-        <w:rPr>
-          <w:rFonts w:hint="eastAsia"/>
-        </w:rPr>
-        <w:t>，它可用来同时收集统计信息及错误信息，并提供接口将这两种类型的信息转换成最终的</w:t>
-      </w:r>
-      <w:r>
-        <w:rPr>
-          <w:rFonts w:hint="eastAsia"/>
-        </w:rPr>
-        <w:t xml:space="preserve"> BSON </w:t>
-      </w:r>
-      <w:r>
-        <w:rPr>
-          <w:rFonts w:hint="eastAsia"/>
-        </w:rPr>
-        <w:t>对象。</w:t>
-      </w:r>
-    </w:p>
-    <w:p>
-      <w:r>
-        <w:rPr>
-          <w:rFonts w:hint="eastAsia"/>
-        </w:rPr>
-        <w:t>操作的统计信息只面向一次操作，其生命周期也只是单次操作。</w:t>
-      </w:r>
-      <w:r>
-        <w:rPr>
-          <w:rFonts w:hint="eastAsia"/>
-        </w:rPr>
-        <w:t>在操作应答消息发送完成后，统计信息即可销毁。在各个会话线程中，它们是独立的。</w:t>
-      </w:r>
-    </w:p>
-    <w:p>
-      <w:r>
-        <w:rPr>
-          <w:rFonts w:hint="eastAsia"/>
-        </w:rPr>
-        <w:t>对于直连（包括单机模式），由于不涉及在协调节点上的信息聚合，其返回结果只包含一个</w:t>
-      </w:r>
-      <w:r>
-        <w:rPr>
-          <w:rFonts w:hint="eastAsia"/>
-        </w:rPr>
-        <w:t xml:space="preserve"> BSON </w:t>
-      </w:r>
-      <w:r>
-        <w:rPr>
-          <w:rFonts w:hint="eastAsia"/>
-        </w:rPr>
-        <w:t>对象（可能包括错误信息）。在实际生成时，</w:t>
-      </w:r>
-      <w:r>
-        <w:rPr>
-          <w:rFonts w:hint="eastAsia"/>
-        </w:rPr>
-        <w:t>只使用临时的对象，供框架中的</w:t>
-      </w:r>
-      <w:r>
-        <w:rPr>
-          <w:rFonts w:hint="eastAsia"/>
-        </w:rPr>
-        <w:t xml:space="preserve"> rtnContextBuff </w:t>
-      </w:r>
-      <w:r>
-        <w:rPr>
-          <w:rFonts w:hint="eastAsia"/>
-        </w:rPr>
-        <w:t>引用即可。</w:t>
-      </w:r>
-      <w:r>
-        <w:rPr>
-          <w:rFonts w:hint="eastAsia"/>
-        </w:rPr>
-        <w:t>因此，对于协调节点和本地处理流程，只在各处理器中使用临时的状态对象即可。</w:t>
-      </w:r>
-    </w:p>
-    <w:p>
-      <w:r>
-        <w:rPr>
-          <w:rFonts w:hint="eastAsia"/>
-        </w:rPr>
-        <w:t>而对于分布式环境下的数据节点，如前面所述，返回给协调节点的错误信息和统计信息使用两个独立的</w:t>
-      </w:r>
-      <w:r>
-        <w:rPr>
-          <w:rFonts w:hint="eastAsia"/>
-        </w:rPr>
-        <w:t xml:space="preserve"> BSON </w:t>
-      </w:r>
-      <w:r>
-        <w:rPr>
-          <w:rFonts w:hint="eastAsia"/>
-        </w:rPr>
-        <w:t>对象。为了使用统一的框架来引用和发送多个对象，在</w:t>
-      </w:r>
-      <w:r>
-        <w:rPr>
-          <w:rFonts w:hint="eastAsia"/>
-        </w:rPr>
-        <w:t xml:space="preserve"> shardSession </w:t>
-      </w:r>
-      <w:r>
-        <w:rPr>
-          <w:rFonts w:hint="eastAsia"/>
-        </w:rPr>
-        <w:t>上提供一了</w:t>
-      </w:r>
-      <w:r>
-        <w:rPr>
-          <w:rFonts w:hint="eastAsia"/>
-        </w:rPr>
-        <w:t xml:space="preserve">_utilCommBuff </w:t>
-      </w:r>
-      <w:r>
-        <w:rPr>
-          <w:rFonts w:hint="eastAsia"/>
-        </w:rPr>
-        <w:t>的对象作为缓存，用来缓存这两个对象，其初始大小为</w:t>
-      </w:r>
-      <w:r>
-        <w:rPr>
-          <w:rFonts w:hint="eastAsia"/>
-        </w:rPr>
-        <w:t xml:space="preserve"> 256 </w:t>
-      </w:r>
-      <w:r>
-        <w:rPr>
-          <w:rFonts w:hint="eastAsia"/>
-        </w:rPr>
-        <w:t>字节，最大大小为</w:t>
-      </w:r>
-      <w:r>
-        <w:rPr>
-          <w:rFonts w:hint="eastAsia"/>
-        </w:rPr>
-        <w:t xml:space="preserve"> 2KB</w:t>
-      </w:r>
-      <w:r>
-        <w:rPr>
-          <w:rFonts w:hint="eastAsia"/>
-        </w:rPr>
-        <w:t>。</w:t>
-      </w:r>
-    </w:p>
-    <w:p>
-      <w:pPr>
-        <w:jc w:val="center"/>
-        <w:rPr>
-          <w:b/>
-        </w:rPr>
-      </w:pPr>
-      <w:r>
-        <w:rPr>
-          <w:rFonts w:hint="eastAsia"/>
-          <w:b/>
-          <w:noProof/>
-        </w:rPr>
-        <w:lastRenderedPageBreak/>
-        <w:drawing>
-          <wp:inline distT="0" distB="0" distL="0" distR="0" wp14:anchorId="21E40B30" wp14:editId="299BA1DC">
-            <wp:extent cx="5274310" cy="3110153"/>
-            <wp:effectExtent l="0" t="0" r="0" b="0"/>
-            <wp:docPr id="10" name="图片 10"/>
-            <wp:cNvGraphicFramePr>
-              <a:graphicFrameLocks xmlns:a="http://schemas.openxmlformats.org/drawingml/2006/main" noChangeAspect="1"/>
-            </wp:cNvGraphicFramePr>
-            <a:graphic xmlns:a="http://schemas.openxmlformats.org/drawingml/2006/main">
-              <a:graphicData uri="http://schemas.openxmlformats.org/drawingml/2006/picture">
-                <pic:pic xmlns:pic="http://schemas.openxmlformats.org/drawingml/2006/picture">
-                  <pic:nvPicPr>
-                    <pic:cNvPr id="0" name="Picture 3"/>
-                    <pic:cNvPicPr>
-                      <a:picLocks noChangeAspect="1" noChangeArrowheads="1"/>
-                    </pic:cNvPicPr>
-                  </pic:nvPicPr>
-                  <pic:blipFill>
-                    <a:blip r:embed="rId14">
-                      <a:extLst>
-                        <a:ext uri="{28A0092B-C50C-407E-A947-70E740481C1C}">
-                          <a14:useLocalDpi xmlns:a14="http://schemas.microsoft.com/office/drawing/2010/main" val="0"/>
-                        </a:ext>
-                      </a:extLst>
-                    </a:blip>
-                    <a:srcRect/>
-                    <a:stretch>
-                      <a:fillRect/>
-                    </a:stretch>
-                  </pic:blipFill>
-                  <pic:spPr bwMode="auto">
-                    <a:xfrm>
-                      <a:off x="0" y="0"/>
-                      <a:ext cx="5274310" cy="3110153"/>
-                    </a:xfrm>
-                    <a:prstGeom prst="rect">
-                      <a:avLst/>
-                    </a:prstGeom>
-                    <a:noFill/>
-                    <a:ln>
-                      <a:noFill/>
-                    </a:ln>
-                  </pic:spPr>
-                </pic:pic>
-              </a:graphicData>
-            </a:graphic>
-          </wp:inline>
-        </w:drawing>
+        <w:t>层封装相关宏，在</w:t>
+      </w:r>
+      <w:r>
+        <w:rPr>
+          <w:rFonts w:hint="eastAsia"/>
+        </w:rPr>
+        <w:t xml:space="preserve"> r</w:t>
+      </w:r>
+      <w:r>
+        <w:t xml:space="preserve">tn </w:t>
+      </w:r>
+      <w:r>
+        <w:rPr>
+          <w:rFonts w:hint="eastAsia"/>
+        </w:rPr>
+        <w:t>层的操作接口中，在获取到操作结果后，使用该宏来进行数据更新。</w:t>
       </w:r>
     </w:p>
     <w:p/>
@@ -3461,7 +3030,7 @@
                     <pic:cNvPicPr/>
                   </pic:nvPicPr>
                   <pic:blipFill>
-                    <a:blip r:embed="rId15">
+                    <a:blip r:embed="rId11">
                       <a:extLst>
                         <a:ext uri="{28A0092B-C50C-407E-A947-70E740481C1C}">
                           <a14:useLocalDpi xmlns:a14="http://schemas.microsoft.com/office/drawing/2010/main" val="0"/>
@@ -3519,7 +3088,6 @@
         <w:rPr>
           <w:rFonts w:hint="eastAsia"/>
         </w:rPr>
-        <w:lastRenderedPageBreak/>
         <w:t>驱动</w:t>
       </w:r>
       <w:r>
@@ -3762,7 +3330,14 @@
         <w:rPr>
           <w:rFonts w:hint="eastAsia"/>
         </w:rPr>
-        <w:t>定位到统计信息对象的位置。</w:t>
+        <w:t>定</w:t>
+      </w:r>
+      <w:r>
+        <w:rPr>
+          <w:rFonts w:hint="eastAsia"/>
+        </w:rPr>
+        <w:lastRenderedPageBreak/>
+        <w:t>位到统计信息对象的位置。</w:t>
       </w:r>
     </w:p>
     <w:p>
@@ -3795,7 +3370,22 @@
         <w:rPr>
           <w:rFonts w:hint="eastAsia"/>
         </w:rPr>
-        <w:t xml:space="preserve"> getLastStatistic() </w:t>
+        <w:t xml:space="preserve"> getLast</w:t>
+      </w:r>
+      <w:r>
+        <w:t>ResultObj</w:t>
+      </w:r>
+      <w:r>
+        <w:rPr>
+          <w:rFonts w:hint="eastAsia"/>
+        </w:rPr>
+        <w:t xml:space="preserve"> </w:t>
+      </w:r>
+      <w:r>
+        <w:rPr>
+          <w:rFonts w:hint="eastAsia"/>
+        </w:rPr>
+        <w:t xml:space="preserve">() </w:t>
       </w:r>
       <w:r>
         <w:rPr>
@@ -4473,7 +4063,6 @@
         <w:rPr>
           <w:rFonts w:hint="eastAsia"/>
         </w:rPr>
-        <w:lastRenderedPageBreak/>
         <w:t>验收</w:t>
       </w:r>
       <w:r>
@@ -4722,7 +4311,16 @@
               <w:rPr>
                 <w:rFonts w:hint="eastAsia"/>
               </w:rPr>
-              <w:t xml:space="preserve">getLastStatistic() </w:t>
+              <w:t>getLast</w:t>
+            </w:r>
+            <w:r>
+              <w:t>ResultObj</w:t>
+            </w:r>
+            <w:r>
+              <w:rPr>
+                <w:rFonts w:hint="eastAsia"/>
+              </w:rPr>
+              <w:t xml:space="preserve">() </w:t>
             </w:r>
             <w:r>
               <w:rPr>
@@ -4918,7 +4516,22 @@
               <w:rPr>
                 <w:rFonts w:hint="eastAsia"/>
               </w:rPr>
-              <w:t xml:space="preserve">getLastStatistic() </w:t>
+              <w:t>getLast</w:t>
+            </w:r>
+            <w:r>
+              <w:t>ResultObj</w:t>
+            </w:r>
+            <w:r>
+              <w:rPr>
+                <w:rFonts w:hint="eastAsia"/>
+              </w:rPr>
+              <w:t xml:space="preserve"> </w:t>
+            </w:r>
+            <w:r>
+              <w:rPr>
+                <w:rFonts w:hint="eastAsia"/>
+              </w:rPr>
+              <w:t xml:space="preserve">() </w:t>
             </w:r>
             <w:r>
               <w:rPr>
@@ -5062,6 +4675,7 @@
               <w:rPr>
                 <w:rFonts w:hint="eastAsia"/>
               </w:rPr>
+              <w:lastRenderedPageBreak/>
               <w:t>使用驱动</w:t>
             </w:r>
             <w:r>
@@ -5138,7 +4752,22 @@
               <w:rPr>
                 <w:rFonts w:hint="eastAsia"/>
               </w:rPr>
-              <w:t xml:space="preserve">getLastStatistic() </w:t>
+              <w:t>getLast</w:t>
+            </w:r>
+            <w:r>
+              <w:t>ResultObj</w:t>
+            </w:r>
+            <w:r>
+              <w:rPr>
+                <w:rFonts w:hint="eastAsia"/>
+              </w:rPr>
+              <w:t xml:space="preserve"> </w:t>
+            </w:r>
+            <w:r>
+              <w:rPr>
+                <w:rFonts w:hint="eastAsia"/>
+              </w:rPr>
+              <w:t xml:space="preserve">() </w:t>
             </w:r>
             <w:r>
               <w:rPr>
@@ -5160,7 +4789,15 @@
               <w:rPr>
                 <w:rFonts w:hint="eastAsia"/>
               </w:rPr>
-              <w:t>能正常查询到统计信息，查询结果中，</w:t>
+              <w:lastRenderedPageBreak/>
+              <w:t>能正常查询到统计信息，查询结</w:t>
+            </w:r>
+            <w:r>
+              <w:rPr>
+                <w:rFonts w:hint="eastAsia"/>
+              </w:rPr>
+              <w:lastRenderedPageBreak/>
+              <w:t>果中，</w:t>
             </w:r>
             <w:r>
               <w:rPr>
@@ -5214,6 +4851,7 @@
               <w:ind w:left="0"/>
             </w:pPr>
             <w:r>
+              <w:lastRenderedPageBreak/>
               <w:t>4</w:t>
             </w:r>
           </w:p>
@@ -5340,7 +4978,22 @@
               <w:rPr>
                 <w:rFonts w:hint="eastAsia"/>
               </w:rPr>
-              <w:t xml:space="preserve">getLastStatistic() </w:t>
+              <w:t>getLast</w:t>
+            </w:r>
+            <w:r>
+              <w:t>ResultObj</w:t>
+            </w:r>
+            <w:r>
+              <w:rPr>
+                <w:rFonts w:hint="eastAsia"/>
+              </w:rPr>
+              <w:t xml:space="preserve"> </w:t>
+            </w:r>
+            <w:r>
+              <w:rPr>
+                <w:rFonts w:hint="eastAsia"/>
+              </w:rPr>
+              <w:t xml:space="preserve">() </w:t>
             </w:r>
             <w:r>
               <w:rPr>
@@ -5575,7 +5228,24 @@
               <w:rPr>
                 <w:rFonts w:hint="eastAsia"/>
               </w:rPr>
-              <w:t xml:space="preserve">getLastStatistic() </w:t>
+              <w:t>getLast</w:t>
+            </w:r>
+            <w:r>
+              <w:t>ResultObj</w:t>
+            </w:r>
+            <w:r>
+              <w:rPr>
+                <w:rFonts w:hint="eastAsia"/>
+              </w:rPr>
+              <w:t xml:space="preserve"> </w:t>
+            </w:r>
+            <w:bookmarkStart w:id="2" w:name="_GoBack"/>
+            <w:bookmarkEnd w:id="2"/>
+            <w:r>
+              <w:rPr>
+                <w:rFonts w:hint="eastAsia"/>
+              </w:rPr>
+              <w:t xml:space="preserve">() </w:t>
             </w:r>
             <w:r>
               <w:rPr>
@@ -5711,7 +5381,6 @@
               <w:rPr>
                 <w:rFonts w:hint="eastAsia"/>
               </w:rPr>
-              <w:lastRenderedPageBreak/>
               <w:t>在出错的情况下，则出错操作的统计信息中，要将本事务中之前操作的回滚动作的数据变更计算在内</w:t>
             </w:r>
           </w:p>
@@ -5726,7 +5395,6 @@
         <w:rPr>
           <w:rFonts w:hint="eastAsia"/>
         </w:rPr>
-        <w:lastRenderedPageBreak/>
         <w:t>Checklist</w:t>
       </w:r>
     </w:p>
@@ -5964,6 +5632,7 @@
               <w:rPr>
                 <w:rFonts w:hint="eastAsia"/>
               </w:rPr>
+              <w:lastRenderedPageBreak/>
               <w:t>验收用例是否全部通过</w:t>
             </w:r>
           </w:p>
@@ -6204,414 +5873,6 @@
     </w:sectPr>
   </w:body>
 </w:document>
-</file>
-
-<file path=word/comments.xml><?xml version="1.0" encoding="utf-8"?>
-<w:comments xmlns:wpc="http://schemas.microsoft.com/office/word/2010/wordprocessingCanvas" xmlns:cx="http://schemas.microsoft.com/office/drawing/2014/chartex" xmlns:mc="http://schemas.openxmlformats.org/markup-compatibility/2006" xmlns:o="urn:schemas-microsoft-com:office:office" xmlns:r="http://schemas.openxmlformats.org/officeDocument/2006/relationships" xmlns:m="http://schemas.openxmlformats.org/officeDocument/2006/math" xmlns:v="urn:schemas-microsoft-com:vml" xmlns:wp14="http://schemas.microsoft.com/office/word/2010/wordprocessingDrawing" xmlns:wp="http://schemas.openxmlformats.org/drawingml/2006/wordprocessingDrawing" xmlns:w10="urn:schemas-microsoft-com:office:word" xmlns:w="http://schemas.openxmlformats.org/wordprocessingml/2006/main" xmlns:w14="http://schemas.microsoft.com/office/word/2010/wordml" xmlns:w15="http://schemas.microsoft.com/office/word/2012/wordml" xmlns:w16se="http://schemas.microsoft.com/office/word/2015/wordml/symex" xmlns:wpg="http://schemas.microsoft.com/office/word/2010/wordprocessingGroup" xmlns:wpi="http://schemas.microsoft.com/office/word/2010/wordprocessingInk" xmlns:wne="http://schemas.microsoft.com/office/word/2006/wordml" xmlns:wps="http://schemas.microsoft.com/office/word/2010/wordprocessingShape" mc:Ignorable="w14 w15 w16se wp14">
-  <w:comment w:id="2" w:author="yangshangde" w:date="2018-12-22T13:49:00Z" w:initials="y">
-    <w:p>
-      <w:pPr>
-        <w:pStyle w:val="ae"/>
-      </w:pPr>
-      <w:r>
-        <w:rPr>
-          <w:rStyle w:val="ad"/>
-        </w:rPr>
-        <w:annotationRef/>
-      </w:r>
-      <w:r>
-        <w:rPr>
-          <w:rFonts w:hint="eastAsia"/>
-        </w:rPr>
-        <w:t>保留一层即可，去掉</w:t>
-      </w:r>
-      <w:r>
-        <w:rPr>
-          <w:rFonts w:hint="eastAsia"/>
-        </w:rPr>
-        <w:t xml:space="preserve">statistic </w:t>
-      </w:r>
-      <w:r>
-        <w:rPr>
-          <w:rFonts w:hint="eastAsia"/>
-        </w:rPr>
-        <w:t>层</w:t>
-      </w:r>
-    </w:p>
-  </w:comment>
-  <w:comment w:id="3" w:author="yangshangde" w:date="2018-12-22T13:47:00Z" w:initials="y">
-    <w:p>
-      <w:pPr>
-        <w:pStyle w:val="ae"/>
-      </w:pPr>
-      <w:r>
-        <w:rPr>
-          <w:rStyle w:val="ad"/>
-        </w:rPr>
-        <w:annotationRef/>
-      </w:r>
-      <w:r>
-        <w:rPr>
-          <w:rFonts w:hint="eastAsia"/>
-        </w:rPr>
-        <w:t>名称调整：</w:t>
-      </w:r>
-      <w:r>
-        <w:t>InsertCount</w:t>
-      </w:r>
-    </w:p>
-    <w:p>
-      <w:pPr>
-        <w:pStyle w:val="ae"/>
-        <w:rPr>
-          <w:rFonts w:hint="eastAsia"/>
-        </w:rPr>
-      </w:pPr>
-      <w:r>
-        <w:rPr>
-          <w:rFonts w:hint="eastAsia"/>
-        </w:rPr>
-        <w:t>添加</w:t>
-      </w:r>
-      <w:r>
-        <w:rPr>
-          <w:rFonts w:hint="eastAsia"/>
-        </w:rPr>
-        <w:t xml:space="preserve"> IgnoreCount</w:t>
-      </w:r>
-    </w:p>
-  </w:comment>
-  <w:comment w:id="4" w:author="yangshangde" w:date="2018-12-22T13:52:00Z" w:initials="y">
-    <w:p>
-      <w:pPr>
-        <w:pStyle w:val="ae"/>
-      </w:pPr>
-      <w:r>
-        <w:rPr>
-          <w:rStyle w:val="ad"/>
-        </w:rPr>
-        <w:annotationRef/>
-      </w:r>
-      <w:r>
-        <w:rPr>
-          <w:rFonts w:hint="eastAsia"/>
-        </w:rPr>
-        <w:t>类型统一为</w:t>
-      </w:r>
-      <w:r>
-        <w:rPr>
-          <w:rFonts w:hint="eastAsia"/>
-        </w:rPr>
-        <w:t xml:space="preserve"> INT64</w:t>
-      </w:r>
-    </w:p>
-  </w:comment>
-  <w:comment w:id="5" w:author="yangshangde" w:date="2018-12-22T13:53:00Z" w:initials="y">
-    <w:p>
-      <w:pPr>
-        <w:pStyle w:val="ae"/>
-      </w:pPr>
-      <w:r>
-        <w:rPr>
-          <w:rStyle w:val="ad"/>
-        </w:rPr>
-        <w:annotationRef/>
-      </w:r>
-      <w:r>
-        <w:rPr>
-          <w:rFonts w:hint="eastAsia"/>
-        </w:rPr>
-        <w:t>加上</w:t>
-      </w:r>
-      <w:r>
-        <w:rPr>
-          <w:rFonts w:hint="eastAsia"/>
-        </w:rPr>
-        <w:t xml:space="preserve"> IgnoreCount</w:t>
-      </w:r>
-    </w:p>
-  </w:comment>
-  <w:comment w:id="6" w:author="yangshangde" w:date="2018-12-22T14:25:00Z" w:initials="y">
-    <w:p>
-      <w:pPr>
-        <w:pStyle w:val="ae"/>
-      </w:pPr>
-      <w:r>
-        <w:rPr>
-          <w:rStyle w:val="ad"/>
-        </w:rPr>
-        <w:annotationRef/>
-      </w:r>
-      <w:r>
-        <w:rPr>
-          <w:rFonts w:hint="eastAsia"/>
-        </w:rPr>
-        <w:t>驱动对统计信息的解析，不要通过</w:t>
-      </w:r>
-      <w:r>
-        <w:rPr>
-          <w:rFonts w:hint="eastAsia"/>
-        </w:rPr>
-        <w:t xml:space="preserve"> </w:t>
-      </w:r>
-      <w:r>
-        <w:rPr>
-          <w:rFonts w:hint="eastAsia"/>
-        </w:rPr>
-        <w:t>在公共接口中拉回</w:t>
-      </w:r>
-      <w:r>
-        <w:rPr>
-          <w:rFonts w:hint="eastAsia"/>
-        </w:rPr>
-        <w:t xml:space="preserve"> withStat </w:t>
-      </w:r>
-      <w:r>
-        <w:rPr>
-          <w:rFonts w:hint="eastAsia"/>
-        </w:rPr>
-        <w:t>的方式，可由</w:t>
-      </w:r>
-    </w:p>
-  </w:comment>
-  <w:comment w:id="7" w:author="yangshangde" w:date="2018-12-22T13:53:00Z" w:initials="y">
-    <w:p>
-      <w:pPr>
-        <w:pStyle w:val="ae"/>
-      </w:pPr>
-      <w:r>
-        <w:rPr>
-          <w:rStyle w:val="ad"/>
-        </w:rPr>
-        <w:annotationRef/>
-      </w:r>
-      <w:r>
-        <w:t>getLast</w:t>
-      </w:r>
-      <w:r>
-        <w:t>Result</w:t>
-      </w:r>
-      <w:r>
-        <w:t>Obj</w:t>
-      </w:r>
-    </w:p>
-  </w:comment>
-  <w:comment w:id="8" w:author="yangshangde" w:date="2018-12-22T13:57:00Z" w:initials="y">
-    <w:p>
-      <w:pPr>
-        <w:pStyle w:val="ae"/>
-        <w:ind w:left="0"/>
-      </w:pPr>
-      <w:r>
-        <w:rPr>
-          <w:rStyle w:val="ad"/>
-        </w:rPr>
-        <w:annotationRef/>
-      </w:r>
-      <w:r>
-        <w:t xml:space="preserve">shell </w:t>
-      </w:r>
-      <w:r>
-        <w:rPr>
-          <w:rFonts w:hint="eastAsia"/>
-        </w:rPr>
-        <w:t>中给</w:t>
-      </w:r>
-      <w:r>
-        <w:rPr>
-          <w:rFonts w:hint="eastAsia"/>
-        </w:rPr>
-        <w:t xml:space="preserve"> insert/update/delete </w:t>
-      </w:r>
-      <w:r>
-        <w:rPr>
-          <w:rFonts w:hint="eastAsia"/>
-        </w:rPr>
-        <w:t>返回一个</w:t>
-      </w:r>
-      <w:r>
-        <w:rPr>
-          <w:rFonts w:hint="eastAsia"/>
-        </w:rPr>
-        <w:t xml:space="preserve"> BSON</w:t>
-      </w:r>
-      <w:r>
-        <w:rPr>
-          <w:rFonts w:hint="eastAsia"/>
-        </w:rPr>
-        <w:t>对象，不用额外调用接口，在</w:t>
-      </w:r>
-      <w:r>
-        <w:rPr>
-          <w:rFonts w:hint="eastAsia"/>
-        </w:rPr>
-        <w:t xml:space="preserve"> shell </w:t>
-      </w:r>
-      <w:r>
-        <w:rPr>
-          <w:rFonts w:hint="eastAsia"/>
-        </w:rPr>
-        <w:t>中直接显示</w:t>
-      </w:r>
-    </w:p>
-  </w:comment>
-  <w:comment w:id="9" w:author="yangshangde" w:date="2018-12-22T14:47:00Z" w:initials="y">
-    <w:p>
-      <w:pPr>
-        <w:pStyle w:val="ae"/>
-        <w:ind w:left="0"/>
-        <w:rPr>
-          <w:rFonts w:hint="eastAsia"/>
-        </w:rPr>
-      </w:pPr>
-      <w:r>
-        <w:rPr>
-          <w:rStyle w:val="ad"/>
-        </w:rPr>
-        <w:annotationRef/>
-      </w:r>
-      <w:r>
-        <w:rPr>
-          <w:rFonts w:hint="eastAsia"/>
-        </w:rPr>
-        <w:t>插入现有</w:t>
-      </w:r>
-      <w:r>
-        <w:rPr>
-          <w:rFonts w:hint="eastAsia"/>
-        </w:rPr>
-        <w:t xml:space="preserve">flag </w:t>
-      </w:r>
-      <w:r>
-        <w:rPr>
-          <w:rFonts w:hint="eastAsia"/>
-        </w:rPr>
-        <w:t>的结果需要与</w:t>
-      </w:r>
-      <w:r>
-        <w:rPr>
-          <w:rFonts w:hint="eastAsia"/>
-        </w:rPr>
-        <w:t xml:space="preserve"> write </w:t>
-      </w:r>
-      <w:r>
-        <w:rPr>
-          <w:rFonts w:hint="eastAsia"/>
-        </w:rPr>
-        <w:t>合并，在</w:t>
-      </w:r>
-      <w:r>
-        <w:rPr>
-          <w:rFonts w:hint="eastAsia"/>
-        </w:rPr>
-        <w:t xml:space="preserve"> js </w:t>
-      </w:r>
-      <w:r>
-        <w:rPr>
-          <w:rFonts w:hint="eastAsia"/>
-        </w:rPr>
-        <w:t>中处理。</w:t>
-      </w:r>
-    </w:p>
-  </w:comment>
-  <w:comment w:id="10" w:author="yangshangde" w:date="2018-12-22T14:55:00Z" w:initials="y">
-    <w:p>
-      <w:pPr>
-        <w:pStyle w:val="ae"/>
-      </w:pPr>
-      <w:r>
-        <w:rPr>
-          <w:rStyle w:val="ad"/>
-        </w:rPr>
-        <w:annotationRef/>
-      </w:r>
-      <w:r>
-        <w:rPr>
-          <w:rFonts w:hint="eastAsia"/>
-        </w:rPr>
-        <w:t>协调节点上</w:t>
-      </w:r>
-      <w:r>
-        <w:rPr>
-          <w:rFonts w:hint="eastAsia"/>
-        </w:rPr>
-        <w:t xml:space="preserve"> errNodes </w:t>
-      </w:r>
-      <w:r>
-        <w:rPr>
-          <w:rFonts w:hint="eastAsia"/>
-        </w:rPr>
-        <w:t>中可以保留原始的统计信息，保证消息结构上的一致</w:t>
-      </w:r>
-    </w:p>
-  </w:comment>
-  <w:comment w:id="11" w:author="yangshangde" w:date="2018-12-22T15:00:00Z" w:initials="y">
-    <w:p>
-      <w:pPr>
-        <w:pStyle w:val="ae"/>
-        <w:rPr>
-          <w:rFonts w:hint="eastAsia"/>
-        </w:rPr>
-      </w:pPr>
-      <w:r>
-        <w:rPr>
-          <w:rStyle w:val="ad"/>
-        </w:rPr>
-        <w:annotationRef/>
-      </w:r>
-      <w:r>
-        <w:rPr>
-          <w:rFonts w:hint="eastAsia"/>
-        </w:rPr>
-        <w:t>的</w:t>
-      </w:r>
-      <w:r>
-        <w:rPr>
-          <w:rFonts w:hint="eastAsia"/>
-        </w:rPr>
-        <w:t xml:space="preserve"> monApp</w:t>
-      </w:r>
-      <w:r>
-        <w:t xml:space="preserve">CB </w:t>
-      </w:r>
-      <w:r>
-        <w:rPr>
-          <w:rFonts w:hint="eastAsia"/>
-        </w:rPr>
-        <w:t>中增加新的成员，用现有的接口来进行统计，</w:t>
-      </w:r>
-      <w:r>
-        <w:rPr>
-          <w:rFonts w:hint="eastAsia"/>
-        </w:rPr>
-        <w:t xml:space="preserve">rtn </w:t>
-      </w:r>
-      <w:r>
-        <w:rPr>
-          <w:rFonts w:hint="eastAsia"/>
-        </w:rPr>
-        <w:t>层通过接口来获取统计值</w:t>
-      </w:r>
-      <w:bookmarkStart w:id="12" w:name="_GoBack"/>
-      <w:bookmarkEnd w:id="12"/>
-    </w:p>
-  </w:comment>
-</w:comments>
-</file>
-
-<file path=word/commentsExtended.xml><?xml version="1.0" encoding="utf-8"?>
-<w15:commentsEx xmlns:wpc="http://schemas.microsoft.com/office/word/2010/wordprocessingCanvas" xmlns:cx="http://schemas.microsoft.com/office/drawing/2014/chartex" xmlns:mc="http://schemas.openxmlformats.org/markup-compatibility/2006" xmlns:o="urn:schemas-microsoft-com:office:office" xmlns:r="http://schemas.openxmlformats.org/officeDocument/2006/relationships" xmlns:m="http://schemas.openxmlformats.org/officeDocument/2006/math" xmlns:v="urn:schemas-microsoft-com:vml" xmlns:wp14="http://schemas.microsoft.com/office/word/2010/wordprocessingDrawing" xmlns:wp="http://schemas.openxmlformats.org/drawingml/2006/wordprocessingDrawing" xmlns:w10="urn:schemas-microsoft-com:office:word" xmlns:w="http://schemas.openxmlformats.org/wordprocessingml/2006/main" xmlns:w14="http://schemas.microsoft.com/office/word/2010/wordml" xmlns:w15="http://schemas.microsoft.com/office/word/2012/wordml" xmlns:w16se="http://schemas.microsoft.com/office/word/2015/wordml/symex" xmlns:wpg="http://schemas.microsoft.com/office/word/2010/wordprocessingGroup" xmlns:wpi="http://schemas.microsoft.com/office/word/2010/wordprocessingInk" xmlns:wne="http://schemas.microsoft.com/office/word/2006/wordml" xmlns:wps="http://schemas.microsoft.com/office/word/2010/wordprocessingShape" mc:Ignorable="w14 w15 w16se wp14">
-  <w15:commentEx w15:paraId="53AB2ABA" w15:done="0"/>
-  <w15:commentEx w15:paraId="1541A554" w15:done="0"/>
-  <w15:commentEx w15:paraId="3F2D9F4A" w15:done="0"/>
-  <w15:commentEx w15:paraId="3169FEBC" w15:done="0"/>
-  <w15:commentEx w15:paraId="45B625E7" w15:done="0"/>
-  <w15:commentEx w15:paraId="4AAE5080" w15:done="0"/>
-  <w15:commentEx w15:paraId="37838E2D" w15:done="0"/>
-  <w15:commentEx w15:paraId="4B37AFB5" w15:done="0"/>
-  <w15:commentEx w15:paraId="6325E812" w15:done="0"/>
-  <w15:commentEx w15:paraId="27EB0139" w15:done="0"/>
-</w15:commentsEx>
 </file>
 
 <file path=word/endnotes.xml><?xml version="1.0" encoding="utf-8"?>
@@ -10105,14 +9366,6 @@
     <w:abstractNumId w:val="27"/>
   </w:num>
 </w:numbering>
-</file>
-
-<file path=word/people.xml><?xml version="1.0" encoding="utf-8"?>
-<w15:people xmlns:wpc="http://schemas.microsoft.com/office/word/2010/wordprocessingCanvas" xmlns:cx="http://schemas.microsoft.com/office/drawing/2014/chartex" xmlns:mc="http://schemas.openxmlformats.org/markup-compatibility/2006" xmlns:o="urn:schemas-microsoft-com:office:office" xmlns:r="http://schemas.openxmlformats.org/officeDocument/2006/relationships" xmlns:m="http://schemas.openxmlformats.org/officeDocument/2006/math" xmlns:v="urn:schemas-microsoft-com:vml" xmlns:wp14="http://schemas.microsoft.com/office/word/2010/wordprocessingDrawing" xmlns:wp="http://schemas.openxmlformats.org/drawingml/2006/wordprocessingDrawing" xmlns:w10="urn:schemas-microsoft-com:office:word" xmlns:w="http://schemas.openxmlformats.org/wordprocessingml/2006/main" xmlns:w14="http://schemas.microsoft.com/office/word/2010/wordml" xmlns:w15="http://schemas.microsoft.com/office/word/2012/wordml" xmlns:w16se="http://schemas.microsoft.com/office/word/2015/wordml/symex" xmlns:wpg="http://schemas.microsoft.com/office/word/2010/wordprocessingGroup" xmlns:wpi="http://schemas.microsoft.com/office/word/2010/wordprocessingInk" xmlns:wne="http://schemas.microsoft.com/office/word/2006/wordml" xmlns:wps="http://schemas.microsoft.com/office/word/2010/wordprocessingShape" mc:Ignorable="w14 w15 w16se wp14">
-  <w15:person w15:author="yangshangde">
-    <w15:presenceInfo w15:providerId="None" w15:userId="yangshangde"/>
-  </w15:person>
-</w15:people>
 </file>
 
 <file path=word/styles.xml><?xml version="1.0" encoding="utf-8"?>
